--- a/Grupo 3/Fase 1/Evidencias Grupales/Presentación Inicial_proyecto.docx
+++ b/Grupo 3/Fase 1/Evidencias Grupales/Presentación Inicial_proyecto.docx
@@ -138,9 +138,9 @@
       <w:pPr>
         <w:numPr>
           <w:ilvl w:val="0"/>
-          <w:numId w:val="3"/>
+          <w:numId w:val="7"/>
         </w:numPr>
-        <w:spacing w:after="0" w:afterAutospacing="0" w:line="276" w:lineRule="auto"/>
+        <w:spacing w:after="0" w:line="276" w:lineRule="auto"/>
         <w:ind w:left="720" w:hanging="360"/>
         <w:rPr>
           <w:color w:val="00000a"/>
@@ -217,6 +217,2005 @@
           <w:rtl w:val="0"/>
         </w:rPr>
         <w:t xml:space="preserve">.</w:t>
+      </w:r>
+      <w:r>
+        <w:rPr>
+          <w:rtl w:val="0"/>
+        </w:rPr>
+      </w:r>
+    </w:p>
+    <w:p>
+      <w:pPr>
+        <w:numPr>
+          <w:ilvl w:val="0"/>
+          <w:numId w:val="7"/>
+        </w:numPr>
+        <w:spacing w:after="0" w:line="276" w:lineRule="auto"/>
+        <w:ind w:left="720" w:hanging="360"/>
+        <w:rPr>
+          <w:color w:val="00000a"/>
+        </w:rPr>
+      </w:pPr>
+      <w:r>
+        <w:rPr>
+          <w:rFonts w:ascii="Arial" w:cs="Arial" w:eastAsia="Arial" w:hAnsi="Arial"/>
+          <w:b w:val="1"/>
+          <w:bCs w:val="1"/>
+          <w:color w:val="00000a"/>
+          <w:rtl w:val="0"/>
+        </w:rPr>
+        <w:t xml:space="preserve">Capa de Lógica de Negocio y Servicios API:</w:t>
+      </w:r>
+      <w:r>
+        <w:rPr>
+          <w:rFonts w:ascii="Arial" w:cs="Arial" w:eastAsia="Arial" w:hAnsi="Arial"/>
+          <w:color w:val="00000a"/>
+          <w:rtl w:val="0"/>
+        </w:rPr>
+        <w:t xml:space="preserve"> Servicio web en </w:t>
+      </w:r>
+      <w:r>
+        <w:rPr>
+          <w:rFonts w:ascii="Arial" w:cs="Arial" w:eastAsia="Arial" w:hAnsi="Arial"/>
+          <w:b w:val="1"/>
+          <w:bCs w:val="1"/>
+          <w:color w:val="00000a"/>
+          <w:rtl w:val="0"/>
+        </w:rPr>
+        <w:t xml:space="preserve">Node.js v20.x / Express v4.18</w:t>
+      </w:r>
+      <w:r>
+        <w:rPr>
+          <w:rFonts w:ascii="Arial" w:cs="Arial" w:eastAsia="Arial" w:hAnsi="Arial"/>
+          <w:color w:val="00000a"/>
+          <w:rtl w:val="0"/>
+        </w:rPr>
+        <w:t xml:space="preserve"> estructurado con POO (clases controladoras, modelos de dominio, servicios de validación y middlewares de seguridad). Se integra de forma transparente con un microservicio secundario en </w:t>
+      </w:r>
+      <w:r>
+        <w:rPr>
+          <w:rFonts w:ascii="Arial" w:cs="Arial" w:eastAsia="Arial" w:hAnsi="Arial"/>
+          <w:b w:val="1"/>
+          <w:bCs w:val="1"/>
+          <w:color w:val="00000a"/>
+          <w:rtl w:val="0"/>
+        </w:rPr>
+        <w:t xml:space="preserve">Python v3.11</w:t>
+      </w:r>
+      <w:r>
+        <w:rPr>
+          <w:rFonts w:ascii="Arial" w:cs="Arial" w:eastAsia="Arial" w:hAnsi="Arial"/>
+          <w:color w:val="00000a"/>
+          <w:rtl w:val="0"/>
+        </w:rPr>
+        <w:t xml:space="preserve"> (Scikit-Learn / Pandas) para el cálculo predictivo de rotación.</w:t>
+      </w:r>
+      <w:r>
+        <w:rPr>
+          <w:rtl w:val="0"/>
+        </w:rPr>
+      </w:r>
+    </w:p>
+    <w:p>
+      <w:pPr>
+        <w:numPr>
+          <w:ilvl w:val="0"/>
+          <w:numId w:val="7"/>
+        </w:numPr>
+        <w:spacing w:after="240" w:line="276" w:lineRule="auto"/>
+        <w:ind w:left="720" w:hanging="360"/>
+        <w:rPr>
+          <w:color w:val="00000a"/>
+        </w:rPr>
+      </w:pPr>
+      <w:r>
+        <w:rPr>
+          <w:rFonts w:ascii="Arial" w:cs="Arial" w:eastAsia="Arial" w:hAnsi="Arial"/>
+          <w:b w:val="1"/>
+          <w:bCs w:val="1"/>
+          <w:color w:val="00000a"/>
+          <w:rtl w:val="0"/>
+        </w:rPr>
+        <w:t xml:space="preserve">Capa de Acceso a Datos y Persistencia:</w:t>
+      </w:r>
+      <w:r>
+        <w:rPr>
+          <w:rFonts w:ascii="Arial" w:cs="Arial" w:eastAsia="Arial" w:hAnsi="Arial"/>
+          <w:color w:val="00000a"/>
+          <w:rtl w:val="0"/>
+        </w:rPr>
+        <w:t xml:space="preserve"> Base de datos relacional </w:t>
+      </w:r>
+      <w:r>
+        <w:rPr>
+          <w:rFonts w:ascii="Arial" w:cs="Arial" w:eastAsia="Arial" w:hAnsi="Arial"/>
+          <w:b w:val="1"/>
+          <w:bCs w:val="1"/>
+          <w:color w:val="00000a"/>
+          <w:rtl w:val="0"/>
+        </w:rPr>
+        <w:t xml:space="preserve">PostgreSQL v15</w:t>
+      </w:r>
+      <w:r>
+        <w:rPr>
+          <w:rFonts w:ascii="Arial" w:cs="Arial" w:eastAsia="Arial" w:hAnsi="Arial"/>
+          <w:color w:val="00000a"/>
+          <w:rtl w:val="0"/>
+        </w:rPr>
+        <w:t xml:space="preserve"> alojada en la plataforma cloud </w:t>
+      </w:r>
+      <w:r>
+        <w:rPr>
+          <w:rFonts w:ascii="Arial" w:cs="Arial" w:eastAsia="Arial" w:hAnsi="Arial"/>
+          <w:b w:val="1"/>
+          <w:bCs w:val="1"/>
+          <w:color w:val="00000a"/>
+          <w:rtl w:val="0"/>
+        </w:rPr>
+        <w:t xml:space="preserve">Supabase</w:t>
+      </w:r>
+      <w:r>
+        <w:rPr>
+          <w:rFonts w:ascii="Arial" w:cs="Arial" w:eastAsia="Arial" w:hAnsi="Arial"/>
+          <w:color w:val="00000a"/>
+          <w:rtl w:val="0"/>
+        </w:rPr>
+        <w:t xml:space="preserve">, utilizando procedimientos almacenados, transacciones atómicas y </w:t>
+      </w:r>
+      <w:r>
+        <w:rPr>
+          <w:rFonts w:ascii="Arial" w:cs="Arial" w:eastAsia="Arial" w:hAnsi="Arial"/>
+          <w:i w:val="1"/>
+          <w:iCs w:val="1"/>
+          <w:color w:val="00000a"/>
+          <w:rtl w:val="0"/>
+        </w:rPr>
+        <w:t xml:space="preserve">triggers</w:t>
+      </w:r>
+      <w:r>
+        <w:rPr>
+          <w:rFonts w:ascii="Arial" w:cs="Arial" w:eastAsia="Arial" w:hAnsi="Arial"/>
+          <w:color w:val="00000a"/>
+          <w:rtl w:val="0"/>
+        </w:rPr>
+        <w:t xml:space="preserve"> para la integridad del inventario.</w:t>
+      </w:r>
+      <w:r>
+        <w:rPr>
+          <w:rtl w:val="0"/>
+        </w:rPr>
+      </w:r>
+    </w:p>
+    <w:p>
+      <w:pPr>
+        <w:spacing w:after="240" w:line="276" w:lineRule="auto"/>
+        <w:jc w:val="both"/>
+        <w:rPr>
+          <w:rFonts w:ascii="Arial" w:cs="Arial" w:eastAsia="Arial" w:hAnsi="Arial"/>
+          <w:color w:val="00000a"/>
+        </w:rPr>
+      </w:pPr>
+      <w:r>
+        <w:rPr>
+          <w:rFonts w:ascii="Arial" w:cs="Arial" w:eastAsia="Arial" w:hAnsi="Arial"/>
+          <w:color w:val="00000a"/>
+          <w:rtl w:val="0"/>
+        </w:rPr>
+        <w:t xml:space="preserve">El sistema se compone de </w:t>
+      </w:r>
+      <w:r>
+        <w:rPr>
+          <w:rFonts w:ascii="Arial" w:cs="Arial" w:eastAsia="Arial" w:hAnsi="Arial"/>
+          <w:b w:val="1"/>
+          <w:bCs w:val="1"/>
+          <w:color w:val="00000a"/>
+          <w:rtl w:val="0"/>
+        </w:rPr>
+        <w:t xml:space="preserve">dos aplicaciones integradas</w:t>
+      </w:r>
+      <w:r>
+        <w:rPr>
+          <w:rFonts w:ascii="Arial" w:cs="Arial" w:eastAsia="Arial" w:hAnsi="Arial"/>
+          <w:color w:val="00000a"/>
+          <w:rtl w:val="0"/>
+        </w:rPr>
+        <w:t xml:space="preserve">:</w:t>
+      </w:r>
+    </w:p>
+    <w:p>
+      <w:pPr>
+        <w:numPr>
+          <w:ilvl w:val="0"/>
+          <w:numId w:val="13"/>
+        </w:numPr>
+        <w:spacing w:after="0" w:line="276" w:lineRule="auto"/>
+        <w:ind w:left="720" w:hanging="360"/>
+        <w:rPr>
+          <w:color w:val="00000a"/>
+        </w:rPr>
+      </w:pPr>
+      <w:r>
+        <w:rPr>
+          <w:rFonts w:ascii="Arial" w:cs="Arial" w:eastAsia="Arial" w:hAnsi="Arial"/>
+          <w:b w:val="1"/>
+          <w:bCs w:val="1"/>
+          <w:color w:val="00000a"/>
+          <w:rtl w:val="0"/>
+        </w:rPr>
+        <w:t xml:space="preserve">Aplicación Principal (Portal E-Commerce Web):</w:t>
+      </w:r>
+      <w:r>
+        <w:rPr>
+          <w:rFonts w:ascii="Arial" w:cs="Arial" w:eastAsia="Arial" w:hAnsi="Arial"/>
+          <w:color w:val="00000a"/>
+          <w:rtl w:val="0"/>
+        </w:rPr>
+        <w:t xml:space="preserve"> Orientada a los clientes finales para la visualización de productos, carrito de compras, ejecución de transacciones y notificaciones automáticas por correo electrónico.</w:t>
+      </w:r>
+      <w:r>
+        <w:rPr>
+          <w:rtl w:val="0"/>
+        </w:rPr>
+      </w:r>
+    </w:p>
+    <w:p>
+      <w:pPr>
+        <w:numPr>
+          <w:ilvl w:val="0"/>
+          <w:numId w:val="13"/>
+        </w:numPr>
+        <w:spacing w:after="240" w:line="276" w:lineRule="auto"/>
+        <w:ind w:left="720" w:hanging="360"/>
+        <w:rPr>
+          <w:color w:val="00000a"/>
+        </w:rPr>
+      </w:pPr>
+      <w:r>
+        <w:rPr>
+          <w:rFonts w:ascii="Arial" w:cs="Arial" w:eastAsia="Arial" w:hAnsi="Arial"/>
+          <w:b w:val="1"/>
+          <w:bCs w:val="1"/>
+          <w:color w:val="00000a"/>
+          <w:rtl w:val="0"/>
+        </w:rPr>
+        <w:t xml:space="preserve">Aplicación Secundaria (Dashboard Admin HQ &amp; Mantenedores):</w:t>
+      </w:r>
+      <w:r>
+        <w:rPr>
+          <w:rFonts w:ascii="Arial" w:cs="Arial" w:eastAsia="Arial" w:hAnsi="Arial"/>
+          <w:color w:val="00000a"/>
+          <w:rtl w:val="0"/>
+        </w:rPr>
+        <w:t xml:space="preserve"> Destinada al usuario Administrador y Operador de Bodega. Proporciona autonomía completa para la gestión de datos maestros (CRUDs), control de inventario por talla y análisis de métricas predictivas.</w:t>
+      </w:r>
+      <w:r>
+        <w:rPr>
+          <w:rtl w:val="0"/>
+        </w:rPr>
+      </w:r>
+    </w:p>
+    <w:p>
+      <w:pPr>
+        <w:pStyle w:val="Heading3"/>
+        <w:keepNext w:val="0"/>
+        <w:keepLines w:val="0"/>
+        <w:spacing w:before="0" w:line="276" w:lineRule="auto"/>
+        <w:jc w:val="both"/>
+        <w:rPr>
+          <w:rFonts w:ascii="Arial" w:cs="Arial" w:eastAsia="Arial" w:hAnsi="Arial"/>
+          <w:color w:val="00000a"/>
+          <w:sz w:val="26"/>
+          <w:szCs w:val="26"/>
+        </w:rPr>
+      </w:pPr>
+      <w:bookmarkStart w:colFirst="0" w:colLast="0" w:name="_heading=h.8tpwdlvcwka1" w:id="2"/>
+      <w:bookmarkEnd w:id="2"/>
+      <w:r>
+        <w:rPr>
+          <w:rFonts w:ascii="Arial" w:cs="Arial" w:eastAsia="Arial" w:hAnsi="Arial"/>
+          <w:color w:val="00000a"/>
+          <w:sz w:val="26"/>
+          <w:szCs w:val="26"/>
+          <w:rtl w:val="0"/>
+        </w:rPr>
+        <w:t xml:space="preserve">Cumplimiento de Especificaciones Mínimas Requeridas</w:t>
+      </w:r>
+    </w:p>
+    <w:p>
+      <w:pPr>
+        <w:pStyle w:val="Heading4"/>
+        <w:keepNext w:val="0"/>
+        <w:keepLines w:val="0"/>
+        <w:spacing w:before="0" w:line="276" w:lineRule="auto"/>
+        <w:jc w:val="both"/>
+        <w:rPr>
+          <w:rFonts w:ascii="Arial" w:cs="Arial" w:eastAsia="Arial" w:hAnsi="Arial"/>
+          <w:color w:val="00000a"/>
+          <w:sz w:val="22"/>
+          <w:szCs w:val="22"/>
+        </w:rPr>
+      </w:pPr>
+      <w:bookmarkStart w:colFirst="0" w:colLast="0" w:name="_heading=h.wo666fobwslu" w:id="3"/>
+      <w:bookmarkEnd w:id="3"/>
+      <w:r>
+        <w:rPr>
+          <w:rFonts w:ascii="Arial" w:cs="Arial" w:eastAsia="Arial" w:hAnsi="Arial"/>
+          <w:color w:val="00000a"/>
+          <w:sz w:val="22"/>
+          <w:szCs w:val="22"/>
+          <w:rtl w:val="0"/>
+        </w:rPr>
+        <w:t xml:space="preserve">1. Ocho Mantenedores (CRUDs completables en la Aplicación Secundaria)</w:t>
+      </w:r>
+    </w:p>
+    <w:p>
+      <w:pPr>
+        <w:spacing w:after="240" w:line="276" w:lineRule="auto"/>
+        <w:jc w:val="both"/>
+        <w:rPr>
+          <w:rFonts w:ascii="Arial" w:cs="Arial" w:eastAsia="Arial" w:hAnsi="Arial"/>
+          <w:color w:val="00000a"/>
+        </w:rPr>
+      </w:pPr>
+      <w:r>
+        <w:rPr>
+          <w:rFonts w:ascii="Arial" w:cs="Arial" w:eastAsia="Arial" w:hAnsi="Arial"/>
+          <w:color w:val="00000a"/>
+          <w:rtl w:val="0"/>
+        </w:rPr>
+        <w:t xml:space="preserve">Para dar autonomía operativa al usuario administrador sin requerir intervención técnica:</w:t>
+      </w:r>
+    </w:p>
+    <w:p>
+      <w:pPr>
+        <w:numPr>
+          <w:ilvl w:val="0"/>
+          <w:numId w:val="10"/>
+        </w:numPr>
+        <w:spacing w:after="0" w:line="276" w:lineRule="auto"/>
+        <w:ind w:left="720" w:hanging="360"/>
+        <w:rPr>
+          <w:color w:val="00000a"/>
+        </w:rPr>
+      </w:pPr>
+      <w:r>
+        <w:rPr>
+          <w:rFonts w:ascii="Arial" w:cs="Arial" w:eastAsia="Arial" w:hAnsi="Arial"/>
+          <w:b w:val="1"/>
+          <w:bCs w:val="1"/>
+          <w:color w:val="00000a"/>
+          <w:rtl w:val="0"/>
+        </w:rPr>
+        <w:t xml:space="preserve">Mantenedor de Usuarios y Roles (CRUD):</w:t>
+      </w:r>
+      <w:r>
+        <w:rPr>
+          <w:rFonts w:ascii="Arial" w:cs="Arial" w:eastAsia="Arial" w:hAnsi="Arial"/>
+          <w:color w:val="00000a"/>
+          <w:rtl w:val="0"/>
+        </w:rPr>
+        <w:t xml:space="preserve"> Registro, modificación, suspensión de cuentas y asignación de perfiles (</w:t>
+      </w:r>
+      <w:r>
+        <w:rPr>
+          <w:rFonts w:ascii="Arial" w:cs="Arial" w:eastAsia="Arial" w:hAnsi="Arial"/>
+          <w:color w:val="188038"/>
+          <w:rtl w:val="0"/>
+        </w:rPr>
+        <w:t xml:space="preserve">cliente</w:t>
+      </w:r>
+      <w:r>
+        <w:rPr>
+          <w:rFonts w:ascii="Arial" w:cs="Arial" w:eastAsia="Arial" w:hAnsi="Arial"/>
+          <w:color w:val="00000a"/>
+          <w:rtl w:val="0"/>
+        </w:rPr>
+        <w:t xml:space="preserve">, </w:t>
+      </w:r>
+      <w:r>
+        <w:rPr>
+          <w:rFonts w:ascii="Arial" w:cs="Arial" w:eastAsia="Arial" w:hAnsi="Arial"/>
+          <w:color w:val="188038"/>
+          <w:rtl w:val="0"/>
+        </w:rPr>
+        <w:t xml:space="preserve">admin</w:t>
+      </w:r>
+      <w:r>
+        <w:rPr>
+          <w:rFonts w:ascii="Arial" w:cs="Arial" w:eastAsia="Arial" w:hAnsi="Arial"/>
+          <w:color w:val="00000a"/>
+          <w:rtl w:val="0"/>
+        </w:rPr>
+        <w:t xml:space="preserve">, </w:t>
+      </w:r>
+      <w:r>
+        <w:rPr>
+          <w:rFonts w:ascii="Arial" w:cs="Arial" w:eastAsia="Arial" w:hAnsi="Arial"/>
+          <w:color w:val="188038"/>
+          <w:rtl w:val="0"/>
+        </w:rPr>
+        <w:t xml:space="preserve">bodega</w:t>
+      </w:r>
+      <w:r>
+        <w:rPr>
+          <w:rFonts w:ascii="Arial" w:cs="Arial" w:eastAsia="Arial" w:hAnsi="Arial"/>
+          <w:color w:val="00000a"/>
+          <w:rtl w:val="0"/>
+        </w:rPr>
+        <w:t xml:space="preserve">).</w:t>
+      </w:r>
+      <w:r>
+        <w:rPr>
+          <w:rtl w:val="0"/>
+        </w:rPr>
+      </w:r>
+    </w:p>
+    <w:p>
+      <w:pPr>
+        <w:numPr>
+          <w:ilvl w:val="0"/>
+          <w:numId w:val="10"/>
+        </w:numPr>
+        <w:spacing w:after="0" w:line="276" w:lineRule="auto"/>
+        <w:ind w:left="720" w:hanging="360"/>
+        <w:rPr>
+          <w:color w:val="00000a"/>
+        </w:rPr>
+      </w:pPr>
+      <w:r>
+        <w:rPr>
+          <w:rFonts w:ascii="Arial" w:cs="Arial" w:eastAsia="Arial" w:hAnsi="Arial"/>
+          <w:b w:val="1"/>
+          <w:bCs w:val="1"/>
+          <w:color w:val="00000a"/>
+          <w:rtl w:val="0"/>
+        </w:rPr>
+        <w:t xml:space="preserve">Mantenedor de Productos y Calzado (CRUD):</w:t>
+      </w:r>
+      <w:r>
+        <w:rPr>
+          <w:rFonts w:ascii="Arial" w:cs="Arial" w:eastAsia="Arial" w:hAnsi="Arial"/>
+          <w:color w:val="00000a"/>
+          <w:rtl w:val="0"/>
+        </w:rPr>
+        <w:t xml:space="preserve"> Creación y edición de modelos de zapatilla, descripción, precio en CLP e imágenes asociadas.</w:t>
+      </w:r>
+      <w:r>
+        <w:rPr>
+          <w:rtl w:val="0"/>
+        </w:rPr>
+      </w:r>
+    </w:p>
+    <w:p>
+      <w:pPr>
+        <w:numPr>
+          <w:ilvl w:val="0"/>
+          <w:numId w:val="10"/>
+        </w:numPr>
+        <w:spacing w:after="0" w:line="276" w:lineRule="auto"/>
+        <w:ind w:left="720" w:hanging="360"/>
+        <w:rPr>
+          <w:color w:val="00000a"/>
+        </w:rPr>
+      </w:pPr>
+      <w:r>
+        <w:rPr>
+          <w:rFonts w:ascii="Arial" w:cs="Arial" w:eastAsia="Arial" w:hAnsi="Arial"/>
+          <w:b w:val="1"/>
+          <w:bCs w:val="1"/>
+          <w:color w:val="00000a"/>
+          <w:rtl w:val="0"/>
+        </w:rPr>
+        <w:t xml:space="preserve">Mantenedor de Tallas e Inventario (CRUD):</w:t>
+      </w:r>
+      <w:r>
+        <w:rPr>
+          <w:rFonts w:ascii="Arial" w:cs="Arial" w:eastAsia="Arial" w:hAnsi="Arial"/>
+          <w:color w:val="00000a"/>
+          <w:rtl w:val="0"/>
+        </w:rPr>
+        <w:t xml:space="preserve"> Asignación de tallas (ej. 9, 10, 11 US) a cada producto y control manual de entradas/salidas de stock por bodega.</w:t>
+      </w:r>
+      <w:r>
+        <w:rPr>
+          <w:rtl w:val="0"/>
+        </w:rPr>
+      </w:r>
+    </w:p>
+    <w:p>
+      <w:pPr>
+        <w:numPr>
+          <w:ilvl w:val="0"/>
+          <w:numId w:val="10"/>
+        </w:numPr>
+        <w:spacing w:after="0" w:line="276" w:lineRule="auto"/>
+        <w:ind w:left="720" w:hanging="360"/>
+        <w:rPr>
+          <w:color w:val="00000a"/>
+        </w:rPr>
+      </w:pPr>
+      <w:r>
+        <w:rPr>
+          <w:rFonts w:ascii="Arial" w:cs="Arial" w:eastAsia="Arial" w:hAnsi="Arial"/>
+          <w:b w:val="1"/>
+          <w:bCs w:val="1"/>
+          <w:color w:val="00000a"/>
+          <w:rtl w:val="0"/>
+        </w:rPr>
+        <w:t xml:space="preserve">Mantenedor de Marcas y Proveedores (CRUD):</w:t>
+      </w:r>
+      <w:r>
+        <w:rPr>
+          <w:rFonts w:ascii="Arial" w:cs="Arial" w:eastAsia="Arial" w:hAnsi="Arial"/>
+          <w:color w:val="00000a"/>
+          <w:rtl w:val="0"/>
+        </w:rPr>
+        <w:t xml:space="preserve"> Alta, edición y vinculación de marcas comercializadas (DC Shoes, Vans, Nike) y contactos comerciales.</w:t>
+      </w:r>
+      <w:r>
+        <w:rPr>
+          <w:rtl w:val="0"/>
+        </w:rPr>
+      </w:r>
+    </w:p>
+    <w:p>
+      <w:pPr>
+        <w:numPr>
+          <w:ilvl w:val="0"/>
+          <w:numId w:val="10"/>
+        </w:numPr>
+        <w:spacing w:after="0" w:line="276" w:lineRule="auto"/>
+        <w:ind w:left="720" w:hanging="360"/>
+        <w:rPr>
+          <w:color w:val="00000a"/>
+        </w:rPr>
+      </w:pPr>
+      <w:r>
+        <w:rPr>
+          <w:rFonts w:ascii="Arial" w:cs="Arial" w:eastAsia="Arial" w:hAnsi="Arial"/>
+          <w:b w:val="1"/>
+          <w:bCs w:val="1"/>
+          <w:color w:val="00000a"/>
+          <w:rtl w:val="0"/>
+        </w:rPr>
+        <w:t xml:space="preserve">Mantenedor de Categorías y Estilos (CRUD):</w:t>
+      </w:r>
+      <w:r>
+        <w:rPr>
+          <w:rFonts w:ascii="Arial" w:cs="Arial" w:eastAsia="Arial" w:hAnsi="Arial"/>
+          <w:color w:val="00000a"/>
+          <w:rtl w:val="0"/>
+        </w:rPr>
+        <w:t xml:space="preserve"> Clasificación del calzado en categorías (Urbano, Skateboard, Running, Edición Especial).</w:t>
+      </w:r>
+      <w:r>
+        <w:rPr>
+          <w:rtl w:val="0"/>
+        </w:rPr>
+      </w:r>
+    </w:p>
+    <w:p>
+      <w:pPr>
+        <w:numPr>
+          <w:ilvl w:val="0"/>
+          <w:numId w:val="10"/>
+        </w:numPr>
+        <w:spacing w:after="0" w:line="276" w:lineRule="auto"/>
+        <w:ind w:left="720" w:hanging="360"/>
+        <w:rPr>
+          <w:color w:val="00000a"/>
+        </w:rPr>
+      </w:pPr>
+      <w:r>
+        <w:rPr>
+          <w:rFonts w:ascii="Arial" w:cs="Arial" w:eastAsia="Arial" w:hAnsi="Arial"/>
+          <w:b w:val="1"/>
+          <w:bCs w:val="1"/>
+          <w:color w:val="00000a"/>
+          <w:rtl w:val="0"/>
+        </w:rPr>
+        <w:t xml:space="preserve">Mantenedor de Parámetros de Stock Crítico (CRUD):</w:t>
+      </w:r>
+      <w:r>
+        <w:rPr>
+          <w:rFonts w:ascii="Arial" w:cs="Arial" w:eastAsia="Arial" w:hAnsi="Arial"/>
+          <w:color w:val="00000a"/>
+          <w:rtl w:val="0"/>
+        </w:rPr>
+        <w:t xml:space="preserve"> Configuración de los umbrales de alerta temprana y días lectivos proyectados para desencadenar notificaciones de compra por talla.</w:t>
+      </w:r>
+      <w:r>
+        <w:rPr>
+          <w:rtl w:val="0"/>
+        </w:rPr>
+      </w:r>
+    </w:p>
+    <w:p>
+      <w:pPr>
+        <w:numPr>
+          <w:ilvl w:val="0"/>
+          <w:numId w:val="10"/>
+        </w:numPr>
+        <w:spacing w:after="0" w:line="276" w:lineRule="auto"/>
+        <w:ind w:left="720" w:hanging="360"/>
+        <w:rPr>
+          <w:color w:val="00000a"/>
+        </w:rPr>
+      </w:pPr>
+      <w:r>
+        <w:rPr>
+          <w:rFonts w:ascii="Arial" w:cs="Arial" w:eastAsia="Arial" w:hAnsi="Arial"/>
+          <w:b w:val="1"/>
+          <w:bCs w:val="1"/>
+          <w:color w:val="00000a"/>
+          <w:rtl w:val="0"/>
+        </w:rPr>
+        <w:t xml:space="preserve">Mantenedor de Promociones y Códigos de Descuento (CRUD):</w:t>
+      </w:r>
+      <w:r>
+        <w:rPr>
+          <w:rFonts w:ascii="Arial" w:cs="Arial" w:eastAsia="Arial" w:hAnsi="Arial"/>
+          <w:color w:val="00000a"/>
+          <w:rtl w:val="0"/>
+        </w:rPr>
+        <w:t xml:space="preserve"> Registro de cupones, porcentaje/monto de rebaja, límite de usos y fechas de vigencia.</w:t>
+      </w:r>
+      <w:r>
+        <w:rPr>
+          <w:rtl w:val="0"/>
+        </w:rPr>
+      </w:r>
+    </w:p>
+    <w:p>
+      <w:pPr>
+        <w:numPr>
+          <w:ilvl w:val="0"/>
+          <w:numId w:val="10"/>
+        </w:numPr>
+        <w:spacing w:after="240" w:line="276" w:lineRule="auto"/>
+        <w:ind w:left="720" w:hanging="360"/>
+        <w:rPr>
+          <w:color w:val="00000a"/>
+        </w:rPr>
+      </w:pPr>
+      <w:r>
+        <w:rPr>
+          <w:rFonts w:ascii="Arial" w:cs="Arial" w:eastAsia="Arial" w:hAnsi="Arial"/>
+          <w:b w:val="1"/>
+          <w:bCs w:val="1"/>
+          <w:color w:val="00000a"/>
+          <w:rtl w:val="0"/>
+        </w:rPr>
+        <w:t xml:space="preserve">Mantenedor de Estados de Pedido (CRUD):</w:t>
+      </w:r>
+      <w:r>
+        <w:rPr>
+          <w:rFonts w:ascii="Arial" w:cs="Arial" w:eastAsia="Arial" w:hAnsi="Arial"/>
+          <w:color w:val="00000a"/>
+          <w:rtl w:val="0"/>
+        </w:rPr>
+        <w:t xml:space="preserve"> Parametrización y actualización del flujo de la orden (</w:t>
+      </w:r>
+      <w:r>
+        <w:rPr>
+          <w:rFonts w:ascii="Arial" w:cs="Arial" w:eastAsia="Arial" w:hAnsi="Arial"/>
+          <w:color w:val="188038"/>
+          <w:rtl w:val="0"/>
+        </w:rPr>
+        <w:t xml:space="preserve">Pendiente</w:t>
+      </w:r>
+      <w:r>
+        <w:rPr>
+          <w:rFonts w:ascii="Arial" w:cs="Arial" w:eastAsia="Arial" w:hAnsi="Arial"/>
+          <w:color w:val="00000a"/>
+          <w:rtl w:val="0"/>
+        </w:rPr>
+        <w:t xml:space="preserve">, </w:t>
+      </w:r>
+      <w:r>
+        <w:rPr>
+          <w:rFonts w:ascii="Arial" w:cs="Arial" w:eastAsia="Arial" w:hAnsi="Arial"/>
+          <w:color w:val="188038"/>
+          <w:rtl w:val="0"/>
+        </w:rPr>
+        <w:t xml:space="preserve">Pagado</w:t>
+      </w:r>
+      <w:r>
+        <w:rPr>
+          <w:rFonts w:ascii="Arial" w:cs="Arial" w:eastAsia="Arial" w:hAnsi="Arial"/>
+          <w:color w:val="00000a"/>
+          <w:rtl w:val="0"/>
+        </w:rPr>
+        <w:t xml:space="preserve">, </w:t>
+      </w:r>
+      <w:r>
+        <w:rPr>
+          <w:rFonts w:ascii="Arial" w:cs="Arial" w:eastAsia="Arial" w:hAnsi="Arial"/>
+          <w:color w:val="188038"/>
+          <w:rtl w:val="0"/>
+        </w:rPr>
+        <w:t xml:space="preserve">En Preparación</w:t>
+      </w:r>
+      <w:r>
+        <w:rPr>
+          <w:rFonts w:ascii="Arial" w:cs="Arial" w:eastAsia="Arial" w:hAnsi="Arial"/>
+          <w:color w:val="00000a"/>
+          <w:rtl w:val="0"/>
+        </w:rPr>
+        <w:t xml:space="preserve">, </w:t>
+      </w:r>
+      <w:r>
+        <w:rPr>
+          <w:rFonts w:ascii="Arial" w:cs="Arial" w:eastAsia="Arial" w:hAnsi="Arial"/>
+          <w:color w:val="188038"/>
+          <w:rtl w:val="0"/>
+        </w:rPr>
+        <w:t xml:space="preserve">Completado</w:t>
+      </w:r>
+      <w:r>
+        <w:rPr>
+          <w:rFonts w:ascii="Arial" w:cs="Arial" w:eastAsia="Arial" w:hAnsi="Arial"/>
+          <w:color w:val="00000a"/>
+          <w:rtl w:val="0"/>
+        </w:rPr>
+        <w:t xml:space="preserve">, </w:t>
+      </w:r>
+      <w:r>
+        <w:rPr>
+          <w:rFonts w:ascii="Arial" w:cs="Arial" w:eastAsia="Arial" w:hAnsi="Arial"/>
+          <w:color w:val="188038"/>
+          <w:rtl w:val="0"/>
+        </w:rPr>
+        <w:t xml:space="preserve">Anulado</w:t>
+      </w:r>
+      <w:r>
+        <w:rPr>
+          <w:rFonts w:ascii="Arial" w:cs="Arial" w:eastAsia="Arial" w:hAnsi="Arial"/>
+          <w:color w:val="00000a"/>
+          <w:rtl w:val="0"/>
+        </w:rPr>
+        <w:t xml:space="preserve">).</w:t>
+      </w:r>
+      <w:r>
+        <w:rPr>
+          <w:rtl w:val="0"/>
+        </w:rPr>
+      </w:r>
+    </w:p>
+    <w:p>
+      <w:pPr>
+        <w:pStyle w:val="Heading4"/>
+        <w:keepNext w:val="0"/>
+        <w:keepLines w:val="0"/>
+        <w:spacing w:before="0" w:line="276" w:lineRule="auto"/>
+        <w:jc w:val="both"/>
+        <w:rPr>
+          <w:rFonts w:ascii="Arial" w:cs="Arial" w:eastAsia="Arial" w:hAnsi="Arial"/>
+          <w:color w:val="00000a"/>
+          <w:sz w:val="22"/>
+          <w:szCs w:val="22"/>
+        </w:rPr>
+      </w:pPr>
+      <w:bookmarkStart w:colFirst="0" w:colLast="0" w:name="_heading=h.s44eblfe1h5w" w:id="4"/>
+      <w:bookmarkEnd w:id="4"/>
+      <w:r>
+        <w:rPr>
+          <w:rFonts w:ascii="Arial" w:cs="Arial" w:eastAsia="Arial" w:hAnsi="Arial"/>
+          <w:color w:val="00000a"/>
+          <w:sz w:val="22"/>
+          <w:szCs w:val="22"/>
+          <w:rtl w:val="0"/>
+        </w:rPr>
+        <w:t xml:space="preserve">2. Módulo Completo de Negocio (Aplicación Principal)</w:t>
+      </w:r>
+    </w:p>
+    <w:p>
+      <w:pPr>
+        <w:numPr>
+          <w:ilvl w:val="0"/>
+          <w:numId w:val="6"/>
+        </w:numPr>
+        <w:spacing w:after="240" w:line="276" w:lineRule="auto"/>
+        <w:ind w:left="720" w:hanging="360"/>
+        <w:rPr>
+          <w:color w:val="00000a"/>
+        </w:rPr>
+      </w:pPr>
+      <w:r>
+        <w:rPr>
+          <w:rFonts w:ascii="Arial" w:cs="Arial" w:eastAsia="Arial" w:hAnsi="Arial"/>
+          <w:b w:val="1"/>
+          <w:bCs w:val="1"/>
+          <w:color w:val="00000a"/>
+          <w:rtl w:val="0"/>
+        </w:rPr>
+        <w:t xml:space="preserve">Módulo Transaccional E-Commerce y Descuento de Inventario:</w:t>
+      </w:r>
+      <w:r>
+        <w:rPr>
+          <w:rFonts w:ascii="Arial" w:cs="Arial" w:eastAsia="Arial" w:hAnsi="Arial"/>
+          <w:color w:val="00000a"/>
+          <w:rtl w:val="0"/>
+        </w:rPr>
+        <w:t xml:space="preserve"> Permite seleccionar calzado por talla en tiempo real, agregarlo al carrito de compras, procesar la confirmación y ejecutar el descuento atómico de unidades en la base de datos PostgreSQL mediante bloqueos a nivel de fila (</w:t>
+      </w:r>
+      <w:r>
+        <w:rPr>
+          <w:rFonts w:ascii="Arial" w:cs="Arial" w:eastAsia="Arial" w:hAnsi="Arial"/>
+          <w:i w:val="1"/>
+          <w:iCs w:val="1"/>
+          <w:color w:val="00000a"/>
+          <w:rtl w:val="0"/>
+        </w:rPr>
+        <w:t xml:space="preserve">row-level locking</w:t>
+      </w:r>
+      <w:r>
+        <w:rPr>
+          <w:rFonts w:ascii="Arial" w:cs="Arial" w:eastAsia="Arial" w:hAnsi="Arial"/>
+          <w:color w:val="00000a"/>
+          <w:rtl w:val="0"/>
+        </w:rPr>
+        <w:t xml:space="preserve">), evitando sobreventas.</w:t>
+      </w:r>
+      <w:r>
+        <w:rPr>
+          <w:rtl w:val="0"/>
+        </w:rPr>
+      </w:r>
+    </w:p>
+    <w:p>
+      <w:pPr>
+        <w:pStyle w:val="Heading4"/>
+        <w:keepNext w:val="0"/>
+        <w:keepLines w:val="0"/>
+        <w:spacing w:before="0" w:line="276" w:lineRule="auto"/>
+        <w:jc w:val="both"/>
+        <w:rPr>
+          <w:rFonts w:ascii="Arial" w:cs="Arial" w:eastAsia="Arial" w:hAnsi="Arial"/>
+          <w:color w:val="00000a"/>
+          <w:sz w:val="22"/>
+          <w:szCs w:val="22"/>
+        </w:rPr>
+      </w:pPr>
+      <w:bookmarkStart w:colFirst="0" w:colLast="0" w:name="_heading=h.zancy0u37ral" w:id="5"/>
+      <w:bookmarkEnd w:id="5"/>
+      <w:r>
+        <w:rPr>
+          <w:rFonts w:ascii="Arial" w:cs="Arial" w:eastAsia="Arial" w:hAnsi="Arial"/>
+          <w:color w:val="00000a"/>
+          <w:sz w:val="22"/>
+          <w:szCs w:val="22"/>
+          <w:rtl w:val="0"/>
+        </w:rPr>
+        <w:t xml:space="preserve">3. Dos Reportes con Filtros y Exportación en Pantalla, PDF y XLS (Aplicación Secundaria)</w:t>
+      </w:r>
+    </w:p>
+    <w:p>
+      <w:pPr>
+        <w:numPr>
+          <w:ilvl w:val="0"/>
+          <w:numId w:val="8"/>
+        </w:numPr>
+        <w:spacing w:after="0" w:line="276" w:lineRule="auto"/>
+        <w:ind w:left="720" w:hanging="360"/>
+        <w:rPr>
+          <w:color w:val="00000a"/>
+        </w:rPr>
+      </w:pPr>
+      <w:r>
+        <w:rPr>
+          <w:rFonts w:ascii="Arial" w:cs="Arial" w:eastAsia="Arial" w:hAnsi="Arial"/>
+          <w:b w:val="1"/>
+          <w:bCs w:val="1"/>
+          <w:color w:val="00000a"/>
+          <w:rtl w:val="0"/>
+        </w:rPr>
+        <w:t xml:space="preserve">Reporte Consolidado de Ventas e Ingresos:</w:t>
+      </w:r>
+      <w:r>
+        <w:rPr>
+          <w:rFonts w:ascii="Arial" w:cs="Arial" w:eastAsia="Arial" w:hAnsi="Arial"/>
+          <w:color w:val="00000a"/>
+          <w:rtl w:val="0"/>
+        </w:rPr>
+        <w:t xml:space="preserve"> Despliega en pantalla el volumen de ventas en CLP. Permite filtrar por rango de fechas (desde/hasta), marca y categoría. Incluye botones funcionales para </w:t>
+      </w:r>
+      <w:r>
+        <w:rPr>
+          <w:rFonts w:ascii="Arial" w:cs="Arial" w:eastAsia="Arial" w:hAnsi="Arial"/>
+          <w:b w:val="1"/>
+          <w:bCs w:val="1"/>
+          <w:color w:val="00000a"/>
+          <w:rtl w:val="0"/>
+        </w:rPr>
+        <w:t xml:space="preserve">Exportar a PDF</w:t>
+      </w:r>
+      <w:r>
+        <w:rPr>
+          <w:rFonts w:ascii="Arial" w:cs="Arial" w:eastAsia="Arial" w:hAnsi="Arial"/>
+          <w:color w:val="00000a"/>
+          <w:rtl w:val="0"/>
+        </w:rPr>
+        <w:t xml:space="preserve"> (con la librería </w:t>
+      </w:r>
+      <w:r>
+        <w:rPr>
+          <w:rFonts w:ascii="Arial" w:cs="Arial" w:eastAsia="Arial" w:hAnsi="Arial"/>
+          <w:color w:val="188038"/>
+          <w:rtl w:val="0"/>
+        </w:rPr>
+        <w:t xml:space="preserve">pdfmake</w:t>
+      </w:r>
+      <w:r>
+        <w:rPr>
+          <w:rFonts w:ascii="Arial" w:cs="Arial" w:eastAsia="Arial" w:hAnsi="Arial"/>
+          <w:color w:val="00000a"/>
+          <w:rtl w:val="0"/>
+        </w:rPr>
+        <w:t xml:space="preserve"> / </w:t>
+      </w:r>
+      <w:r>
+        <w:rPr>
+          <w:rFonts w:ascii="Arial" w:cs="Arial" w:eastAsia="Arial" w:hAnsi="Arial"/>
+          <w:color w:val="188038"/>
+          <w:rtl w:val="0"/>
+        </w:rPr>
+        <w:t xml:space="preserve">jspdf</w:t>
+      </w:r>
+      <w:r>
+        <w:rPr>
+          <w:rFonts w:ascii="Arial" w:cs="Arial" w:eastAsia="Arial" w:hAnsi="Arial"/>
+          <w:color w:val="00000a"/>
+          <w:rtl w:val="0"/>
+        </w:rPr>
+        <w:t xml:space="preserve">) y </w:t>
+      </w:r>
+      <w:r>
+        <w:rPr>
+          <w:rFonts w:ascii="Arial" w:cs="Arial" w:eastAsia="Arial" w:hAnsi="Arial"/>
+          <w:b w:val="1"/>
+          <w:bCs w:val="1"/>
+          <w:color w:val="00000a"/>
+          <w:rtl w:val="0"/>
+        </w:rPr>
+        <w:t xml:space="preserve">Exportar a XLS</w:t>
+      </w:r>
+      <w:r>
+        <w:rPr>
+          <w:rFonts w:ascii="Arial" w:cs="Arial" w:eastAsia="Arial" w:hAnsi="Arial"/>
+          <w:color w:val="00000a"/>
+          <w:rtl w:val="0"/>
+        </w:rPr>
+        <w:t xml:space="preserve"> (con </w:t>
+      </w:r>
+      <w:r>
+        <w:rPr>
+          <w:rFonts w:ascii="Arial" w:cs="Arial" w:eastAsia="Arial" w:hAnsi="Arial"/>
+          <w:color w:val="188038"/>
+          <w:rtl w:val="0"/>
+        </w:rPr>
+        <w:t xml:space="preserve">xlsx</w:t>
+      </w:r>
+      <w:r>
+        <w:rPr>
+          <w:rFonts w:ascii="Arial" w:cs="Arial" w:eastAsia="Arial" w:hAnsi="Arial"/>
+          <w:color w:val="00000a"/>
+          <w:rtl w:val="0"/>
+        </w:rPr>
+        <w:t xml:space="preserve"> / </w:t>
+      </w:r>
+      <w:r>
+        <w:rPr>
+          <w:rFonts w:ascii="Arial" w:cs="Arial" w:eastAsia="Arial" w:hAnsi="Arial"/>
+          <w:color w:val="188038"/>
+          <w:rtl w:val="0"/>
+        </w:rPr>
+        <w:t xml:space="preserve">ExcelJS</w:t>
+      </w:r>
+      <w:r>
+        <w:rPr>
+          <w:rFonts w:ascii="Arial" w:cs="Arial" w:eastAsia="Arial" w:hAnsi="Arial"/>
+          <w:color w:val="00000a"/>
+          <w:rtl w:val="0"/>
+        </w:rPr>
+        <w:t xml:space="preserve">).</w:t>
+      </w:r>
+      <w:r>
+        <w:rPr>
+          <w:rtl w:val="0"/>
+        </w:rPr>
+      </w:r>
+    </w:p>
+    <w:p>
+      <w:pPr>
+        <w:numPr>
+          <w:ilvl w:val="0"/>
+          <w:numId w:val="8"/>
+        </w:numPr>
+        <w:spacing w:after="240" w:line="276" w:lineRule="auto"/>
+        <w:ind w:left="720" w:hanging="360"/>
+        <w:rPr>
+          <w:color w:val="00000a"/>
+        </w:rPr>
+      </w:pPr>
+      <w:r>
+        <w:rPr>
+          <w:rFonts w:ascii="Arial" w:cs="Arial" w:eastAsia="Arial" w:hAnsi="Arial"/>
+          <w:b w:val="1"/>
+          <w:bCs w:val="1"/>
+          <w:color w:val="00000a"/>
+          <w:rtl w:val="0"/>
+        </w:rPr>
+        <w:t xml:space="preserve">Reporte Predictivo de Stock y Sugerencia de Reposición:</w:t>
+      </w:r>
+      <w:r>
+        <w:rPr>
+          <w:rFonts w:ascii="Arial" w:cs="Arial" w:eastAsia="Arial" w:hAnsi="Arial"/>
+          <w:color w:val="00000a"/>
+          <w:rtl w:val="0"/>
+        </w:rPr>
+        <w:t xml:space="preserve"> Muestra en pantalla el listado de tallas en estado de alerta generado por el algoritmo de Machine Learning. Permite filtrar por nivel de criticidad (</w:t>
+      </w:r>
+      <w:r>
+        <w:rPr>
+          <w:rFonts w:ascii="Arial" w:cs="Arial" w:eastAsia="Arial" w:hAnsi="Arial"/>
+          <w:color w:val="188038"/>
+          <w:rtl w:val="0"/>
+        </w:rPr>
+        <w:t xml:space="preserve">Bajo</w:t>
+      </w:r>
+      <w:r>
+        <w:rPr>
+          <w:rFonts w:ascii="Arial" w:cs="Arial" w:eastAsia="Arial" w:hAnsi="Arial"/>
+          <w:color w:val="00000a"/>
+          <w:rtl w:val="0"/>
+        </w:rPr>
+        <w:t xml:space="preserve">, </w:t>
+      </w:r>
+      <w:r>
+        <w:rPr>
+          <w:rFonts w:ascii="Arial" w:cs="Arial" w:eastAsia="Arial" w:hAnsi="Arial"/>
+          <w:color w:val="188038"/>
+          <w:rtl w:val="0"/>
+        </w:rPr>
+        <w:t xml:space="preserve">Medio</w:t>
+      </w:r>
+      <w:r>
+        <w:rPr>
+          <w:rFonts w:ascii="Arial" w:cs="Arial" w:eastAsia="Arial" w:hAnsi="Arial"/>
+          <w:color w:val="00000a"/>
+          <w:rtl w:val="0"/>
+        </w:rPr>
+        <w:t xml:space="preserve">, </w:t>
+      </w:r>
+      <w:r>
+        <w:rPr>
+          <w:rFonts w:ascii="Arial" w:cs="Arial" w:eastAsia="Arial" w:hAnsi="Arial"/>
+          <w:color w:val="188038"/>
+          <w:rtl w:val="0"/>
+        </w:rPr>
+        <w:t xml:space="preserve">Crítico</w:t>
+      </w:r>
+      <w:r>
+        <w:rPr>
+          <w:rFonts w:ascii="Arial" w:cs="Arial" w:eastAsia="Arial" w:hAnsi="Arial"/>
+          <w:color w:val="00000a"/>
+          <w:rtl w:val="0"/>
+        </w:rPr>
+        <w:t xml:space="preserve">) y velocidad de rotación. Incluye exportación directa a </w:t>
+      </w:r>
+      <w:r>
+        <w:rPr>
+          <w:rFonts w:ascii="Arial" w:cs="Arial" w:eastAsia="Arial" w:hAnsi="Arial"/>
+          <w:b w:val="1"/>
+          <w:bCs w:val="1"/>
+          <w:color w:val="00000a"/>
+          <w:rtl w:val="0"/>
+        </w:rPr>
+        <w:t xml:space="preserve">PDF</w:t>
+      </w:r>
+      <w:r>
+        <w:rPr>
+          <w:rFonts w:ascii="Arial" w:cs="Arial" w:eastAsia="Arial" w:hAnsi="Arial"/>
+          <w:color w:val="00000a"/>
+          <w:rtl w:val="0"/>
+        </w:rPr>
+        <w:t xml:space="preserve"> y </w:t>
+      </w:r>
+      <w:r>
+        <w:rPr>
+          <w:rFonts w:ascii="Arial" w:cs="Arial" w:eastAsia="Arial" w:hAnsi="Arial"/>
+          <w:b w:val="1"/>
+          <w:bCs w:val="1"/>
+          <w:color w:val="00000a"/>
+          <w:rtl w:val="0"/>
+        </w:rPr>
+        <w:t xml:space="preserve">XLS</w:t>
+      </w:r>
+      <w:r>
+        <w:rPr>
+          <w:rFonts w:ascii="Arial" w:cs="Arial" w:eastAsia="Arial" w:hAnsi="Arial"/>
+          <w:color w:val="00000a"/>
+          <w:rtl w:val="0"/>
+        </w:rPr>
+        <w:t xml:space="preserve">.</w:t>
+      </w:r>
+      <w:r>
+        <w:rPr>
+          <w:rtl w:val="0"/>
+        </w:rPr>
+      </w:r>
+    </w:p>
+    <w:p>
+      <w:pPr>
+        <w:pStyle w:val="Heading4"/>
+        <w:keepNext w:val="0"/>
+        <w:keepLines w:val="0"/>
+        <w:spacing w:before="0" w:line="276" w:lineRule="auto"/>
+        <w:jc w:val="both"/>
+        <w:rPr>
+          <w:rFonts w:ascii="Arial" w:cs="Arial" w:eastAsia="Arial" w:hAnsi="Arial"/>
+          <w:color w:val="00000a"/>
+          <w:sz w:val="22"/>
+          <w:szCs w:val="22"/>
+        </w:rPr>
+      </w:pPr>
+      <w:bookmarkStart w:colFirst="0" w:colLast="0" w:name="_heading=h.whkyy0202br6" w:id="6"/>
+      <w:bookmarkEnd w:id="6"/>
+      <w:r>
+        <w:rPr>
+          <w:rFonts w:ascii="Arial" w:cs="Arial" w:eastAsia="Arial" w:hAnsi="Arial"/>
+          <w:color w:val="00000a"/>
+          <w:sz w:val="22"/>
+          <w:szCs w:val="22"/>
+          <w:rtl w:val="0"/>
+        </w:rPr>
+        <w:t xml:space="preserve">4. Enmascaramiento de Claves y Seguridad de Sesiones</w:t>
+      </w:r>
+    </w:p>
+    <w:p>
+      <w:pPr>
+        <w:numPr>
+          <w:ilvl w:val="0"/>
+          <w:numId w:val="9"/>
+        </w:numPr>
+        <w:spacing w:after="0" w:line="276" w:lineRule="auto"/>
+        <w:ind w:left="720" w:hanging="360"/>
+        <w:rPr>
+          <w:color w:val="00000a"/>
+        </w:rPr>
+      </w:pPr>
+      <w:r>
+        <w:rPr>
+          <w:rFonts w:ascii="Arial" w:cs="Arial" w:eastAsia="Arial" w:hAnsi="Arial"/>
+          <w:b w:val="1"/>
+          <w:bCs w:val="1"/>
+          <w:color w:val="00000a"/>
+          <w:rtl w:val="0"/>
+        </w:rPr>
+        <w:t xml:space="preserve">Cifrado de Contraseñas:</w:t>
+      </w:r>
+      <w:r>
+        <w:rPr>
+          <w:rFonts w:ascii="Arial" w:cs="Arial" w:eastAsia="Arial" w:hAnsi="Arial"/>
+          <w:color w:val="00000a"/>
+          <w:rtl w:val="0"/>
+        </w:rPr>
+        <w:t xml:space="preserve"> Enmascaramiento obligatorio en la base de datos utilizando el algoritmo criptográfico </w:t>
+      </w:r>
+      <w:r>
+        <w:rPr>
+          <w:rFonts w:ascii="Arial" w:cs="Arial" w:eastAsia="Arial" w:hAnsi="Arial"/>
+          <w:b w:val="1"/>
+          <w:bCs w:val="1"/>
+          <w:color w:val="00000a"/>
+          <w:rtl w:val="0"/>
+        </w:rPr>
+        <w:t xml:space="preserve">bcrypt</w:t>
+      </w:r>
+      <w:r>
+        <w:rPr>
+          <w:rFonts w:ascii="Arial" w:cs="Arial" w:eastAsia="Arial" w:hAnsi="Arial"/>
+          <w:color w:val="00000a"/>
+          <w:rtl w:val="0"/>
+        </w:rPr>
+        <w:t xml:space="preserve"> con un factor de costo (</w:t>
+      </w:r>
+      <w:r>
+        <w:rPr>
+          <w:rFonts w:ascii="Arial" w:cs="Arial" w:eastAsia="Arial" w:hAnsi="Arial"/>
+          <w:i w:val="1"/>
+          <w:iCs w:val="1"/>
+          <w:color w:val="00000a"/>
+          <w:rtl w:val="0"/>
+        </w:rPr>
+        <w:t xml:space="preserve">salt rounds</w:t>
+      </w:r>
+      <w:r>
+        <w:rPr>
+          <w:rFonts w:ascii="Arial" w:cs="Arial" w:eastAsia="Arial" w:hAnsi="Arial"/>
+          <w:color w:val="00000a"/>
+          <w:rtl w:val="0"/>
+        </w:rPr>
+        <w:t xml:space="preserve">) $\ge 10$. Las claves nunca se almacenan ni visualizan en texto plano.</w:t>
+      </w:r>
+      <w:r>
+        <w:rPr>
+          <w:rtl w:val="0"/>
+        </w:rPr>
+      </w:r>
+    </w:p>
+    <w:p>
+      <w:pPr>
+        <w:numPr>
+          <w:ilvl w:val="0"/>
+          <w:numId w:val="9"/>
+        </w:numPr>
+        <w:spacing w:after="240" w:line="276" w:lineRule="auto"/>
+        <w:ind w:left="720" w:hanging="360"/>
+        <w:rPr>
+          <w:color w:val="00000a"/>
+        </w:rPr>
+      </w:pPr>
+      <w:r>
+        <w:rPr>
+          <w:rFonts w:ascii="Arial" w:cs="Arial" w:eastAsia="Arial" w:hAnsi="Arial"/>
+          <w:b w:val="1"/>
+          <w:bCs w:val="1"/>
+          <w:color w:val="00000a"/>
+          <w:rtl w:val="0"/>
+        </w:rPr>
+        <w:t xml:space="preserve">Manejo de Sesiones Seguras:</w:t>
+      </w:r>
+      <w:r>
+        <w:rPr>
+          <w:rFonts w:ascii="Arial" w:cs="Arial" w:eastAsia="Arial" w:hAnsi="Arial"/>
+          <w:color w:val="00000a"/>
+          <w:rtl w:val="0"/>
+        </w:rPr>
+        <w:t xml:space="preserve"> Uso de </w:t>
+      </w:r>
+      <w:r>
+        <w:rPr>
+          <w:rFonts w:ascii="Arial" w:cs="Arial" w:eastAsia="Arial" w:hAnsi="Arial"/>
+          <w:b w:val="1"/>
+          <w:bCs w:val="1"/>
+          <w:color w:val="00000a"/>
+          <w:rtl w:val="0"/>
+        </w:rPr>
+        <w:t xml:space="preserve">JSON Web Tokens (JWT)</w:t>
+      </w:r>
+      <w:r>
+        <w:rPr>
+          <w:rFonts w:ascii="Arial" w:cs="Arial" w:eastAsia="Arial" w:hAnsi="Arial"/>
+          <w:color w:val="00000a"/>
+          <w:rtl w:val="0"/>
+        </w:rPr>
+        <w:t xml:space="preserve"> firmados digitalmente, transmitidos vía encabezados </w:t>
+      </w:r>
+      <w:r>
+        <w:rPr>
+          <w:rFonts w:ascii="Arial" w:cs="Arial" w:eastAsia="Arial" w:hAnsi="Arial"/>
+          <w:color w:val="188038"/>
+          <w:rtl w:val="0"/>
+        </w:rPr>
+        <w:t xml:space="preserve">Authorization: Bearer &lt;token&gt;</w:t>
+      </w:r>
+      <w:r>
+        <w:rPr>
+          <w:rFonts w:ascii="Arial" w:cs="Arial" w:eastAsia="Arial" w:hAnsi="Arial"/>
+          <w:color w:val="00000a"/>
+          <w:rtl w:val="0"/>
+        </w:rPr>
+        <w:t xml:space="preserve"> o cookies </w:t>
+      </w:r>
+      <w:r>
+        <w:rPr>
+          <w:rFonts w:ascii="Arial" w:cs="Arial" w:eastAsia="Arial" w:hAnsi="Arial"/>
+          <w:color w:val="188038"/>
+          <w:rtl w:val="0"/>
+        </w:rPr>
+        <w:t xml:space="preserve">HttpOnly</w:t>
+      </w:r>
+      <w:r>
+        <w:rPr>
+          <w:rFonts w:ascii="Arial" w:cs="Arial" w:eastAsia="Arial" w:hAnsi="Arial"/>
+          <w:color w:val="00000a"/>
+          <w:rtl w:val="0"/>
+        </w:rPr>
+        <w:t xml:space="preserve"> con atributo </w:t>
+      </w:r>
+      <w:r>
+        <w:rPr>
+          <w:rFonts w:ascii="Arial" w:cs="Arial" w:eastAsia="Arial" w:hAnsi="Arial"/>
+          <w:color w:val="188038"/>
+          <w:rtl w:val="0"/>
+        </w:rPr>
+        <w:t xml:space="preserve">SameSite=Strict</w:t>
+      </w:r>
+      <w:r>
+        <w:rPr>
+          <w:rFonts w:ascii="Arial" w:cs="Arial" w:eastAsia="Arial" w:hAnsi="Arial"/>
+          <w:color w:val="00000a"/>
+          <w:rtl w:val="0"/>
+        </w:rPr>
+        <w:t xml:space="preserve">.</w:t>
+      </w:r>
+      <w:r>
+        <w:rPr>
+          <w:rtl w:val="0"/>
+        </w:rPr>
+      </w:r>
+    </w:p>
+    <w:p>
+      <w:pPr>
+        <w:pStyle w:val="Heading4"/>
+        <w:keepNext w:val="0"/>
+        <w:keepLines w:val="0"/>
+        <w:spacing w:before="0" w:line="276" w:lineRule="auto"/>
+        <w:jc w:val="both"/>
+        <w:rPr>
+          <w:rFonts w:ascii="Arial" w:cs="Arial" w:eastAsia="Arial" w:hAnsi="Arial"/>
+          <w:color w:val="00000a"/>
+          <w:sz w:val="22"/>
+          <w:szCs w:val="22"/>
+        </w:rPr>
+      </w:pPr>
+      <w:bookmarkStart w:colFirst="0" w:colLast="0" w:name="_heading=h.umpy672s5qoc" w:id="7"/>
+      <w:bookmarkEnd w:id="7"/>
+      <w:r>
+        <w:rPr>
+          <w:rFonts w:ascii="Arial" w:cs="Arial" w:eastAsia="Arial" w:hAnsi="Arial"/>
+          <w:color w:val="00000a"/>
+          <w:sz w:val="22"/>
+          <w:szCs w:val="22"/>
+          <w:rtl w:val="0"/>
+        </w:rPr>
+        <w:t xml:space="preserve">5. Autenticación, Manejo de Sesiones, Perfiles o Roles</w:t>
+      </w:r>
+    </w:p>
+    <w:p>
+      <w:pPr>
+        <w:numPr>
+          <w:ilvl w:val="0"/>
+          <w:numId w:val="4"/>
+        </w:numPr>
+        <w:spacing w:after="0" w:line="276" w:lineRule="auto"/>
+        <w:ind w:left="720" w:hanging="360"/>
+        <w:rPr>
+          <w:color w:val="00000a"/>
+        </w:rPr>
+      </w:pPr>
+      <w:r>
+        <w:rPr>
+          <w:rFonts w:ascii="Arial" w:cs="Arial" w:eastAsia="Arial" w:hAnsi="Arial"/>
+          <w:color w:val="00000a"/>
+          <w:rtl w:val="0"/>
+        </w:rPr>
+        <w:t xml:space="preserve">Control de acceso basado en roles (RBAC) gestionado por Middleware en Node.js:</w:t>
+      </w:r>
+      <w:r>
+        <w:rPr>
+          <w:rtl w:val="0"/>
+        </w:rPr>
+      </w:r>
+    </w:p>
+    <w:p>
+      <w:pPr>
+        <w:numPr>
+          <w:ilvl w:val="1"/>
+          <w:numId w:val="4"/>
+        </w:numPr>
+        <w:spacing w:after="0" w:line="276" w:lineRule="auto"/>
+        <w:ind w:left="1440" w:hanging="360"/>
+        <w:rPr>
+          <w:color w:val="00000a"/>
+        </w:rPr>
+      </w:pPr>
+      <w:r>
+        <w:rPr>
+          <w:rFonts w:ascii="Arial" w:cs="Arial" w:eastAsia="Arial" w:hAnsi="Arial"/>
+          <w:b w:val="1"/>
+          <w:bCs w:val="1"/>
+          <w:color w:val="00000a"/>
+          <w:rtl w:val="0"/>
+        </w:rPr>
+        <w:t xml:space="preserve">Rol Cliente:</w:t>
+      </w:r>
+      <w:r>
+        <w:rPr>
+          <w:rFonts w:ascii="Arial" w:cs="Arial" w:eastAsia="Arial" w:hAnsi="Arial"/>
+          <w:color w:val="00000a"/>
+          <w:rtl w:val="0"/>
+        </w:rPr>
+        <w:t xml:space="preserve"> Acceso al catálogo, carrito y perfil de compras personal.</w:t>
+      </w:r>
+      <w:r>
+        <w:rPr>
+          <w:rtl w:val="0"/>
+        </w:rPr>
+      </w:r>
+    </w:p>
+    <w:p>
+      <w:pPr>
+        <w:numPr>
+          <w:ilvl w:val="1"/>
+          <w:numId w:val="4"/>
+        </w:numPr>
+        <w:spacing w:after="0" w:line="276" w:lineRule="auto"/>
+        <w:ind w:left="1440" w:hanging="360"/>
+        <w:rPr>
+          <w:color w:val="00000a"/>
+        </w:rPr>
+      </w:pPr>
+      <w:r>
+        <w:rPr>
+          <w:rFonts w:ascii="Arial" w:cs="Arial" w:eastAsia="Arial" w:hAnsi="Arial"/>
+          <w:b w:val="1"/>
+          <w:bCs w:val="1"/>
+          <w:color w:val="00000a"/>
+          <w:rtl w:val="0"/>
+        </w:rPr>
+        <w:t xml:space="preserve">Rol Operador de Bodega:</w:t>
+      </w:r>
+      <w:r>
+        <w:rPr>
+          <w:rFonts w:ascii="Arial" w:cs="Arial" w:eastAsia="Arial" w:hAnsi="Arial"/>
+          <w:color w:val="00000a"/>
+          <w:rtl w:val="0"/>
+        </w:rPr>
+        <w:t xml:space="preserve"> Acceso a la lectura de inventario por talla y recepción de alertas.</w:t>
+      </w:r>
+      <w:r>
+        <w:rPr>
+          <w:rtl w:val="0"/>
+        </w:rPr>
+      </w:r>
+    </w:p>
+    <w:p>
+      <w:pPr>
+        <w:numPr>
+          <w:ilvl w:val="1"/>
+          <w:numId w:val="4"/>
+        </w:numPr>
+        <w:spacing w:after="240" w:line="276" w:lineRule="auto"/>
+        <w:ind w:left="1440" w:hanging="360"/>
+        <w:rPr>
+          <w:color w:val="00000a"/>
+        </w:rPr>
+      </w:pPr>
+      <w:r>
+        <w:rPr>
+          <w:rFonts w:ascii="Arial" w:cs="Arial" w:eastAsia="Arial" w:hAnsi="Arial"/>
+          <w:b w:val="1"/>
+          <w:bCs w:val="1"/>
+          <w:color w:val="00000a"/>
+          <w:rtl w:val="0"/>
+        </w:rPr>
+        <w:t xml:space="preserve">Rol Administrador HQ:</w:t>
+      </w:r>
+      <w:r>
+        <w:rPr>
+          <w:rFonts w:ascii="Arial" w:cs="Arial" w:eastAsia="Arial" w:hAnsi="Arial"/>
+          <w:color w:val="00000a"/>
+          <w:rtl w:val="0"/>
+        </w:rPr>
+        <w:t xml:space="preserve"> Acceso total a los 8 mantenedores (CRUDs), configuraciones del sistema, Dashboard de Analytics y Reportabilidad exportable.</w:t>
+      </w:r>
+      <w:r>
+        <w:rPr>
+          <w:rtl w:val="0"/>
+        </w:rPr>
+      </w:r>
+    </w:p>
+    <w:p>
+      <w:pPr>
+        <w:pStyle w:val="Heading4"/>
+        <w:keepNext w:val="0"/>
+        <w:keepLines w:val="0"/>
+        <w:spacing w:before="0" w:line="276" w:lineRule="auto"/>
+        <w:jc w:val="both"/>
+        <w:rPr>
+          <w:rFonts w:ascii="Arial" w:cs="Arial" w:eastAsia="Arial" w:hAnsi="Arial"/>
+          <w:color w:val="00000a"/>
+          <w:sz w:val="22"/>
+          <w:szCs w:val="22"/>
+        </w:rPr>
+      </w:pPr>
+      <w:bookmarkStart w:colFirst="0" w:colLast="0" w:name="_heading=h.whdqf9bf6ydf" w:id="8"/>
+      <w:bookmarkEnd w:id="8"/>
+      <w:r>
+        <w:rPr>
+          <w:rtl w:val="0"/>
+        </w:rPr>
+      </w:r>
+    </w:p>
+    <w:p>
+      <w:pPr>
+        <w:pStyle w:val="Heading4"/>
+        <w:keepNext w:val="0"/>
+        <w:keepLines w:val="0"/>
+        <w:spacing w:before="0" w:line="276" w:lineRule="auto"/>
+        <w:jc w:val="both"/>
+        <w:rPr>
+          <w:rFonts w:ascii="Arial" w:cs="Arial" w:eastAsia="Arial" w:hAnsi="Arial"/>
+          <w:color w:val="00000a"/>
+          <w:sz w:val="22"/>
+          <w:szCs w:val="22"/>
+        </w:rPr>
+      </w:pPr>
+      <w:bookmarkStart w:colFirst="0" w:colLast="0" w:name="_heading=h.x1bk63nrxny2" w:id="9"/>
+      <w:bookmarkEnd w:id="9"/>
+      <w:r>
+        <w:rPr>
+          <w:rtl w:val="0"/>
+        </w:rPr>
+      </w:r>
+    </w:p>
+    <w:p>
+      <w:pPr>
+        <w:pStyle w:val="Heading4"/>
+        <w:keepNext w:val="0"/>
+        <w:keepLines w:val="0"/>
+        <w:spacing w:before="0" w:line="276" w:lineRule="auto"/>
+        <w:jc w:val="both"/>
+        <w:rPr>
+          <w:rFonts w:ascii="Arial" w:cs="Arial" w:eastAsia="Arial" w:hAnsi="Arial"/>
+          <w:color w:val="00000a"/>
+          <w:sz w:val="22"/>
+          <w:szCs w:val="22"/>
+        </w:rPr>
+      </w:pPr>
+      <w:bookmarkStart w:colFirst="0" w:colLast="0" w:name="_heading=h.2xznpjzdhj93" w:id="10"/>
+      <w:bookmarkEnd w:id="10"/>
+      <w:r>
+        <w:rPr>
+          <w:rtl w:val="0"/>
+        </w:rPr>
+      </w:r>
+    </w:p>
+    <w:p>
+      <w:pPr>
+        <w:pStyle w:val="Heading4"/>
+        <w:keepNext w:val="0"/>
+        <w:keepLines w:val="0"/>
+        <w:spacing w:before="0" w:line="276" w:lineRule="auto"/>
+        <w:jc w:val="both"/>
+        <w:rPr>
+          <w:rFonts w:ascii="Arial" w:cs="Arial" w:eastAsia="Arial" w:hAnsi="Arial"/>
+          <w:color w:val="00000a"/>
+          <w:sz w:val="22"/>
+          <w:szCs w:val="22"/>
+        </w:rPr>
+      </w:pPr>
+      <w:bookmarkStart w:colFirst="0" w:colLast="0" w:name="_heading=h.2gjhpqk8qy6l" w:id="11"/>
+      <w:bookmarkEnd w:id="11"/>
+      <w:r>
+        <w:rPr>
+          <w:rtl w:val="0"/>
+        </w:rPr>
+      </w:r>
+    </w:p>
+    <w:p>
+      <w:pPr>
+        <w:pStyle w:val="Heading4"/>
+        <w:keepNext w:val="0"/>
+        <w:keepLines w:val="0"/>
+        <w:spacing w:before="0" w:line="276" w:lineRule="auto"/>
+        <w:jc w:val="both"/>
+        <w:rPr>
+          <w:rFonts w:ascii="Arial" w:cs="Arial" w:eastAsia="Arial" w:hAnsi="Arial"/>
+          <w:color w:val="00000a"/>
+          <w:sz w:val="22"/>
+          <w:szCs w:val="22"/>
+        </w:rPr>
+      </w:pPr>
+      <w:bookmarkStart w:colFirst="0" w:colLast="0" w:name="_heading=h.ze6ynylmcurl" w:id="12"/>
+      <w:bookmarkEnd w:id="12"/>
+      <w:r>
+        <w:rPr>
+          <w:rFonts w:ascii="Arial" w:cs="Arial" w:eastAsia="Arial" w:hAnsi="Arial"/>
+          <w:color w:val="00000a"/>
+          <w:sz w:val="22"/>
+          <w:szCs w:val="22"/>
+          <w:rtl w:val="0"/>
+        </w:rPr>
+        <w:t xml:space="preserve">6. Notificaciones al Usuario</w:t>
+      </w:r>
+    </w:p>
+    <w:p>
+      <w:pPr>
+        <w:numPr>
+          <w:ilvl w:val="0"/>
+          <w:numId w:val="12"/>
+        </w:numPr>
+        <w:spacing w:after="240" w:line="276" w:lineRule="auto"/>
+        <w:ind w:left="720" w:hanging="360"/>
+        <w:rPr>
+          <w:color w:val="00000a"/>
+        </w:rPr>
+      </w:pPr>
+      <w:r>
+        <w:rPr>
+          <w:rFonts w:ascii="Arial" w:cs="Arial" w:eastAsia="Arial" w:hAnsi="Arial"/>
+          <w:color w:val="00000a"/>
+          <w:rtl w:val="0"/>
+        </w:rPr>
+        <w:t xml:space="preserve">Integración con servicio de correo electrónico mediante </w:t>
+      </w:r>
+      <w:r>
+        <w:rPr>
+          <w:rFonts w:ascii="Arial" w:cs="Arial" w:eastAsia="Arial" w:hAnsi="Arial"/>
+          <w:b w:val="1"/>
+          <w:bCs w:val="1"/>
+          <w:color w:val="00000a"/>
+          <w:rtl w:val="0"/>
+        </w:rPr>
+        <w:t xml:space="preserve">Nodemailer / SMTP</w:t>
+      </w:r>
+      <w:r>
+        <w:rPr>
+          <w:rFonts w:ascii="Arial" w:cs="Arial" w:eastAsia="Arial" w:hAnsi="Arial"/>
+          <w:color w:val="00000a"/>
+          <w:rtl w:val="0"/>
+        </w:rPr>
+        <w:t xml:space="preserve"> (SendGrid o Mailgun). Al confirmar una compra en la Aplicación Principal, el sistema emite automáticamente un correo HTML responsivo al usuario con el comprobante detallado de la orden de compra y número de seguimiento.</w:t>
+      </w:r>
+      <w:r>
+        <w:rPr>
+          <w:rtl w:val="0"/>
+        </w:rPr>
+      </w:r>
+    </w:p>
+    <w:p>
+      <w:pPr>
+        <w:pStyle w:val="Heading4"/>
+        <w:keepNext w:val="0"/>
+        <w:keepLines w:val="0"/>
+        <w:spacing w:before="0" w:line="276" w:lineRule="auto"/>
+        <w:jc w:val="both"/>
+        <w:rPr>
+          <w:rFonts w:ascii="Arial" w:cs="Arial" w:eastAsia="Arial" w:hAnsi="Arial"/>
+          <w:color w:val="00000a"/>
+          <w:sz w:val="22"/>
+          <w:szCs w:val="22"/>
+        </w:rPr>
+      </w:pPr>
+      <w:bookmarkStart w:colFirst="0" w:colLast="0" w:name="_heading=h.5q3r44uzp7qd" w:id="13"/>
+      <w:bookmarkEnd w:id="13"/>
+      <w:r>
+        <w:rPr>
+          <w:rFonts w:ascii="Arial" w:cs="Arial" w:eastAsia="Arial" w:hAnsi="Arial"/>
+          <w:color w:val="00000a"/>
+          <w:sz w:val="22"/>
+          <w:szCs w:val="22"/>
+          <w:rtl w:val="0"/>
+        </w:rPr>
+        <w:t xml:space="preserve">7. Diseño Responsivo</w:t>
+      </w:r>
+    </w:p>
+    <w:p>
+      <w:pPr>
+        <w:numPr>
+          <w:ilvl w:val="0"/>
+          <w:numId w:val="2"/>
+        </w:numPr>
+        <w:spacing w:after="240" w:line="276" w:lineRule="auto"/>
+        <w:ind w:left="720" w:hanging="360"/>
+        <w:rPr>
+          <w:color w:val="00000a"/>
+        </w:rPr>
+      </w:pPr>
+      <w:r>
+        <w:rPr>
+          <w:rFonts w:ascii="Arial" w:cs="Arial" w:eastAsia="Arial" w:hAnsi="Arial"/>
+          <w:color w:val="00000a"/>
+          <w:rtl w:val="0"/>
+        </w:rPr>
+        <w:t xml:space="preserve">Interfaces maquetadas mediante </w:t>
+      </w:r>
+      <w:r>
+        <w:rPr>
+          <w:rFonts w:ascii="Arial" w:cs="Arial" w:eastAsia="Arial" w:hAnsi="Arial"/>
+          <w:b w:val="1"/>
+          <w:bCs w:val="1"/>
+          <w:color w:val="00000a"/>
+          <w:rtl w:val="0"/>
+        </w:rPr>
+        <w:t xml:space="preserve">Tailwind CSS v3.3</w:t>
+      </w:r>
+      <w:r>
+        <w:rPr>
+          <w:rFonts w:ascii="Arial" w:cs="Arial" w:eastAsia="Arial" w:hAnsi="Arial"/>
+          <w:color w:val="00000a"/>
+          <w:rtl w:val="0"/>
+        </w:rPr>
+        <w:t xml:space="preserve">, garantizando una grilla adaptativa para dispositivos móviles (smartphones), tablets y computadores de escritorio.</w:t>
+      </w:r>
+      <w:r>
+        <w:rPr>
+          <w:rtl w:val="0"/>
+        </w:rPr>
+      </w:r>
+    </w:p>
+    <w:p>
+      <w:pPr>
+        <w:pStyle w:val="Heading4"/>
+        <w:keepNext w:val="0"/>
+        <w:keepLines w:val="0"/>
+        <w:spacing w:before="0" w:line="276" w:lineRule="auto"/>
+        <w:jc w:val="both"/>
+        <w:rPr>
+          <w:rFonts w:ascii="Arial" w:cs="Arial" w:eastAsia="Arial" w:hAnsi="Arial"/>
+          <w:color w:val="00000a"/>
+          <w:sz w:val="22"/>
+          <w:szCs w:val="22"/>
+        </w:rPr>
+      </w:pPr>
+      <w:bookmarkStart w:colFirst="0" w:colLast="0" w:name="_heading=h.sflnoin0ehb3" w:id="14"/>
+      <w:bookmarkEnd w:id="14"/>
+      <w:r>
+        <w:rPr>
+          <w:rFonts w:ascii="Arial" w:cs="Arial" w:eastAsia="Arial" w:hAnsi="Arial"/>
+          <w:color w:val="00000a"/>
+          <w:sz w:val="22"/>
+          <w:szCs w:val="22"/>
+          <w:rtl w:val="0"/>
+        </w:rPr>
+        <w:t xml:space="preserve">8. Validaciones en Formularios de Ingreso</w:t>
+      </w:r>
+    </w:p>
+    <w:p>
+      <w:pPr>
+        <w:numPr>
+          <w:ilvl w:val="0"/>
+          <w:numId w:val="5"/>
+        </w:numPr>
+        <w:spacing w:after="0" w:line="276" w:lineRule="auto"/>
+        <w:ind w:left="720" w:hanging="360"/>
+        <w:rPr>
+          <w:color w:val="00000a"/>
+        </w:rPr>
+      </w:pPr>
+      <w:r>
+        <w:rPr>
+          <w:rFonts w:ascii="Arial" w:cs="Arial" w:eastAsia="Arial" w:hAnsi="Arial"/>
+          <w:b w:val="1"/>
+          <w:bCs w:val="1"/>
+          <w:color w:val="00000a"/>
+          <w:rtl w:val="0"/>
+        </w:rPr>
+        <w:t xml:space="preserve">Cliente (Frontend):</w:t>
+      </w:r>
+      <w:r>
+        <w:rPr>
+          <w:rFonts w:ascii="Arial" w:cs="Arial" w:eastAsia="Arial" w:hAnsi="Arial"/>
+          <w:color w:val="00000a"/>
+          <w:rtl w:val="0"/>
+        </w:rPr>
+        <w:t xml:space="preserve"> Validación en tiempo real mediante </w:t>
+      </w:r>
+      <w:r>
+        <w:rPr>
+          <w:rFonts w:ascii="Arial" w:cs="Arial" w:eastAsia="Arial" w:hAnsi="Arial"/>
+          <w:b w:val="1"/>
+          <w:bCs w:val="1"/>
+          <w:color w:val="00000a"/>
+          <w:rtl w:val="0"/>
+        </w:rPr>
+        <w:t xml:space="preserve">React Hook Form / Zod</w:t>
+      </w:r>
+      <w:r>
+        <w:rPr>
+          <w:rFonts w:ascii="Arial" w:cs="Arial" w:eastAsia="Arial" w:hAnsi="Arial"/>
+          <w:color w:val="00000a"/>
+          <w:rtl w:val="0"/>
+        </w:rPr>
+        <w:t xml:space="preserve"> para verificación de sintaxis de correo, longitud mínima de claves y tipos numéricos positivos.</w:t>
+      </w:r>
+      <w:r>
+        <w:rPr>
+          <w:rtl w:val="0"/>
+        </w:rPr>
+      </w:r>
+    </w:p>
+    <w:p>
+      <w:pPr>
+        <w:numPr>
+          <w:ilvl w:val="0"/>
+          <w:numId w:val="5"/>
+        </w:numPr>
+        <w:spacing w:after="240" w:line="276" w:lineRule="auto"/>
+        <w:ind w:left="720" w:hanging="360"/>
+        <w:rPr>
+          <w:color w:val="00000a"/>
+        </w:rPr>
+      </w:pPr>
+      <w:r>
+        <w:rPr>
+          <w:rFonts w:ascii="Arial" w:cs="Arial" w:eastAsia="Arial" w:hAnsi="Arial"/>
+          <w:b w:val="1"/>
+          <w:bCs w:val="1"/>
+          <w:color w:val="00000a"/>
+          <w:rtl w:val="0"/>
+        </w:rPr>
+        <w:t xml:space="preserve">Servidor (Backend):</w:t>
+      </w:r>
+      <w:r>
+        <w:rPr>
+          <w:rFonts w:ascii="Arial" w:cs="Arial" w:eastAsia="Arial" w:hAnsi="Arial"/>
+          <w:color w:val="00000a"/>
+          <w:rtl w:val="0"/>
+        </w:rPr>
+        <w:t xml:space="preserve"> Sanitización y validación estricta a través de </w:t>
+      </w:r>
+      <w:r>
+        <w:rPr>
+          <w:rFonts w:ascii="Arial" w:cs="Arial" w:eastAsia="Arial" w:hAnsi="Arial"/>
+          <w:b w:val="1"/>
+          <w:bCs w:val="1"/>
+          <w:color w:val="00000a"/>
+          <w:rtl w:val="0"/>
+        </w:rPr>
+        <w:t xml:space="preserve">express-validator</w:t>
+      </w:r>
+      <w:r>
+        <w:rPr>
+          <w:rFonts w:ascii="Arial" w:cs="Arial" w:eastAsia="Arial" w:hAnsi="Arial"/>
+          <w:color w:val="00000a"/>
+          <w:rtl w:val="0"/>
+        </w:rPr>
+        <w:t xml:space="preserve"> para prevenir inyecciones SQL y Scripts entre Sitios (XSS).</w:t>
+      </w:r>
+      <w:r>
+        <w:rPr>
+          <w:rtl w:val="0"/>
+        </w:rPr>
+      </w:r>
+    </w:p>
+    <w:p>
+      <w:pPr>
+        <w:pStyle w:val="Heading2"/>
+        <w:keepNext w:val="0"/>
+        <w:keepLines w:val="0"/>
+        <w:spacing w:before="0" w:line="276" w:lineRule="auto"/>
+        <w:jc w:val="both"/>
+        <w:rPr>
+          <w:rFonts w:ascii="Arial" w:cs="Arial" w:eastAsia="Arial" w:hAnsi="Arial"/>
+          <w:color w:val="00000a"/>
+          <w:sz w:val="34"/>
+          <w:szCs w:val="34"/>
+        </w:rPr>
+      </w:pPr>
+      <w:bookmarkStart w:colFirst="0" w:colLast="0" w:name="_heading=h.z90kgn5omci5" w:id="15"/>
+      <w:bookmarkEnd w:id="15"/>
+      <w:r>
+        <w:rPr>
+          <w:rFonts w:ascii="Arial" w:cs="Arial" w:eastAsia="Arial" w:hAnsi="Arial"/>
+          <w:color w:val="00000a"/>
+          <w:sz w:val="34"/>
+          <w:szCs w:val="34"/>
+          <w:rtl w:val="0"/>
+        </w:rPr>
+        <w:t xml:space="preserve">DESCRIPCIÓN DEL PROYECTO</w:t>
+      </w:r>
+    </w:p>
+    <w:p>
+      <w:pPr>
+        <w:pStyle w:val="Heading3"/>
+        <w:keepNext w:val="0"/>
+        <w:keepLines w:val="0"/>
+        <w:spacing w:before="0" w:line="276" w:lineRule="auto"/>
+        <w:jc w:val="both"/>
+        <w:rPr>
+          <w:rFonts w:ascii="Arial" w:cs="Arial" w:eastAsia="Arial" w:hAnsi="Arial"/>
+          <w:color w:val="00000a"/>
+          <w:sz w:val="26"/>
+          <w:szCs w:val="26"/>
+        </w:rPr>
+      </w:pPr>
+      <w:bookmarkStart w:colFirst="0" w:colLast="0" w:name="_heading=h.rgy4s550xct" w:id="16"/>
+      <w:bookmarkEnd w:id="16"/>
+      <w:r>
+        <w:rPr>
+          <w:rFonts w:ascii="Arial" w:cs="Arial" w:eastAsia="Arial" w:hAnsi="Arial"/>
+          <w:color w:val="00000a"/>
+          <w:sz w:val="26"/>
+          <w:szCs w:val="26"/>
+          <w:rtl w:val="0"/>
+        </w:rPr>
+        <w:t xml:space="preserve">Contexto</w:t>
+      </w:r>
+    </w:p>
+    <w:p>
+      <w:pPr>
+        <w:spacing w:after="240" w:line="276" w:lineRule="auto"/>
+        <w:jc w:val="both"/>
+        <w:rPr>
+          <w:rFonts w:ascii="Arial" w:cs="Arial" w:eastAsia="Arial" w:hAnsi="Arial"/>
+          <w:color w:val="00000a"/>
+        </w:rPr>
+      </w:pPr>
+      <w:r>
+        <w:rPr>
+          <w:rFonts w:ascii="Arial" w:cs="Arial" w:eastAsia="Arial" w:hAnsi="Arial"/>
+          <w:b w:val="1"/>
+          <w:bCs w:val="1"/>
+          <w:color w:val="00000a"/>
+          <w:rtl w:val="0"/>
+        </w:rPr>
+        <w:t xml:space="preserve">Zapatillas Duoc</w:t>
+      </w:r>
+      <w:r>
+        <w:rPr>
+          <w:rFonts w:ascii="Arial" w:cs="Arial" w:eastAsia="Arial" w:hAnsi="Arial"/>
+          <w:color w:val="00000a"/>
+          <w:rtl w:val="0"/>
+        </w:rPr>
+        <w:t xml:space="preserve"> es un comercio de retail enfocado en la distribución de calzado urbano y de estilo de vida juvenil en el sector sur de Santiago (La Florida / Puente Alto). En el rubro de calzado, la venta está condicionada por la disponibilidad de números o tallas específicas: mientras que las tallas medianas (9, 10 y 11 US) concentran la mayor parte de la demanda, las tallas en los extremos del espectro registran una velocidad de venta significativamente menor.</w:t>
+      </w:r>
+    </w:p>
+    <w:p>
+      <w:pPr>
+        <w:spacing w:after="240" w:line="276" w:lineRule="auto"/>
+        <w:jc w:val="both"/>
+        <w:rPr>
+          <w:rFonts w:ascii="Arial" w:cs="Arial" w:eastAsia="Arial" w:hAnsi="Arial"/>
+          <w:color w:val="00000a"/>
+        </w:rPr>
+      </w:pPr>
+      <w:r>
+        <w:rPr>
+          <w:rFonts w:ascii="Arial" w:cs="Arial" w:eastAsia="Arial" w:hAnsi="Arial"/>
+          <w:color w:val="00000a"/>
+          <w:rtl w:val="0"/>
+        </w:rPr>
+        <w:t xml:space="preserve">Ante el crecimiento del mercado digital, la PyME requiere modernizar su operación mediante una plataforma e-commerce centralizada que capte el mercado web y alimente un sistema de análisis de datos para optimizar las decisiones de compra de inventario.</w:t>
+      </w:r>
+    </w:p>
+    <w:p>
+      <w:pPr>
+        <w:pStyle w:val="Heading3"/>
+        <w:keepNext w:val="0"/>
+        <w:keepLines w:val="0"/>
+        <w:spacing w:before="0" w:line="276" w:lineRule="auto"/>
+        <w:jc w:val="both"/>
+        <w:rPr>
+          <w:rFonts w:ascii="Arial" w:cs="Arial" w:eastAsia="Arial" w:hAnsi="Arial"/>
+          <w:color w:val="00000a"/>
+          <w:sz w:val="26"/>
+          <w:szCs w:val="26"/>
+        </w:rPr>
+      </w:pPr>
+      <w:bookmarkStart w:colFirst="0" w:colLast="0" w:name="_heading=h.ktzzvyjk4mv4" w:id="17"/>
+      <w:bookmarkEnd w:id="17"/>
+      <w:r>
+        <w:rPr>
+          <w:rFonts w:ascii="Arial" w:cs="Arial" w:eastAsia="Arial" w:hAnsi="Arial"/>
+          <w:color w:val="00000a"/>
+          <w:sz w:val="26"/>
+          <w:szCs w:val="26"/>
+          <w:rtl w:val="0"/>
+        </w:rPr>
+        <w:t xml:space="preserve">Procesos de Negocio</w:t>
+      </w:r>
+    </w:p>
+    <w:p>
+      <w:pPr>
+        <w:spacing w:after="240" w:line="276" w:lineRule="auto"/>
+        <w:jc w:val="both"/>
+        <w:rPr>
+          <w:rFonts w:ascii="Arial" w:cs="Arial" w:eastAsia="Arial" w:hAnsi="Arial"/>
+          <w:color w:val="00000a"/>
+        </w:rPr>
+      </w:pPr>
+      <w:r>
+        <w:rPr>
+          <w:rFonts w:ascii="Arial" w:cs="Arial" w:eastAsia="Arial" w:hAnsi="Arial"/>
+          <w:color w:val="00000a"/>
+          <w:rtl w:val="0"/>
+        </w:rPr>
+        <w:t xml:space="preserve">Actualmente, Zapatillas Duoc opera mediante un modelo presencial tradicional y control manual de existencias:</w:t>
       </w:r>
     </w:p>
     <w:p>
@@ -225,7 +2224,7 @@
           <w:ilvl w:val="0"/>
           <w:numId w:val="3"/>
         </w:numPr>
-        <w:spacing w:after="0" w:afterAutospacing="0" w:line="276" w:lineRule="auto"/>
+        <w:spacing w:after="0" w:line="276" w:lineRule="auto"/>
         <w:ind w:left="720" w:hanging="360"/>
         <w:rPr>
           <w:color w:val="00000a"/>
@@ -239,16 +2238,34 @@
           <w:color w:val="00000a"/>
           <w:rtl w:val="0"/>
         </w:rPr>
-        <w:t xml:space="preserve">Capa de Lógica de Negocio y Servicios API:</w:t>
-      </w:r>
-      <w:r>
-        <w:rPr>
-          <w:rFonts w:ascii="Arial" w:cs="Arial" w:eastAsia="Arial" w:hAnsi="Arial"/>
-          <w:color w:val="00000a"/>
-          <w:rtl w:val="0"/>
-        </w:rPr>
-        <w:t xml:space="preserve"> Servicio web en </w:t>
-      </w:r>
+        <w:t xml:space="preserve">Atención y Venta:</w:t>
+      </w:r>
+      <w:r>
+        <w:rPr>
+          <w:rFonts w:ascii="Arial" w:cs="Arial" w:eastAsia="Arial" w:hAnsi="Arial"/>
+          <w:color w:val="00000a"/>
+          <w:rtl w:val="0"/>
+        </w:rPr>
+        <w:t xml:space="preserve"> El cliente consulta en tienda la disponibilidad de un modelo en una talla concreta.</w:t>
+      </w:r>
+      <w:r>
+        <w:rPr>
+          <w:rtl w:val="0"/>
+        </w:rPr>
+      </w:r>
+    </w:p>
+    <w:p>
+      <w:pPr>
+        <w:numPr>
+          <w:ilvl w:val="0"/>
+          <w:numId w:val="3"/>
+        </w:numPr>
+        <w:spacing w:after="0" w:line="276" w:lineRule="auto"/>
+        <w:ind w:left="720" w:hanging="360"/>
+        <w:rPr>
+          <w:color w:val="00000a"/>
+        </w:rPr>
+      </w:pPr>
       <w:r>
         <w:rPr>
           <w:rFonts w:ascii="Arial" w:cs="Arial" w:eastAsia="Arial" w:hAnsi="Arial"/>
@@ -257,33 +2274,20 @@
           <w:color w:val="00000a"/>
           <w:rtl w:val="0"/>
         </w:rPr>
-        <w:t xml:space="preserve">Node.js v20.x / Express v4.18</w:t>
-      </w:r>
-      <w:r>
-        <w:rPr>
-          <w:rFonts w:ascii="Arial" w:cs="Arial" w:eastAsia="Arial" w:hAnsi="Arial"/>
-          <w:color w:val="00000a"/>
-          <w:rtl w:val="0"/>
-        </w:rPr>
-        <w:t xml:space="preserve"> estructurado con POO (clases controladoras, modelos de dominio, servicios de validación y middlewares de seguridad). Se integra de forma transparente con un microservicio secundario en </w:t>
-      </w:r>
-      <w:r>
-        <w:rPr>
-          <w:rFonts w:ascii="Arial" w:cs="Arial" w:eastAsia="Arial" w:hAnsi="Arial"/>
-          <w:b w:val="1"/>
-          <w:bCs w:val="1"/>
-          <w:color w:val="00000a"/>
-          <w:rtl w:val="0"/>
-        </w:rPr>
-        <w:t xml:space="preserve">Python v3.11</w:t>
-      </w:r>
-      <w:r>
-        <w:rPr>
-          <w:rFonts w:ascii="Arial" w:cs="Arial" w:eastAsia="Arial" w:hAnsi="Arial"/>
-          <w:color w:val="00000a"/>
-          <w:rtl w:val="0"/>
-        </w:rPr>
-        <w:t xml:space="preserve"> (Scikit-Learn / Pandas) para el cálculo predictivo de rotación.</w:t>
+        <w:t xml:space="preserve">Búsqueda Manual:</w:t>
+      </w:r>
+      <w:r>
+        <w:rPr>
+          <w:rFonts w:ascii="Arial" w:cs="Arial" w:eastAsia="Arial" w:hAnsi="Arial"/>
+          <w:color w:val="00000a"/>
+          <w:rtl w:val="0"/>
+        </w:rPr>
+        <w:t xml:space="preserve"> El personal se desplaza a la bodega física a verificar el stock en caja. De no contar con el par, la transacción se pierde definitivamente.</w:t>
+      </w:r>
+      <w:r>
+        <w:rPr>
+          <w:rtl w:val="0"/>
+        </w:rPr>
       </w:r>
     </w:p>
     <w:p>
@@ -306,16 +2310,31 @@
           <w:color w:val="00000a"/>
           <w:rtl w:val="0"/>
         </w:rPr>
-        <w:t xml:space="preserve">Capa de Acceso a Datos y Persistencia:</w:t>
-      </w:r>
-      <w:r>
-        <w:rPr>
-          <w:rFonts w:ascii="Arial" w:cs="Arial" w:eastAsia="Arial" w:hAnsi="Arial"/>
-          <w:color w:val="00000a"/>
-          <w:rtl w:val="0"/>
-        </w:rPr>
-        <w:t xml:space="preserve"> Base de datos relacional </w:t>
-      </w:r>
+        <w:t xml:space="preserve">Reaprovisionamiento:</w:t>
+      </w:r>
+      <w:r>
+        <w:rPr>
+          <w:rFonts w:ascii="Arial" w:cs="Arial" w:eastAsia="Arial" w:hAnsi="Arial"/>
+          <w:color w:val="00000a"/>
+          <w:rtl w:val="0"/>
+        </w:rPr>
+        <w:t xml:space="preserve"> Al cierre del mes, el encargado realiza pedidos a los proveedores basándose en la percepción empírica o visual de lo que falta en los estantes.</w:t>
+      </w:r>
+      <w:r>
+        <w:rPr>
+          <w:rtl w:val="0"/>
+        </w:rPr>
+      </w:r>
+    </w:p>
+    <w:p>
+      <w:pPr>
+        <w:spacing w:after="240" w:line="276" w:lineRule="auto"/>
+        <w:jc w:val="both"/>
+        <w:rPr>
+          <w:rFonts w:ascii="Arial" w:cs="Arial" w:eastAsia="Arial" w:hAnsi="Arial"/>
+          <w:color w:val="00000a"/>
+        </w:rPr>
+      </w:pPr>
       <w:r>
         <w:rPr>
           <w:rFonts w:ascii="Arial" w:cs="Arial" w:eastAsia="Arial" w:hAnsi="Arial"/>
@@ -324,149 +2343,15 @@
           <w:color w:val="00000a"/>
           <w:rtl w:val="0"/>
         </w:rPr>
-        <w:t xml:space="preserve">PostgreSQL v15</w:t>
-      </w:r>
-      <w:r>
-        <w:rPr>
-          <w:rFonts w:ascii="Arial" w:cs="Arial" w:eastAsia="Arial" w:hAnsi="Arial"/>
-          <w:color w:val="00000a"/>
-          <w:rtl w:val="0"/>
-        </w:rPr>
-        <w:t xml:space="preserve"> alojada en la plataforma cloud </w:t>
-      </w:r>
-      <w:r>
-        <w:rPr>
-          <w:rFonts w:ascii="Arial" w:cs="Arial" w:eastAsia="Arial" w:hAnsi="Arial"/>
-          <w:b w:val="1"/>
-          <w:bCs w:val="1"/>
-          <w:color w:val="00000a"/>
-          <w:rtl w:val="0"/>
-        </w:rPr>
-        <w:t xml:space="preserve">Supabase</w:t>
-      </w:r>
-      <w:r>
-        <w:rPr>
-          <w:rFonts w:ascii="Arial" w:cs="Arial" w:eastAsia="Arial" w:hAnsi="Arial"/>
-          <w:color w:val="00000a"/>
-          <w:rtl w:val="0"/>
-        </w:rPr>
-        <w:t xml:space="preserve">, utilizando procedimientos almacenados, transacciones atómicas y </w:t>
-      </w:r>
-      <w:r>
-        <w:rPr>
-          <w:rFonts w:ascii="Arial" w:cs="Arial" w:eastAsia="Arial" w:hAnsi="Arial"/>
-          <w:i w:val="1"/>
-          <w:iCs w:val="1"/>
-          <w:color w:val="00000a"/>
-          <w:rtl w:val="0"/>
-        </w:rPr>
-        <w:t xml:space="preserve">triggers</w:t>
-      </w:r>
-      <w:r>
-        <w:rPr>
-          <w:rFonts w:ascii="Arial" w:cs="Arial" w:eastAsia="Arial" w:hAnsi="Arial"/>
-          <w:color w:val="00000a"/>
-          <w:rtl w:val="0"/>
-        </w:rPr>
-        <w:t xml:space="preserve"> para la integridad del inventario.</w:t>
-      </w:r>
-    </w:p>
-    <w:p>
-      <w:pPr>
-        <w:spacing w:after="240" w:line="276" w:lineRule="auto"/>
-        <w:jc w:val="both"/>
-        <w:rPr>
-          <w:rFonts w:ascii="Arial" w:cs="Arial" w:eastAsia="Arial" w:hAnsi="Arial"/>
-          <w:color w:val="00000a"/>
-        </w:rPr>
-      </w:pPr>
-      <w:r>
-        <w:rPr>
-          <w:rFonts w:ascii="Arial" w:cs="Arial" w:eastAsia="Arial" w:hAnsi="Arial"/>
-          <w:color w:val="00000a"/>
-          <w:rtl w:val="0"/>
-        </w:rPr>
-        <w:t xml:space="preserve">El sistema se compone de </w:t>
-      </w:r>
-      <w:r>
-        <w:rPr>
-          <w:rFonts w:ascii="Arial" w:cs="Arial" w:eastAsia="Arial" w:hAnsi="Arial"/>
-          <w:b w:val="1"/>
-          <w:bCs w:val="1"/>
-          <w:color w:val="00000a"/>
-          <w:rtl w:val="0"/>
-        </w:rPr>
-        <w:t xml:space="preserve">dos aplicaciones integradas</w:t>
-      </w:r>
-      <w:r>
-        <w:rPr>
-          <w:rFonts w:ascii="Arial" w:cs="Arial" w:eastAsia="Arial" w:hAnsi="Arial"/>
-          <w:color w:val="00000a"/>
-          <w:rtl w:val="0"/>
-        </w:rPr>
-        <w:t xml:space="preserve">:</w:t>
-      </w:r>
-    </w:p>
-    <w:p>
-      <w:pPr>
-        <w:numPr>
-          <w:ilvl w:val="0"/>
-          <w:numId w:val="9"/>
-        </w:numPr>
-        <w:spacing w:after="0" w:afterAutospacing="0" w:line="276" w:lineRule="auto"/>
-        <w:ind w:left="720" w:hanging="360"/>
-        <w:rPr>
-          <w:color w:val="00000a"/>
-        </w:rPr>
-      </w:pPr>
-      <w:r>
-        <w:rPr>
-          <w:rFonts w:ascii="Arial" w:cs="Arial" w:eastAsia="Arial" w:hAnsi="Arial"/>
-          <w:b w:val="1"/>
-          <w:bCs w:val="1"/>
-          <w:color w:val="00000a"/>
-          <w:rtl w:val="0"/>
-        </w:rPr>
-        <w:t xml:space="preserve">Aplicación Principal (Portal E-Commerce Web):</w:t>
-      </w:r>
-      <w:r>
-        <w:rPr>
-          <w:rFonts w:ascii="Arial" w:cs="Arial" w:eastAsia="Arial" w:hAnsi="Arial"/>
-          <w:color w:val="00000a"/>
-          <w:rtl w:val="0"/>
-        </w:rPr>
-        <w:t xml:space="preserve"> Orientada a los clientes finales para la visualización de productos, carrito de compras, ejecución de transacciones y notificaciones automáticas por correo electrónico.</w:t>
-      </w:r>
-    </w:p>
-    <w:p>
-      <w:pPr>
-        <w:numPr>
-          <w:ilvl w:val="0"/>
-          <w:numId w:val="9"/>
-        </w:numPr>
-        <w:spacing w:after="240" w:line="276" w:lineRule="auto"/>
-        <w:ind w:left="720" w:hanging="360"/>
-        <w:rPr>
-          <w:color w:val="00000a"/>
-        </w:rPr>
-      </w:pPr>
-      <w:r>
-        <w:rPr>
-          <w:rFonts w:ascii="Arial" w:cs="Arial" w:eastAsia="Arial" w:hAnsi="Arial"/>
-          <w:b w:val="1"/>
-          <w:bCs w:val="1"/>
-          <w:color w:val="00000a"/>
-          <w:rtl w:val="0"/>
-        </w:rPr>
-        <w:t xml:space="preserve">Aplicación Secundaria (Dashboard Admin HQ &amp; Mantenedores):</w:t>
-      </w:r>
-      <w:r>
-        <w:rPr>
-          <w:rFonts w:ascii="Arial" w:cs="Arial" w:eastAsia="Arial" w:hAnsi="Arial"/>
-          <w:color w:val="00000a"/>
-          <w:rtl w:val="0"/>
-        </w:rPr>
-        <w:t xml:space="preserve"> Destinada al usuario Administrador y Operador de Bodega. Proporciona autonomía completa para la gestión de datos maestros (CRUDs), control de inventario por talla y análisis de métricas predictivas.</w:t>
+        <w:t xml:space="preserve">Relación con la problemática:</w:t>
+      </w:r>
+      <w:r>
+        <w:rPr>
+          <w:rFonts w:ascii="Arial" w:cs="Arial" w:eastAsia="Arial" w:hAnsi="Arial"/>
+          <w:color w:val="00000a"/>
+          <w:rtl w:val="0"/>
+        </w:rPr>
+        <w:t xml:space="preserve"> La ausencia de un canal e-commerce transaccional impide registrar la demanda real en tiempo real y genera una brecha entre lo que los clientes buscan y lo que la bodega reabastece.</w:t>
       </w:r>
     </w:p>
     <w:p>
@@ -483,8 +2368,8 @@
           <w:szCs w:val="26"/>
         </w:rPr>
       </w:pPr>
-      <w:bookmarkStart w:colFirst="0" w:colLast="0" w:name="_heading=h.8tpwdlvcwka1" w:id="2"/>
-      <w:bookmarkEnd w:id="2"/>
+      <w:bookmarkStart w:colFirst="0" w:colLast="0" w:name="_heading=h.k9nq9bnk48h8" w:id="18"/>
+      <w:bookmarkEnd w:id="18"/>
       <w:r>
         <w:rPr>
           <w:rFonts w:ascii="Arial" w:cs="Arial" w:eastAsia="Arial" w:hAnsi="Arial"/>
@@ -493,38 +2378,11 @@
           <w:szCs w:val="26"/>
           <w:rtl w:val="0"/>
         </w:rPr>
-        <w:t xml:space="preserve">Cumplimiento de Especificaciones Mínimas Requeridas</w:t>
+        <w:t xml:space="preserve">Problema</w:t>
       </w:r>
     </w:p>
     <w:p>
       <w:pPr>
-        <w:pStyle w:val="Heading4"/>
-        <w:keepNext w:val="0"/>
-        <w:keepLines w:val="0"/>
-        <w:spacing w:before="0" w:line="276" w:lineRule="auto"/>
-        <w:jc w:val="both"/>
-        <w:rPr>
-          <w:rFonts w:ascii="Arial" w:cs="Arial" w:eastAsia="Arial" w:hAnsi="Arial"/>
-          <w:color w:val="00000a"/>
-          <w:sz w:val="22"/>
-          <w:szCs w:val="22"/>
-        </w:rPr>
-      </w:pPr>
-      <w:bookmarkStart w:colFirst="0" w:colLast="0" w:name="_heading=h.wo666fobwslu" w:id="3"/>
-      <w:bookmarkEnd w:id="3"/>
-      <w:r>
-        <w:rPr>
-          <w:rFonts w:ascii="Arial" w:cs="Arial" w:eastAsia="Arial" w:hAnsi="Arial"/>
-          <w:color w:val="00000a"/>
-          <w:sz w:val="22"/>
-          <w:szCs w:val="22"/>
-          <w:rtl w:val="0"/>
-        </w:rPr>
-        <w:t xml:space="preserve">1. Ocho Mantenedores (CRUDs completables en la Aplicación Secundaria)</w:t>
-      </w:r>
-    </w:p>
-    <w:p>
-      <w:pPr>
         <w:spacing w:after="240" w:line="276" w:lineRule="auto"/>
         <w:jc w:val="both"/>
         <w:rPr>
@@ -538,1554 +2396,7 @@
           <w:color w:val="00000a"/>
           <w:rtl w:val="0"/>
         </w:rPr>
-        <w:t xml:space="preserve">Para dar autonomía operativa al usuario administrador sin requerir intervención técnica:</w:t>
-      </w:r>
-    </w:p>
-    <w:p>
-      <w:pPr>
-        <w:numPr>
-          <w:ilvl w:val="0"/>
-          <w:numId w:val="6"/>
-        </w:numPr>
-        <w:spacing w:after="0" w:afterAutospacing="0" w:line="276" w:lineRule="auto"/>
-        <w:ind w:left="720" w:hanging="360"/>
-        <w:rPr>
-          <w:color w:val="00000a"/>
-        </w:rPr>
-      </w:pPr>
-      <w:r>
-        <w:rPr>
-          <w:rFonts w:ascii="Arial" w:cs="Arial" w:eastAsia="Arial" w:hAnsi="Arial"/>
-          <w:b w:val="1"/>
-          <w:bCs w:val="1"/>
-          <w:color w:val="00000a"/>
-          <w:rtl w:val="0"/>
-        </w:rPr>
-        <w:t xml:space="preserve">Mantenedor de Usuarios y Roles (CRUD):</w:t>
-      </w:r>
-      <w:r>
-        <w:rPr>
-          <w:rFonts w:ascii="Arial" w:cs="Arial" w:eastAsia="Arial" w:hAnsi="Arial"/>
-          <w:color w:val="00000a"/>
-          <w:rtl w:val="0"/>
-        </w:rPr>
-        <w:t xml:space="preserve"> Registro, modificación, suspensión de cuentas y asignación de perfiles (</w:t>
-      </w:r>
-      <w:r>
-        <w:rPr>
-          <w:rFonts w:ascii="Arial" w:cs="Arial" w:eastAsia="Arial" w:hAnsi="Arial"/>
-          <w:color w:val="188038"/>
-          <w:rtl w:val="0"/>
-        </w:rPr>
-        <w:t xml:space="preserve">cliente</w:t>
-      </w:r>
-      <w:r>
-        <w:rPr>
-          <w:rFonts w:ascii="Arial" w:cs="Arial" w:eastAsia="Arial" w:hAnsi="Arial"/>
-          <w:color w:val="00000a"/>
-          <w:rtl w:val="0"/>
-        </w:rPr>
-        <w:t xml:space="preserve">, </w:t>
-      </w:r>
-      <w:r>
-        <w:rPr>
-          <w:rFonts w:ascii="Arial" w:cs="Arial" w:eastAsia="Arial" w:hAnsi="Arial"/>
-          <w:color w:val="188038"/>
-          <w:rtl w:val="0"/>
-        </w:rPr>
-        <w:t xml:space="preserve">admin</w:t>
-      </w:r>
-      <w:r>
-        <w:rPr>
-          <w:rFonts w:ascii="Arial" w:cs="Arial" w:eastAsia="Arial" w:hAnsi="Arial"/>
-          <w:color w:val="00000a"/>
-          <w:rtl w:val="0"/>
-        </w:rPr>
-        <w:t xml:space="preserve">, </w:t>
-      </w:r>
-      <w:r>
-        <w:rPr>
-          <w:rFonts w:ascii="Arial" w:cs="Arial" w:eastAsia="Arial" w:hAnsi="Arial"/>
-          <w:color w:val="188038"/>
-          <w:rtl w:val="0"/>
-        </w:rPr>
-        <w:t xml:space="preserve">bodega</w:t>
-      </w:r>
-      <w:r>
-        <w:rPr>
-          <w:rFonts w:ascii="Arial" w:cs="Arial" w:eastAsia="Arial" w:hAnsi="Arial"/>
-          <w:color w:val="00000a"/>
-          <w:rtl w:val="0"/>
-        </w:rPr>
-        <w:t xml:space="preserve">).</w:t>
-      </w:r>
-    </w:p>
-    <w:p>
-      <w:pPr>
-        <w:numPr>
-          <w:ilvl w:val="0"/>
-          <w:numId w:val="6"/>
-        </w:numPr>
-        <w:spacing w:after="0" w:afterAutospacing="0" w:line="276" w:lineRule="auto"/>
-        <w:ind w:left="720" w:hanging="360"/>
-        <w:rPr>
-          <w:color w:val="00000a"/>
-        </w:rPr>
-      </w:pPr>
-      <w:r>
-        <w:rPr>
-          <w:rFonts w:ascii="Arial" w:cs="Arial" w:eastAsia="Arial" w:hAnsi="Arial"/>
-          <w:b w:val="1"/>
-          <w:bCs w:val="1"/>
-          <w:color w:val="00000a"/>
-          <w:rtl w:val="0"/>
-        </w:rPr>
-        <w:t xml:space="preserve">Mantenedor de Productos y Calzado (CRUD):</w:t>
-      </w:r>
-      <w:r>
-        <w:rPr>
-          <w:rFonts w:ascii="Arial" w:cs="Arial" w:eastAsia="Arial" w:hAnsi="Arial"/>
-          <w:color w:val="00000a"/>
-          <w:rtl w:val="0"/>
-        </w:rPr>
-        <w:t xml:space="preserve"> Creación y edición de modelos de zapatilla, descripción, precio en CLP e imágenes asociadas.</w:t>
-      </w:r>
-    </w:p>
-    <w:p>
-      <w:pPr>
-        <w:numPr>
-          <w:ilvl w:val="0"/>
-          <w:numId w:val="6"/>
-        </w:numPr>
-        <w:spacing w:after="0" w:afterAutospacing="0" w:line="276" w:lineRule="auto"/>
-        <w:ind w:left="720" w:hanging="360"/>
-        <w:rPr>
-          <w:color w:val="00000a"/>
-        </w:rPr>
-      </w:pPr>
-      <w:r>
-        <w:rPr>
-          <w:rFonts w:ascii="Arial" w:cs="Arial" w:eastAsia="Arial" w:hAnsi="Arial"/>
-          <w:b w:val="1"/>
-          <w:bCs w:val="1"/>
-          <w:color w:val="00000a"/>
-          <w:rtl w:val="0"/>
-        </w:rPr>
-        <w:t xml:space="preserve">Mantenedor de Tallas e Inventario (CRUD):</w:t>
-      </w:r>
-      <w:r>
-        <w:rPr>
-          <w:rFonts w:ascii="Arial" w:cs="Arial" w:eastAsia="Arial" w:hAnsi="Arial"/>
-          <w:color w:val="00000a"/>
-          <w:rtl w:val="0"/>
-        </w:rPr>
-        <w:t xml:space="preserve"> Asignación de tallas (ej. 9, 10, 11 US) a cada producto y control manual de entradas/salidas de stock por bodega.</w:t>
-      </w:r>
-    </w:p>
-    <w:p>
-      <w:pPr>
-        <w:numPr>
-          <w:ilvl w:val="0"/>
-          <w:numId w:val="6"/>
-        </w:numPr>
-        <w:spacing w:after="0" w:afterAutospacing="0" w:line="276" w:lineRule="auto"/>
-        <w:ind w:left="720" w:hanging="360"/>
-        <w:rPr>
-          <w:color w:val="00000a"/>
-        </w:rPr>
-      </w:pPr>
-      <w:r>
-        <w:rPr>
-          <w:rFonts w:ascii="Arial" w:cs="Arial" w:eastAsia="Arial" w:hAnsi="Arial"/>
-          <w:b w:val="1"/>
-          <w:bCs w:val="1"/>
-          <w:color w:val="00000a"/>
-          <w:rtl w:val="0"/>
-        </w:rPr>
-        <w:t xml:space="preserve">Mantenedor de Marcas y Proveedores (CRUD):</w:t>
-      </w:r>
-      <w:r>
-        <w:rPr>
-          <w:rFonts w:ascii="Arial" w:cs="Arial" w:eastAsia="Arial" w:hAnsi="Arial"/>
-          <w:color w:val="00000a"/>
-          <w:rtl w:val="0"/>
-        </w:rPr>
-        <w:t xml:space="preserve"> Alta, edición y vinculación de marcas comercializadas (DC Shoes, Vans, Nike) y contactos comerciales.</w:t>
-      </w:r>
-    </w:p>
-    <w:p>
-      <w:pPr>
-        <w:numPr>
-          <w:ilvl w:val="0"/>
-          <w:numId w:val="6"/>
-        </w:numPr>
-        <w:spacing w:after="0" w:afterAutospacing="0" w:line="276" w:lineRule="auto"/>
-        <w:ind w:left="720" w:hanging="360"/>
-        <w:rPr>
-          <w:color w:val="00000a"/>
-        </w:rPr>
-      </w:pPr>
-      <w:r>
-        <w:rPr>
-          <w:rFonts w:ascii="Arial" w:cs="Arial" w:eastAsia="Arial" w:hAnsi="Arial"/>
-          <w:b w:val="1"/>
-          <w:bCs w:val="1"/>
-          <w:color w:val="00000a"/>
-          <w:rtl w:val="0"/>
-        </w:rPr>
-        <w:t xml:space="preserve">Mantenedor de Categorías y Estilos (CRUD):</w:t>
-      </w:r>
-      <w:r>
-        <w:rPr>
-          <w:rFonts w:ascii="Arial" w:cs="Arial" w:eastAsia="Arial" w:hAnsi="Arial"/>
-          <w:color w:val="00000a"/>
-          <w:rtl w:val="0"/>
-        </w:rPr>
-        <w:t xml:space="preserve"> Clasificación del calzado en categorías (Urbano, Skateboard, Running, Edición Especial).</w:t>
-      </w:r>
-    </w:p>
-    <w:p>
-      <w:pPr>
-        <w:numPr>
-          <w:ilvl w:val="0"/>
-          <w:numId w:val="6"/>
-        </w:numPr>
-        <w:spacing w:after="0" w:afterAutospacing="0" w:line="276" w:lineRule="auto"/>
-        <w:ind w:left="720" w:hanging="360"/>
-        <w:rPr>
-          <w:color w:val="00000a"/>
-        </w:rPr>
-      </w:pPr>
-      <w:r>
-        <w:rPr>
-          <w:rFonts w:ascii="Arial" w:cs="Arial" w:eastAsia="Arial" w:hAnsi="Arial"/>
-          <w:b w:val="1"/>
-          <w:bCs w:val="1"/>
-          <w:color w:val="00000a"/>
-          <w:rtl w:val="0"/>
-        </w:rPr>
-        <w:t xml:space="preserve">Mantenedor de Parámetros de Stock Crítico (CRUD):</w:t>
-      </w:r>
-      <w:r>
-        <w:rPr>
-          <w:rFonts w:ascii="Arial" w:cs="Arial" w:eastAsia="Arial" w:hAnsi="Arial"/>
-          <w:color w:val="00000a"/>
-          <w:rtl w:val="0"/>
-        </w:rPr>
-        <w:t xml:space="preserve"> Configuración de los umbrales de alerta temprana y días lectivos proyectados para desencadenar notificaciones de compra por talla.</w:t>
-      </w:r>
-    </w:p>
-    <w:p>
-      <w:pPr>
-        <w:numPr>
-          <w:ilvl w:val="0"/>
-          <w:numId w:val="6"/>
-        </w:numPr>
-        <w:spacing w:after="0" w:afterAutospacing="0" w:line="276" w:lineRule="auto"/>
-        <w:ind w:left="720" w:hanging="360"/>
-        <w:rPr>
-          <w:color w:val="00000a"/>
-        </w:rPr>
-      </w:pPr>
-      <w:r>
-        <w:rPr>
-          <w:rFonts w:ascii="Arial" w:cs="Arial" w:eastAsia="Arial" w:hAnsi="Arial"/>
-          <w:b w:val="1"/>
-          <w:bCs w:val="1"/>
-          <w:color w:val="00000a"/>
-          <w:rtl w:val="0"/>
-        </w:rPr>
-        <w:t xml:space="preserve">Mantenedor de Promociones y Códigos de Descuento (CRUD):</w:t>
-      </w:r>
-      <w:r>
-        <w:rPr>
-          <w:rFonts w:ascii="Arial" w:cs="Arial" w:eastAsia="Arial" w:hAnsi="Arial"/>
-          <w:color w:val="00000a"/>
-          <w:rtl w:val="0"/>
-        </w:rPr>
-        <w:t xml:space="preserve"> Registro de cupones, porcentaje/monto de rebaja, límite de usos y fechas de vigencia.</w:t>
-      </w:r>
-    </w:p>
-    <w:p>
-      <w:pPr>
-        <w:numPr>
-          <w:ilvl w:val="0"/>
-          <w:numId w:val="6"/>
-        </w:numPr>
-        <w:spacing w:after="240" w:line="276" w:lineRule="auto"/>
-        <w:ind w:left="720" w:hanging="360"/>
-        <w:rPr>
-          <w:color w:val="00000a"/>
-        </w:rPr>
-      </w:pPr>
-      <w:r>
-        <w:rPr>
-          <w:rFonts w:ascii="Arial" w:cs="Arial" w:eastAsia="Arial" w:hAnsi="Arial"/>
-          <w:b w:val="1"/>
-          <w:bCs w:val="1"/>
-          <w:color w:val="00000a"/>
-          <w:rtl w:val="0"/>
-        </w:rPr>
-        <w:t xml:space="preserve">Mantenedor de Estados de Pedido (CRUD):</w:t>
-      </w:r>
-      <w:r>
-        <w:rPr>
-          <w:rFonts w:ascii="Arial" w:cs="Arial" w:eastAsia="Arial" w:hAnsi="Arial"/>
-          <w:color w:val="00000a"/>
-          <w:rtl w:val="0"/>
-        </w:rPr>
-        <w:t xml:space="preserve"> Parametrización y actualización del flujo de la orden (</w:t>
-      </w:r>
-      <w:r>
-        <w:rPr>
-          <w:rFonts w:ascii="Arial" w:cs="Arial" w:eastAsia="Arial" w:hAnsi="Arial"/>
-          <w:color w:val="188038"/>
-          <w:rtl w:val="0"/>
-        </w:rPr>
-        <w:t xml:space="preserve">Pendiente</w:t>
-      </w:r>
-      <w:r>
-        <w:rPr>
-          <w:rFonts w:ascii="Arial" w:cs="Arial" w:eastAsia="Arial" w:hAnsi="Arial"/>
-          <w:color w:val="00000a"/>
-          <w:rtl w:val="0"/>
-        </w:rPr>
-        <w:t xml:space="preserve">, </w:t>
-      </w:r>
-      <w:r>
-        <w:rPr>
-          <w:rFonts w:ascii="Arial" w:cs="Arial" w:eastAsia="Arial" w:hAnsi="Arial"/>
-          <w:color w:val="188038"/>
-          <w:rtl w:val="0"/>
-        </w:rPr>
-        <w:t xml:space="preserve">Pagado</w:t>
-      </w:r>
-      <w:r>
-        <w:rPr>
-          <w:rFonts w:ascii="Arial" w:cs="Arial" w:eastAsia="Arial" w:hAnsi="Arial"/>
-          <w:color w:val="00000a"/>
-          <w:rtl w:val="0"/>
-        </w:rPr>
-        <w:t xml:space="preserve">, </w:t>
-      </w:r>
-      <w:r>
-        <w:rPr>
-          <w:rFonts w:ascii="Arial" w:cs="Arial" w:eastAsia="Arial" w:hAnsi="Arial"/>
-          <w:color w:val="188038"/>
-          <w:rtl w:val="0"/>
-        </w:rPr>
-        <w:t xml:space="preserve">En Preparación</w:t>
-      </w:r>
-      <w:r>
-        <w:rPr>
-          <w:rFonts w:ascii="Arial" w:cs="Arial" w:eastAsia="Arial" w:hAnsi="Arial"/>
-          <w:color w:val="00000a"/>
-          <w:rtl w:val="0"/>
-        </w:rPr>
-        <w:t xml:space="preserve">, </w:t>
-      </w:r>
-      <w:r>
-        <w:rPr>
-          <w:rFonts w:ascii="Arial" w:cs="Arial" w:eastAsia="Arial" w:hAnsi="Arial"/>
-          <w:color w:val="188038"/>
-          <w:rtl w:val="0"/>
-        </w:rPr>
-        <w:t xml:space="preserve">Completado</w:t>
-      </w:r>
-      <w:r>
-        <w:rPr>
-          <w:rFonts w:ascii="Arial" w:cs="Arial" w:eastAsia="Arial" w:hAnsi="Arial"/>
-          <w:color w:val="00000a"/>
-          <w:rtl w:val="0"/>
-        </w:rPr>
-        <w:t xml:space="preserve">, </w:t>
-      </w:r>
-      <w:r>
-        <w:rPr>
-          <w:rFonts w:ascii="Arial" w:cs="Arial" w:eastAsia="Arial" w:hAnsi="Arial"/>
-          <w:color w:val="188038"/>
-          <w:rtl w:val="0"/>
-        </w:rPr>
-        <w:t xml:space="preserve">Anulado</w:t>
-      </w:r>
-      <w:r>
-        <w:rPr>
-          <w:rFonts w:ascii="Arial" w:cs="Arial" w:eastAsia="Arial" w:hAnsi="Arial"/>
-          <w:color w:val="00000a"/>
-          <w:rtl w:val="0"/>
-        </w:rPr>
-        <w:t xml:space="preserve">).</w:t>
-      </w:r>
-    </w:p>
-    <w:p>
-      <w:pPr>
-        <w:pStyle w:val="Heading4"/>
-        <w:keepNext w:val="0"/>
-        <w:keepLines w:val="0"/>
-        <w:spacing w:before="0" w:line="276" w:lineRule="auto"/>
-        <w:jc w:val="both"/>
-        <w:rPr>
-          <w:rFonts w:ascii="Arial" w:cs="Arial" w:eastAsia="Arial" w:hAnsi="Arial"/>
-          <w:color w:val="00000a"/>
-          <w:sz w:val="22"/>
-          <w:szCs w:val="22"/>
-        </w:rPr>
-      </w:pPr>
-      <w:bookmarkStart w:colFirst="0" w:colLast="0" w:name="_heading=h.s44eblfe1h5w" w:id="4"/>
-      <w:bookmarkEnd w:id="4"/>
-      <w:r>
-        <w:rPr>
-          <w:rFonts w:ascii="Arial" w:cs="Arial" w:eastAsia="Arial" w:hAnsi="Arial"/>
-          <w:color w:val="00000a"/>
-          <w:sz w:val="22"/>
-          <w:szCs w:val="22"/>
-          <w:rtl w:val="0"/>
-        </w:rPr>
-        <w:t xml:space="preserve">2. Módulo Completo de Negocio (Aplicación Principal)</w:t>
-      </w:r>
-    </w:p>
-    <w:p>
-      <w:pPr>
-        <w:numPr>
-          <w:ilvl w:val="0"/>
-          <w:numId w:val="2"/>
-        </w:numPr>
-        <w:spacing w:after="240" w:line="276" w:lineRule="auto"/>
-        <w:ind w:left="720" w:hanging="360"/>
-        <w:rPr>
-          <w:color w:val="00000a"/>
-        </w:rPr>
-      </w:pPr>
-      <w:r>
-        <w:rPr>
-          <w:rFonts w:ascii="Arial" w:cs="Arial" w:eastAsia="Arial" w:hAnsi="Arial"/>
-          <w:b w:val="1"/>
-          <w:bCs w:val="1"/>
-          <w:color w:val="00000a"/>
-          <w:rtl w:val="0"/>
-        </w:rPr>
-        <w:t xml:space="preserve">Módulo Transaccional E-Commerce y Descuento de Inventario:</w:t>
-      </w:r>
-      <w:r>
-        <w:rPr>
-          <w:rFonts w:ascii="Arial" w:cs="Arial" w:eastAsia="Arial" w:hAnsi="Arial"/>
-          <w:color w:val="00000a"/>
-          <w:rtl w:val="0"/>
-        </w:rPr>
-        <w:t xml:space="preserve"> Permite seleccionar calzado por talla en tiempo real, agregarlo al carrito de compras, procesar la confirmación y ejecutar el descuento atómico de unidades en la base de datos PostgreSQL mediante bloqueos a nivel de fila (</w:t>
-      </w:r>
-      <w:r>
-        <w:rPr>
-          <w:rFonts w:ascii="Arial" w:cs="Arial" w:eastAsia="Arial" w:hAnsi="Arial"/>
-          <w:i w:val="1"/>
-          <w:iCs w:val="1"/>
-          <w:color w:val="00000a"/>
-          <w:rtl w:val="0"/>
-        </w:rPr>
-        <w:t xml:space="preserve">row-level locking</w:t>
-      </w:r>
-      <w:r>
-        <w:rPr>
-          <w:rFonts w:ascii="Arial" w:cs="Arial" w:eastAsia="Arial" w:hAnsi="Arial"/>
-          <w:color w:val="00000a"/>
-          <w:rtl w:val="0"/>
-        </w:rPr>
-        <w:t xml:space="preserve">), evitando sobreventas.</w:t>
-      </w:r>
-    </w:p>
-    <w:p>
-      <w:pPr>
-        <w:pStyle w:val="Heading4"/>
-        <w:keepNext w:val="0"/>
-        <w:keepLines w:val="0"/>
-        <w:spacing w:before="0" w:line="276" w:lineRule="auto"/>
-        <w:jc w:val="both"/>
-        <w:rPr>
-          <w:rFonts w:ascii="Arial" w:cs="Arial" w:eastAsia="Arial" w:hAnsi="Arial"/>
-          <w:color w:val="00000a"/>
-          <w:sz w:val="22"/>
-          <w:szCs w:val="22"/>
-        </w:rPr>
-      </w:pPr>
-      <w:bookmarkStart w:colFirst="0" w:colLast="0" w:name="_heading=h.zancy0u37ral" w:id="5"/>
-      <w:bookmarkEnd w:id="5"/>
-      <w:r>
-        <w:rPr>
-          <w:rFonts w:ascii="Arial" w:cs="Arial" w:eastAsia="Arial" w:hAnsi="Arial"/>
-          <w:color w:val="00000a"/>
-          <w:sz w:val="22"/>
-          <w:szCs w:val="22"/>
-          <w:rtl w:val="0"/>
-        </w:rPr>
-        <w:t xml:space="preserve">3. Dos Reportes con Filtros y Exportación en Pantalla, PDF y XLS (Aplicación Secundaria)</w:t>
-      </w:r>
-    </w:p>
-    <w:p>
-      <w:pPr>
-        <w:numPr>
-          <w:ilvl w:val="0"/>
-          <w:numId w:val="4"/>
-        </w:numPr>
-        <w:spacing w:after="0" w:afterAutospacing="0" w:line="276" w:lineRule="auto"/>
-        <w:ind w:left="720" w:hanging="360"/>
-        <w:rPr>
-          <w:color w:val="00000a"/>
-        </w:rPr>
-      </w:pPr>
-      <w:r>
-        <w:rPr>
-          <w:rFonts w:ascii="Arial" w:cs="Arial" w:eastAsia="Arial" w:hAnsi="Arial"/>
-          <w:b w:val="1"/>
-          <w:bCs w:val="1"/>
-          <w:color w:val="00000a"/>
-          <w:rtl w:val="0"/>
-        </w:rPr>
-        <w:t xml:space="preserve">Reporte Consolidado de Ventas e Ingresos:</w:t>
-      </w:r>
-      <w:r>
-        <w:rPr>
-          <w:rFonts w:ascii="Arial" w:cs="Arial" w:eastAsia="Arial" w:hAnsi="Arial"/>
-          <w:color w:val="00000a"/>
-          <w:rtl w:val="0"/>
-        </w:rPr>
-        <w:t xml:space="preserve"> Despliega en pantalla el volumen de ventas en CLP. Permite filtrar por rango de fechas (desde/hasta), marca y categoría. Incluye botones funcionales para </w:t>
-      </w:r>
-      <w:r>
-        <w:rPr>
-          <w:rFonts w:ascii="Arial" w:cs="Arial" w:eastAsia="Arial" w:hAnsi="Arial"/>
-          <w:b w:val="1"/>
-          <w:bCs w:val="1"/>
-          <w:color w:val="00000a"/>
-          <w:rtl w:val="0"/>
-        </w:rPr>
-        <w:t xml:space="preserve">Exportar a PDF</w:t>
-      </w:r>
-      <w:r>
-        <w:rPr>
-          <w:rFonts w:ascii="Arial" w:cs="Arial" w:eastAsia="Arial" w:hAnsi="Arial"/>
-          <w:color w:val="00000a"/>
-          <w:rtl w:val="0"/>
-        </w:rPr>
-        <w:t xml:space="preserve"> (con la librería </w:t>
-      </w:r>
-      <w:r>
-        <w:rPr>
-          <w:rFonts w:ascii="Arial" w:cs="Arial" w:eastAsia="Arial" w:hAnsi="Arial"/>
-          <w:color w:val="188038"/>
-          <w:rtl w:val="0"/>
-        </w:rPr>
-        <w:t xml:space="preserve">pdfmake</w:t>
-      </w:r>
-      <w:r>
-        <w:rPr>
-          <w:rFonts w:ascii="Arial" w:cs="Arial" w:eastAsia="Arial" w:hAnsi="Arial"/>
-          <w:color w:val="00000a"/>
-          <w:rtl w:val="0"/>
-        </w:rPr>
-        <w:t xml:space="preserve"> / </w:t>
-      </w:r>
-      <w:r>
-        <w:rPr>
-          <w:rFonts w:ascii="Arial" w:cs="Arial" w:eastAsia="Arial" w:hAnsi="Arial"/>
-          <w:color w:val="188038"/>
-          <w:rtl w:val="0"/>
-        </w:rPr>
-        <w:t xml:space="preserve">jspdf</w:t>
-      </w:r>
-      <w:r>
-        <w:rPr>
-          <w:rFonts w:ascii="Arial" w:cs="Arial" w:eastAsia="Arial" w:hAnsi="Arial"/>
-          <w:color w:val="00000a"/>
-          <w:rtl w:val="0"/>
-        </w:rPr>
-        <w:t xml:space="preserve">) y </w:t>
-      </w:r>
-      <w:r>
-        <w:rPr>
-          <w:rFonts w:ascii="Arial" w:cs="Arial" w:eastAsia="Arial" w:hAnsi="Arial"/>
-          <w:b w:val="1"/>
-          <w:bCs w:val="1"/>
-          <w:color w:val="00000a"/>
-          <w:rtl w:val="0"/>
-        </w:rPr>
-        <w:t xml:space="preserve">Exportar a XLS</w:t>
-      </w:r>
-      <w:r>
-        <w:rPr>
-          <w:rFonts w:ascii="Arial" w:cs="Arial" w:eastAsia="Arial" w:hAnsi="Arial"/>
-          <w:color w:val="00000a"/>
-          <w:rtl w:val="0"/>
-        </w:rPr>
-        <w:t xml:space="preserve"> (con </w:t>
-      </w:r>
-      <w:r>
-        <w:rPr>
-          <w:rFonts w:ascii="Arial" w:cs="Arial" w:eastAsia="Arial" w:hAnsi="Arial"/>
-          <w:color w:val="188038"/>
-          <w:rtl w:val="0"/>
-        </w:rPr>
-        <w:t xml:space="preserve">xlsx</w:t>
-      </w:r>
-      <w:r>
-        <w:rPr>
-          <w:rFonts w:ascii="Arial" w:cs="Arial" w:eastAsia="Arial" w:hAnsi="Arial"/>
-          <w:color w:val="00000a"/>
-          <w:rtl w:val="0"/>
-        </w:rPr>
-        <w:t xml:space="preserve"> / </w:t>
-      </w:r>
-      <w:r>
-        <w:rPr>
-          <w:rFonts w:ascii="Arial" w:cs="Arial" w:eastAsia="Arial" w:hAnsi="Arial"/>
-          <w:color w:val="188038"/>
-          <w:rtl w:val="0"/>
-        </w:rPr>
-        <w:t xml:space="preserve">ExcelJS</w:t>
-      </w:r>
-      <w:r>
-        <w:rPr>
-          <w:rFonts w:ascii="Arial" w:cs="Arial" w:eastAsia="Arial" w:hAnsi="Arial"/>
-          <w:color w:val="00000a"/>
-          <w:rtl w:val="0"/>
-        </w:rPr>
-        <w:t xml:space="preserve">).</w:t>
-      </w:r>
-    </w:p>
-    <w:p>
-      <w:pPr>
-        <w:numPr>
-          <w:ilvl w:val="0"/>
-          <w:numId w:val="4"/>
-        </w:numPr>
-        <w:spacing w:after="240" w:line="276" w:lineRule="auto"/>
-        <w:ind w:left="720" w:hanging="360"/>
-        <w:rPr>
-          <w:color w:val="00000a"/>
-        </w:rPr>
-      </w:pPr>
-      <w:r>
-        <w:rPr>
-          <w:rFonts w:ascii="Arial" w:cs="Arial" w:eastAsia="Arial" w:hAnsi="Arial"/>
-          <w:b w:val="1"/>
-          <w:bCs w:val="1"/>
-          <w:color w:val="00000a"/>
-          <w:rtl w:val="0"/>
-        </w:rPr>
-        <w:t xml:space="preserve">Reporte Predictivo de Stock y Sugerencia de Reposición:</w:t>
-      </w:r>
-      <w:r>
-        <w:rPr>
-          <w:rFonts w:ascii="Arial" w:cs="Arial" w:eastAsia="Arial" w:hAnsi="Arial"/>
-          <w:color w:val="00000a"/>
-          <w:rtl w:val="0"/>
-        </w:rPr>
-        <w:t xml:space="preserve"> Muestra en pantalla el listado de tallas en estado de alerta generado por el algoritmo de Machine Learning. Permite filtrar por nivel de criticidad (</w:t>
-      </w:r>
-      <w:r>
-        <w:rPr>
-          <w:rFonts w:ascii="Arial" w:cs="Arial" w:eastAsia="Arial" w:hAnsi="Arial"/>
-          <w:color w:val="188038"/>
-          <w:rtl w:val="0"/>
-        </w:rPr>
-        <w:t xml:space="preserve">Bajo</w:t>
-      </w:r>
-      <w:r>
-        <w:rPr>
-          <w:rFonts w:ascii="Arial" w:cs="Arial" w:eastAsia="Arial" w:hAnsi="Arial"/>
-          <w:color w:val="00000a"/>
-          <w:rtl w:val="0"/>
-        </w:rPr>
-        <w:t xml:space="preserve">, </w:t>
-      </w:r>
-      <w:r>
-        <w:rPr>
-          <w:rFonts w:ascii="Arial" w:cs="Arial" w:eastAsia="Arial" w:hAnsi="Arial"/>
-          <w:color w:val="188038"/>
-          <w:rtl w:val="0"/>
-        </w:rPr>
-        <w:t xml:space="preserve">Medio</w:t>
-      </w:r>
-      <w:r>
-        <w:rPr>
-          <w:rFonts w:ascii="Arial" w:cs="Arial" w:eastAsia="Arial" w:hAnsi="Arial"/>
-          <w:color w:val="00000a"/>
-          <w:rtl w:val="0"/>
-        </w:rPr>
-        <w:t xml:space="preserve">, </w:t>
-      </w:r>
-      <w:r>
-        <w:rPr>
-          <w:rFonts w:ascii="Arial" w:cs="Arial" w:eastAsia="Arial" w:hAnsi="Arial"/>
-          <w:color w:val="188038"/>
-          <w:rtl w:val="0"/>
-        </w:rPr>
-        <w:t xml:space="preserve">Crítico</w:t>
-      </w:r>
-      <w:r>
-        <w:rPr>
-          <w:rFonts w:ascii="Arial" w:cs="Arial" w:eastAsia="Arial" w:hAnsi="Arial"/>
-          <w:color w:val="00000a"/>
-          <w:rtl w:val="0"/>
-        </w:rPr>
-        <w:t xml:space="preserve">) y velocidad de rotación. Incluye exportación directa a </w:t>
-      </w:r>
-      <w:r>
-        <w:rPr>
-          <w:rFonts w:ascii="Arial" w:cs="Arial" w:eastAsia="Arial" w:hAnsi="Arial"/>
-          <w:b w:val="1"/>
-          <w:bCs w:val="1"/>
-          <w:color w:val="00000a"/>
-          <w:rtl w:val="0"/>
-        </w:rPr>
-        <w:t xml:space="preserve">PDF</w:t>
-      </w:r>
-      <w:r>
-        <w:rPr>
-          <w:rFonts w:ascii="Arial" w:cs="Arial" w:eastAsia="Arial" w:hAnsi="Arial"/>
-          <w:color w:val="00000a"/>
-          <w:rtl w:val="0"/>
-        </w:rPr>
-        <w:t xml:space="preserve"> y </w:t>
-      </w:r>
-      <w:r>
-        <w:rPr>
-          <w:rFonts w:ascii="Arial" w:cs="Arial" w:eastAsia="Arial" w:hAnsi="Arial"/>
-          <w:b w:val="1"/>
-          <w:bCs w:val="1"/>
-          <w:color w:val="00000a"/>
-          <w:rtl w:val="0"/>
-        </w:rPr>
-        <w:t xml:space="preserve">XLS</w:t>
-      </w:r>
-      <w:r>
-        <w:rPr>
-          <w:rFonts w:ascii="Arial" w:cs="Arial" w:eastAsia="Arial" w:hAnsi="Arial"/>
-          <w:color w:val="00000a"/>
-          <w:rtl w:val="0"/>
-        </w:rPr>
-        <w:t xml:space="preserve">.</w:t>
-      </w:r>
-    </w:p>
-    <w:p>
-      <w:pPr>
-        <w:pStyle w:val="Heading4"/>
-        <w:keepNext w:val="0"/>
-        <w:keepLines w:val="0"/>
-        <w:spacing w:before="0" w:line="276" w:lineRule="auto"/>
-        <w:jc w:val="both"/>
-        <w:rPr>
-          <w:rFonts w:ascii="Arial" w:cs="Arial" w:eastAsia="Arial" w:hAnsi="Arial"/>
-          <w:color w:val="00000a"/>
-          <w:sz w:val="22"/>
-          <w:szCs w:val="22"/>
-        </w:rPr>
-      </w:pPr>
-      <w:bookmarkStart w:colFirst="0" w:colLast="0" w:name="_heading=h.whkyy0202br6" w:id="6"/>
-      <w:bookmarkEnd w:id="6"/>
-      <w:r>
-        <w:rPr>
-          <w:rFonts w:ascii="Arial" w:cs="Arial" w:eastAsia="Arial" w:hAnsi="Arial"/>
-          <w:color w:val="00000a"/>
-          <w:sz w:val="22"/>
-          <w:szCs w:val="22"/>
-          <w:rtl w:val="0"/>
-        </w:rPr>
-        <w:t xml:space="preserve">4. Enmascaramiento de Claves y Seguridad de Sesiones</w:t>
-      </w:r>
-    </w:p>
-    <w:p>
-      <w:pPr>
-        <w:numPr>
-          <w:ilvl w:val="0"/>
-          <w:numId w:val="5"/>
-        </w:numPr>
-        <w:spacing w:after="0" w:afterAutospacing="0" w:line="276" w:lineRule="auto"/>
-        <w:ind w:left="720" w:hanging="360"/>
-        <w:rPr>
-          <w:color w:val="00000a"/>
-        </w:rPr>
-      </w:pPr>
-      <w:r>
-        <w:rPr>
-          <w:rFonts w:ascii="Arial" w:cs="Arial" w:eastAsia="Arial" w:hAnsi="Arial"/>
-          <w:b w:val="1"/>
-          <w:bCs w:val="1"/>
-          <w:color w:val="00000a"/>
-          <w:rtl w:val="0"/>
-        </w:rPr>
-        <w:t xml:space="preserve">Cifrado de Contraseñas:</w:t>
-      </w:r>
-      <w:r>
-        <w:rPr>
-          <w:rFonts w:ascii="Arial" w:cs="Arial" w:eastAsia="Arial" w:hAnsi="Arial"/>
-          <w:color w:val="00000a"/>
-          <w:rtl w:val="0"/>
-        </w:rPr>
-        <w:t xml:space="preserve"> Enmascaramiento obligatorio en la base de datos utilizando el algoritmo criptográfico </w:t>
-      </w:r>
-      <w:r>
-        <w:rPr>
-          <w:rFonts w:ascii="Arial" w:cs="Arial" w:eastAsia="Arial" w:hAnsi="Arial"/>
-          <w:b w:val="1"/>
-          <w:bCs w:val="1"/>
-          <w:color w:val="00000a"/>
-          <w:rtl w:val="0"/>
-        </w:rPr>
-        <w:t xml:space="preserve">bcrypt</w:t>
-      </w:r>
-      <w:r>
-        <w:rPr>
-          <w:rFonts w:ascii="Arial" w:cs="Arial" w:eastAsia="Arial" w:hAnsi="Arial"/>
-          <w:color w:val="00000a"/>
-          <w:rtl w:val="0"/>
-        </w:rPr>
-        <w:t xml:space="preserve"> con un factor de costo (</w:t>
-      </w:r>
-      <w:r>
-        <w:rPr>
-          <w:rFonts w:ascii="Arial" w:cs="Arial" w:eastAsia="Arial" w:hAnsi="Arial"/>
-          <w:i w:val="1"/>
-          <w:iCs w:val="1"/>
-          <w:color w:val="00000a"/>
-          <w:rtl w:val="0"/>
-        </w:rPr>
-        <w:t xml:space="preserve">salt rounds</w:t>
-      </w:r>
-      <w:r>
-        <w:rPr>
-          <w:rFonts w:ascii="Arial" w:cs="Arial" w:eastAsia="Arial" w:hAnsi="Arial"/>
-          <w:color w:val="00000a"/>
-          <w:rtl w:val="0"/>
-        </w:rPr>
-        <w:t xml:space="preserve">) $\ge 10$. Las claves nunca se almacenan ni visualizan en texto plano.</w:t>
-      </w:r>
-    </w:p>
-    <w:p>
-      <w:pPr>
-        <w:numPr>
-          <w:ilvl w:val="0"/>
-          <w:numId w:val="5"/>
-        </w:numPr>
-        <w:spacing w:after="240" w:line="276" w:lineRule="auto"/>
-        <w:ind w:left="720" w:hanging="360"/>
-        <w:rPr>
-          <w:color w:val="00000a"/>
-        </w:rPr>
-      </w:pPr>
-      <w:r>
-        <w:rPr>
-          <w:rFonts w:ascii="Arial" w:cs="Arial" w:eastAsia="Arial" w:hAnsi="Arial"/>
-          <w:b w:val="1"/>
-          <w:bCs w:val="1"/>
-          <w:color w:val="00000a"/>
-          <w:rtl w:val="0"/>
-        </w:rPr>
-        <w:t xml:space="preserve">Manejo de Sesiones Seguras:</w:t>
-      </w:r>
-      <w:r>
-        <w:rPr>
-          <w:rFonts w:ascii="Arial" w:cs="Arial" w:eastAsia="Arial" w:hAnsi="Arial"/>
-          <w:color w:val="00000a"/>
-          <w:rtl w:val="0"/>
-        </w:rPr>
-        <w:t xml:space="preserve"> Uso de </w:t>
-      </w:r>
-      <w:r>
-        <w:rPr>
-          <w:rFonts w:ascii="Arial" w:cs="Arial" w:eastAsia="Arial" w:hAnsi="Arial"/>
-          <w:b w:val="1"/>
-          <w:bCs w:val="1"/>
-          <w:color w:val="00000a"/>
-          <w:rtl w:val="0"/>
-        </w:rPr>
-        <w:t xml:space="preserve">JSON Web Tokens (JWT)</w:t>
-      </w:r>
-      <w:r>
-        <w:rPr>
-          <w:rFonts w:ascii="Arial" w:cs="Arial" w:eastAsia="Arial" w:hAnsi="Arial"/>
-          <w:color w:val="00000a"/>
-          <w:rtl w:val="0"/>
-        </w:rPr>
-        <w:t xml:space="preserve"> firmados digitalmente, transmitidos vía encabezados </w:t>
-      </w:r>
-      <w:r>
-        <w:rPr>
-          <w:rFonts w:ascii="Arial" w:cs="Arial" w:eastAsia="Arial" w:hAnsi="Arial"/>
-          <w:color w:val="188038"/>
-          <w:rtl w:val="0"/>
-        </w:rPr>
-        <w:t xml:space="preserve">Authorization: Bearer &lt;token&gt;</w:t>
-      </w:r>
-      <w:r>
-        <w:rPr>
-          <w:rFonts w:ascii="Arial" w:cs="Arial" w:eastAsia="Arial" w:hAnsi="Arial"/>
-          <w:color w:val="00000a"/>
-          <w:rtl w:val="0"/>
-        </w:rPr>
-        <w:t xml:space="preserve"> o cookies </w:t>
-      </w:r>
-      <w:r>
-        <w:rPr>
-          <w:rFonts w:ascii="Arial" w:cs="Arial" w:eastAsia="Arial" w:hAnsi="Arial"/>
-          <w:color w:val="188038"/>
-          <w:rtl w:val="0"/>
-        </w:rPr>
-        <w:t xml:space="preserve">HttpOnly</w:t>
-      </w:r>
-      <w:r>
-        <w:rPr>
-          <w:rFonts w:ascii="Arial" w:cs="Arial" w:eastAsia="Arial" w:hAnsi="Arial"/>
-          <w:color w:val="00000a"/>
-          <w:rtl w:val="0"/>
-        </w:rPr>
-        <w:t xml:space="preserve"> con atributo </w:t>
-      </w:r>
-      <w:r>
-        <w:rPr>
-          <w:rFonts w:ascii="Arial" w:cs="Arial" w:eastAsia="Arial" w:hAnsi="Arial"/>
-          <w:color w:val="188038"/>
-          <w:rtl w:val="0"/>
-        </w:rPr>
-        <w:t xml:space="preserve">SameSite=Strict</w:t>
-      </w:r>
-      <w:r>
-        <w:rPr>
-          <w:rFonts w:ascii="Arial" w:cs="Arial" w:eastAsia="Arial" w:hAnsi="Arial"/>
-          <w:color w:val="00000a"/>
-          <w:rtl w:val="0"/>
-        </w:rPr>
-        <w:t xml:space="preserve">.</w:t>
-      </w:r>
-    </w:p>
-    <w:p>
-      <w:pPr>
-        <w:pStyle w:val="Heading4"/>
-        <w:keepNext w:val="0"/>
-        <w:keepLines w:val="0"/>
-        <w:spacing w:before="0" w:line="276" w:lineRule="auto"/>
-        <w:jc w:val="both"/>
-        <w:rPr>
-          <w:rFonts w:ascii="Arial" w:cs="Arial" w:eastAsia="Arial" w:hAnsi="Arial"/>
-          <w:color w:val="00000a"/>
-          <w:sz w:val="22"/>
-          <w:szCs w:val="22"/>
-        </w:rPr>
-      </w:pPr>
-      <w:bookmarkStart w:colFirst="0" w:colLast="0" w:name="_heading=h.umpy672s5qoc" w:id="7"/>
-      <w:bookmarkEnd w:id="7"/>
-      <w:r>
-        <w:rPr>
-          <w:rFonts w:ascii="Arial" w:cs="Arial" w:eastAsia="Arial" w:hAnsi="Arial"/>
-          <w:color w:val="00000a"/>
-          <w:sz w:val="22"/>
-          <w:szCs w:val="22"/>
-          <w:rtl w:val="0"/>
-        </w:rPr>
-        <w:t xml:space="preserve">5. Autenticación, Manejo de Sesiones, Perfiles o Roles</w:t>
-      </w:r>
-    </w:p>
-    <w:p>
-      <w:pPr>
-        <w:numPr>
-          <w:ilvl w:val="0"/>
-          <w:numId w:val="12"/>
-        </w:numPr>
-        <w:spacing w:after="0" w:afterAutospacing="0" w:line="276" w:lineRule="auto"/>
-        <w:ind w:left="720" w:hanging="360"/>
-        <w:rPr>
-          <w:color w:val="00000a"/>
-        </w:rPr>
-      </w:pPr>
-      <w:r>
-        <w:rPr>
-          <w:rFonts w:ascii="Arial" w:cs="Arial" w:eastAsia="Arial" w:hAnsi="Arial"/>
-          <w:color w:val="00000a"/>
-          <w:rtl w:val="0"/>
-        </w:rPr>
-        <w:t xml:space="preserve">Control de acceso basado en roles (RBAC) gestionado por Middleware en Node.js:</w:t>
-      </w:r>
-    </w:p>
-    <w:p>
-      <w:pPr>
-        <w:numPr>
-          <w:ilvl w:val="1"/>
-          <w:numId w:val="12"/>
-        </w:numPr>
-        <w:spacing w:after="0" w:afterAutospacing="0" w:line="276" w:lineRule="auto"/>
-        <w:ind w:left="1440" w:hanging="360"/>
-        <w:rPr>
-          <w:color w:val="00000a"/>
-        </w:rPr>
-      </w:pPr>
-      <w:r>
-        <w:rPr>
-          <w:rFonts w:ascii="Arial" w:cs="Arial" w:eastAsia="Arial" w:hAnsi="Arial"/>
-          <w:b w:val="1"/>
-          <w:bCs w:val="1"/>
-          <w:color w:val="00000a"/>
-          <w:rtl w:val="0"/>
-        </w:rPr>
-        <w:t xml:space="preserve">Rol Cliente:</w:t>
-      </w:r>
-      <w:r>
-        <w:rPr>
-          <w:rFonts w:ascii="Arial" w:cs="Arial" w:eastAsia="Arial" w:hAnsi="Arial"/>
-          <w:color w:val="00000a"/>
-          <w:rtl w:val="0"/>
-        </w:rPr>
-        <w:t xml:space="preserve"> Acceso al catálogo, carrito y perfil de compras personal.</w:t>
-      </w:r>
-    </w:p>
-    <w:p>
-      <w:pPr>
-        <w:numPr>
-          <w:ilvl w:val="1"/>
-          <w:numId w:val="12"/>
-        </w:numPr>
-        <w:spacing w:after="0" w:afterAutospacing="0" w:line="276" w:lineRule="auto"/>
-        <w:ind w:left="1440" w:hanging="360"/>
-        <w:rPr>
-          <w:color w:val="00000a"/>
-        </w:rPr>
-      </w:pPr>
-      <w:r>
-        <w:rPr>
-          <w:rFonts w:ascii="Arial" w:cs="Arial" w:eastAsia="Arial" w:hAnsi="Arial"/>
-          <w:b w:val="1"/>
-          <w:bCs w:val="1"/>
-          <w:color w:val="00000a"/>
-          <w:rtl w:val="0"/>
-        </w:rPr>
-        <w:t xml:space="preserve">Rol Operador de Bodega:</w:t>
-      </w:r>
-      <w:r>
-        <w:rPr>
-          <w:rFonts w:ascii="Arial" w:cs="Arial" w:eastAsia="Arial" w:hAnsi="Arial"/>
-          <w:color w:val="00000a"/>
-          <w:rtl w:val="0"/>
-        </w:rPr>
-        <w:t xml:space="preserve"> Acceso a la lectura de inventario por talla y recepción de alertas.</w:t>
-      </w:r>
-    </w:p>
-    <w:p>
-      <w:pPr>
-        <w:numPr>
-          <w:ilvl w:val="1"/>
-          <w:numId w:val="12"/>
-        </w:numPr>
-        <w:spacing w:after="240" w:line="276" w:lineRule="auto"/>
-        <w:ind w:left="1440" w:hanging="360"/>
-        <w:rPr>
-          <w:color w:val="00000a"/>
-        </w:rPr>
-      </w:pPr>
-      <w:r>
-        <w:rPr>
-          <w:rFonts w:ascii="Arial" w:cs="Arial" w:eastAsia="Arial" w:hAnsi="Arial"/>
-          <w:b w:val="1"/>
-          <w:bCs w:val="1"/>
-          <w:color w:val="00000a"/>
-          <w:rtl w:val="0"/>
-        </w:rPr>
-        <w:t xml:space="preserve">Rol Administrador HQ:</w:t>
-      </w:r>
-      <w:r>
-        <w:rPr>
-          <w:rFonts w:ascii="Arial" w:cs="Arial" w:eastAsia="Arial" w:hAnsi="Arial"/>
-          <w:color w:val="00000a"/>
-          <w:rtl w:val="0"/>
-        </w:rPr>
-        <w:t xml:space="preserve"> Acceso total a los 8 mantenedores (CRUDs), configuraciones del sistema, Dashboard de Analytics y Reportabilidad exportable.</w:t>
-      </w:r>
-    </w:p>
-    <w:p>
-      <w:pPr>
-        <w:pStyle w:val="Heading4"/>
-        <w:keepNext w:val="0"/>
-        <w:keepLines w:val="0"/>
-        <w:spacing w:before="0" w:line="276" w:lineRule="auto"/>
-        <w:jc w:val="both"/>
-        <w:rPr>
-          <w:rFonts w:ascii="Arial" w:cs="Arial" w:eastAsia="Arial" w:hAnsi="Arial"/>
-          <w:color w:val="00000a"/>
-          <w:sz w:val="22"/>
-          <w:szCs w:val="22"/>
-        </w:rPr>
-      </w:pPr>
-      <w:bookmarkStart w:colFirst="0" w:colLast="0" w:name="_heading=h.whdqf9bf6ydf" w:id="8"/>
-      <w:bookmarkEnd w:id="8"/>
-      <w:r>
-        <w:rPr>
-          <w:rtl w:val="0"/>
-        </w:rPr>
-      </w:r>
-    </w:p>
-    <w:p>
-      <w:pPr>
-        <w:pStyle w:val="Heading4"/>
-        <w:keepNext w:val="0"/>
-        <w:keepLines w:val="0"/>
-        <w:spacing w:before="0" w:line="276" w:lineRule="auto"/>
-        <w:jc w:val="both"/>
-        <w:rPr>
-          <w:rFonts w:ascii="Arial" w:cs="Arial" w:eastAsia="Arial" w:hAnsi="Arial"/>
-          <w:color w:val="00000a"/>
-          <w:sz w:val="22"/>
-          <w:szCs w:val="22"/>
-        </w:rPr>
-      </w:pPr>
-      <w:bookmarkStart w:colFirst="0" w:colLast="0" w:name="_heading=h.x1bk63nrxny2" w:id="9"/>
-      <w:bookmarkEnd w:id="9"/>
-      <w:r>
-        <w:rPr>
-          <w:rtl w:val="0"/>
-        </w:rPr>
-      </w:r>
-    </w:p>
-    <w:p>
-      <w:pPr>
-        <w:pStyle w:val="Heading4"/>
-        <w:keepNext w:val="0"/>
-        <w:keepLines w:val="0"/>
-        <w:spacing w:before="0" w:line="276" w:lineRule="auto"/>
-        <w:jc w:val="both"/>
-        <w:rPr>
-          <w:rFonts w:ascii="Arial" w:cs="Arial" w:eastAsia="Arial" w:hAnsi="Arial"/>
-          <w:color w:val="00000a"/>
-          <w:sz w:val="22"/>
-          <w:szCs w:val="22"/>
-        </w:rPr>
-      </w:pPr>
-      <w:bookmarkStart w:colFirst="0" w:colLast="0" w:name="_heading=h.2xznpjzdhj93" w:id="10"/>
-      <w:bookmarkEnd w:id="10"/>
-      <w:r>
-        <w:rPr>
-          <w:rtl w:val="0"/>
-        </w:rPr>
-      </w:r>
-    </w:p>
-    <w:p>
-      <w:pPr>
-        <w:pStyle w:val="Heading4"/>
-        <w:keepNext w:val="0"/>
-        <w:keepLines w:val="0"/>
-        <w:spacing w:before="0" w:line="276" w:lineRule="auto"/>
-        <w:jc w:val="both"/>
-        <w:rPr>
-          <w:rFonts w:ascii="Arial" w:cs="Arial" w:eastAsia="Arial" w:hAnsi="Arial"/>
-          <w:color w:val="00000a"/>
-          <w:sz w:val="22"/>
-          <w:szCs w:val="22"/>
-        </w:rPr>
-      </w:pPr>
-      <w:bookmarkStart w:colFirst="0" w:colLast="0" w:name="_heading=h.2gjhpqk8qy6l" w:id="11"/>
-      <w:bookmarkEnd w:id="11"/>
-      <w:r>
-        <w:rPr>
-          <w:rtl w:val="0"/>
-        </w:rPr>
-      </w:r>
-    </w:p>
-    <w:p>
-      <w:pPr>
-        <w:pStyle w:val="Heading4"/>
-        <w:keepNext w:val="0"/>
-        <w:keepLines w:val="0"/>
-        <w:spacing w:before="0" w:line="276" w:lineRule="auto"/>
-        <w:jc w:val="both"/>
-        <w:rPr>
-          <w:rFonts w:ascii="Arial" w:cs="Arial" w:eastAsia="Arial" w:hAnsi="Arial"/>
-          <w:color w:val="00000a"/>
-          <w:sz w:val="22"/>
-          <w:szCs w:val="22"/>
-        </w:rPr>
-      </w:pPr>
-      <w:bookmarkStart w:colFirst="0" w:colLast="0" w:name="_heading=h.ze6ynylmcurl" w:id="12"/>
-      <w:bookmarkEnd w:id="12"/>
-      <w:r>
-        <w:rPr>
-          <w:rFonts w:ascii="Arial" w:cs="Arial" w:eastAsia="Arial" w:hAnsi="Arial"/>
-          <w:color w:val="00000a"/>
-          <w:sz w:val="22"/>
-          <w:szCs w:val="22"/>
-          <w:rtl w:val="0"/>
-        </w:rPr>
-        <w:t xml:space="preserve">6. Notificaciones al Usuario</w:t>
-      </w:r>
-    </w:p>
-    <w:p>
-      <w:pPr>
-        <w:numPr>
-          <w:ilvl w:val="0"/>
-          <w:numId w:val="8"/>
-        </w:numPr>
-        <w:spacing w:after="240" w:line="276" w:lineRule="auto"/>
-        <w:ind w:left="720" w:hanging="360"/>
-        <w:rPr>
-          <w:color w:val="00000a"/>
-        </w:rPr>
-      </w:pPr>
-      <w:r>
-        <w:rPr>
-          <w:rFonts w:ascii="Arial" w:cs="Arial" w:eastAsia="Arial" w:hAnsi="Arial"/>
-          <w:color w:val="00000a"/>
-          <w:rtl w:val="0"/>
-        </w:rPr>
-        <w:t xml:space="preserve">Integración con servicio de correo electrónico mediante </w:t>
-      </w:r>
-      <w:r>
-        <w:rPr>
-          <w:rFonts w:ascii="Arial" w:cs="Arial" w:eastAsia="Arial" w:hAnsi="Arial"/>
-          <w:b w:val="1"/>
-          <w:bCs w:val="1"/>
-          <w:color w:val="00000a"/>
-          <w:rtl w:val="0"/>
-        </w:rPr>
-        <w:t xml:space="preserve">Nodemailer / SMTP</w:t>
-      </w:r>
-      <w:r>
-        <w:rPr>
-          <w:rFonts w:ascii="Arial" w:cs="Arial" w:eastAsia="Arial" w:hAnsi="Arial"/>
-          <w:color w:val="00000a"/>
-          <w:rtl w:val="0"/>
-        </w:rPr>
-        <w:t xml:space="preserve"> (SendGrid o Mailgun). Al confirmar una compra en la Aplicación Principal, el sistema emite automáticamente un correo HTML responsivo al usuario con el comprobante detallado de la orden de compra y número de seguimiento.</w:t>
-      </w:r>
-    </w:p>
-    <w:p>
-      <w:pPr>
-        <w:pStyle w:val="Heading4"/>
-        <w:keepNext w:val="0"/>
-        <w:keepLines w:val="0"/>
-        <w:spacing w:before="0" w:line="276" w:lineRule="auto"/>
-        <w:jc w:val="both"/>
-        <w:rPr>
-          <w:rFonts w:ascii="Arial" w:cs="Arial" w:eastAsia="Arial" w:hAnsi="Arial"/>
-          <w:color w:val="00000a"/>
-          <w:sz w:val="22"/>
-          <w:szCs w:val="22"/>
-        </w:rPr>
-      </w:pPr>
-      <w:bookmarkStart w:colFirst="0" w:colLast="0" w:name="_heading=h.5q3r44uzp7qd" w:id="13"/>
-      <w:bookmarkEnd w:id="13"/>
-      <w:r>
-        <w:rPr>
-          <w:rFonts w:ascii="Arial" w:cs="Arial" w:eastAsia="Arial" w:hAnsi="Arial"/>
-          <w:color w:val="00000a"/>
-          <w:sz w:val="22"/>
-          <w:szCs w:val="22"/>
-          <w:rtl w:val="0"/>
-        </w:rPr>
-        <w:t xml:space="preserve">7. Diseño Responsivo</w:t>
-      </w:r>
-    </w:p>
-    <w:p>
-      <w:pPr>
-        <w:numPr>
-          <w:ilvl w:val="0"/>
-          <w:numId w:val="10"/>
-        </w:numPr>
-        <w:spacing w:after="240" w:line="276" w:lineRule="auto"/>
-        <w:ind w:left="720" w:hanging="360"/>
-        <w:rPr>
-          <w:color w:val="00000a"/>
-        </w:rPr>
-      </w:pPr>
-      <w:r>
-        <w:rPr>
-          <w:rFonts w:ascii="Arial" w:cs="Arial" w:eastAsia="Arial" w:hAnsi="Arial"/>
-          <w:color w:val="00000a"/>
-          <w:rtl w:val="0"/>
-        </w:rPr>
-        <w:t xml:space="preserve">Interfaces maquetadas mediante </w:t>
-      </w:r>
-      <w:r>
-        <w:rPr>
-          <w:rFonts w:ascii="Arial" w:cs="Arial" w:eastAsia="Arial" w:hAnsi="Arial"/>
-          <w:b w:val="1"/>
-          <w:bCs w:val="1"/>
-          <w:color w:val="00000a"/>
-          <w:rtl w:val="0"/>
-        </w:rPr>
-        <w:t xml:space="preserve">Tailwind CSS v3.3</w:t>
-      </w:r>
-      <w:r>
-        <w:rPr>
-          <w:rFonts w:ascii="Arial" w:cs="Arial" w:eastAsia="Arial" w:hAnsi="Arial"/>
-          <w:color w:val="00000a"/>
-          <w:rtl w:val="0"/>
-        </w:rPr>
-        <w:t xml:space="preserve">, garantizando una grilla adaptativa para dispositivos móviles (smartphones), tablets y computadores de escritorio.</w:t>
-      </w:r>
-    </w:p>
-    <w:p>
-      <w:pPr>
-        <w:pStyle w:val="Heading4"/>
-        <w:keepNext w:val="0"/>
-        <w:keepLines w:val="0"/>
-        <w:spacing w:before="0" w:line="276" w:lineRule="auto"/>
-        <w:jc w:val="both"/>
-        <w:rPr>
-          <w:rFonts w:ascii="Arial" w:cs="Arial" w:eastAsia="Arial" w:hAnsi="Arial"/>
-          <w:color w:val="00000a"/>
-          <w:sz w:val="22"/>
-          <w:szCs w:val="22"/>
-        </w:rPr>
-      </w:pPr>
-      <w:bookmarkStart w:colFirst="0" w:colLast="0" w:name="_heading=h.sflnoin0ehb3" w:id="14"/>
-      <w:bookmarkEnd w:id="14"/>
-      <w:r>
-        <w:rPr>
-          <w:rFonts w:ascii="Arial" w:cs="Arial" w:eastAsia="Arial" w:hAnsi="Arial"/>
-          <w:color w:val="00000a"/>
-          <w:sz w:val="22"/>
-          <w:szCs w:val="22"/>
-          <w:rtl w:val="0"/>
-        </w:rPr>
-        <w:t xml:space="preserve">8. Validaciones en Formularios de Ingreso</w:t>
-      </w:r>
-    </w:p>
-    <w:p>
-      <w:pPr>
-        <w:numPr>
-          <w:ilvl w:val="0"/>
-          <w:numId w:val="13"/>
-        </w:numPr>
-        <w:spacing w:after="0" w:afterAutospacing="0" w:line="276" w:lineRule="auto"/>
-        <w:ind w:left="720" w:hanging="360"/>
-        <w:rPr>
-          <w:color w:val="00000a"/>
-        </w:rPr>
-      </w:pPr>
-      <w:r>
-        <w:rPr>
-          <w:rFonts w:ascii="Arial" w:cs="Arial" w:eastAsia="Arial" w:hAnsi="Arial"/>
-          <w:b w:val="1"/>
-          <w:bCs w:val="1"/>
-          <w:color w:val="00000a"/>
-          <w:rtl w:val="0"/>
-        </w:rPr>
-        <w:t xml:space="preserve">Cliente (Frontend):</w:t>
-      </w:r>
-      <w:r>
-        <w:rPr>
-          <w:rFonts w:ascii="Arial" w:cs="Arial" w:eastAsia="Arial" w:hAnsi="Arial"/>
-          <w:color w:val="00000a"/>
-          <w:rtl w:val="0"/>
-        </w:rPr>
-        <w:t xml:space="preserve"> Validación en tiempo real mediante </w:t>
-      </w:r>
-      <w:r>
-        <w:rPr>
-          <w:rFonts w:ascii="Arial" w:cs="Arial" w:eastAsia="Arial" w:hAnsi="Arial"/>
-          <w:b w:val="1"/>
-          <w:bCs w:val="1"/>
-          <w:color w:val="00000a"/>
-          <w:rtl w:val="0"/>
-        </w:rPr>
-        <w:t xml:space="preserve">React Hook Form / Zod</w:t>
-      </w:r>
-      <w:r>
-        <w:rPr>
-          <w:rFonts w:ascii="Arial" w:cs="Arial" w:eastAsia="Arial" w:hAnsi="Arial"/>
-          <w:color w:val="00000a"/>
-          <w:rtl w:val="0"/>
-        </w:rPr>
-        <w:t xml:space="preserve"> para verificación de sintaxis de correo, longitud mínima de claves y tipos numéricos positivos.</w:t>
-      </w:r>
-    </w:p>
-    <w:p>
-      <w:pPr>
-        <w:numPr>
-          <w:ilvl w:val="0"/>
-          <w:numId w:val="13"/>
-        </w:numPr>
-        <w:spacing w:after="240" w:line="276" w:lineRule="auto"/>
-        <w:ind w:left="720" w:hanging="360"/>
-        <w:rPr>
-          <w:color w:val="00000a"/>
-        </w:rPr>
-      </w:pPr>
-      <w:r>
-        <w:rPr>
-          <w:rFonts w:ascii="Arial" w:cs="Arial" w:eastAsia="Arial" w:hAnsi="Arial"/>
-          <w:b w:val="1"/>
-          <w:bCs w:val="1"/>
-          <w:color w:val="00000a"/>
-          <w:rtl w:val="0"/>
-        </w:rPr>
-        <w:t xml:space="preserve">Servidor (Backend):</w:t>
-      </w:r>
-      <w:r>
-        <w:rPr>
-          <w:rFonts w:ascii="Arial" w:cs="Arial" w:eastAsia="Arial" w:hAnsi="Arial"/>
-          <w:color w:val="00000a"/>
-          <w:rtl w:val="0"/>
-        </w:rPr>
-        <w:t xml:space="preserve"> Sanitización y validación estricta a través de </w:t>
-      </w:r>
-      <w:r>
-        <w:rPr>
-          <w:rFonts w:ascii="Arial" w:cs="Arial" w:eastAsia="Arial" w:hAnsi="Arial"/>
-          <w:b w:val="1"/>
-          <w:bCs w:val="1"/>
-          <w:color w:val="00000a"/>
-          <w:rtl w:val="0"/>
-        </w:rPr>
-        <w:t xml:space="preserve">express-validator</w:t>
-      </w:r>
-      <w:r>
-        <w:rPr>
-          <w:rFonts w:ascii="Arial" w:cs="Arial" w:eastAsia="Arial" w:hAnsi="Arial"/>
-          <w:color w:val="00000a"/>
-          <w:rtl w:val="0"/>
-        </w:rPr>
-        <w:t xml:space="preserve"> para prevenir inyecciones SQL y Scripts entre Sitios (XSS).</w:t>
-      </w:r>
-    </w:p>
-    <w:p>
-      <w:pPr>
-        <w:pStyle w:val="Heading2"/>
-        <w:keepNext w:val="0"/>
-        <w:keepLines w:val="0"/>
-        <w:spacing w:before="0" w:line="276" w:lineRule="auto"/>
-        <w:jc w:val="both"/>
-        <w:rPr>
-          <w:rFonts w:ascii="Arial" w:cs="Arial" w:eastAsia="Arial" w:hAnsi="Arial"/>
-          <w:color w:val="00000a"/>
-          <w:sz w:val="34"/>
-          <w:szCs w:val="34"/>
-        </w:rPr>
-      </w:pPr>
-      <w:bookmarkStart w:colFirst="0" w:colLast="0" w:name="_heading=h.z90kgn5omci5" w:id="15"/>
-      <w:bookmarkEnd w:id="15"/>
-      <w:r>
-        <w:rPr>
-          <w:rFonts w:ascii="Arial" w:cs="Arial" w:eastAsia="Arial" w:hAnsi="Arial"/>
-          <w:color w:val="00000a"/>
-          <w:sz w:val="34"/>
-          <w:szCs w:val="34"/>
-          <w:rtl w:val="0"/>
-        </w:rPr>
-        <w:t xml:space="preserve">DESCRIPCIÓN DEL PROYECTO</w:t>
-      </w:r>
-    </w:p>
-    <w:p>
-      <w:pPr>
-        <w:pStyle w:val="Heading3"/>
-        <w:keepNext w:val="0"/>
-        <w:keepLines w:val="0"/>
-        <w:spacing w:before="0" w:line="276" w:lineRule="auto"/>
-        <w:jc w:val="both"/>
-        <w:rPr>
-          <w:rFonts w:ascii="Arial" w:cs="Arial" w:eastAsia="Arial" w:hAnsi="Arial"/>
-          <w:color w:val="00000a"/>
-          <w:sz w:val="26"/>
-          <w:szCs w:val="26"/>
-        </w:rPr>
-      </w:pPr>
-      <w:bookmarkStart w:colFirst="0" w:colLast="0" w:name="_heading=h.rgy4s550xct" w:id="16"/>
-      <w:bookmarkEnd w:id="16"/>
-      <w:r>
-        <w:rPr>
-          <w:rFonts w:ascii="Arial" w:cs="Arial" w:eastAsia="Arial" w:hAnsi="Arial"/>
-          <w:color w:val="00000a"/>
-          <w:sz w:val="26"/>
-          <w:szCs w:val="26"/>
-          <w:rtl w:val="0"/>
-        </w:rPr>
-        <w:t xml:space="preserve">Contexto</w:t>
-      </w:r>
-    </w:p>
-    <w:p>
-      <w:pPr>
-        <w:spacing w:after="240" w:line="276" w:lineRule="auto"/>
-        <w:jc w:val="both"/>
-        <w:rPr>
-          <w:rFonts w:ascii="Arial" w:cs="Arial" w:eastAsia="Arial" w:hAnsi="Arial"/>
-          <w:color w:val="00000a"/>
-        </w:rPr>
-      </w:pPr>
-      <w:r>
-        <w:rPr>
-          <w:rFonts w:ascii="Arial" w:cs="Arial" w:eastAsia="Arial" w:hAnsi="Arial"/>
-          <w:b w:val="1"/>
-          <w:bCs w:val="1"/>
-          <w:color w:val="00000a"/>
-          <w:rtl w:val="0"/>
-        </w:rPr>
-        <w:t xml:space="preserve">Zapatillas Duoc</w:t>
-      </w:r>
-      <w:r>
-        <w:rPr>
-          <w:rFonts w:ascii="Arial" w:cs="Arial" w:eastAsia="Arial" w:hAnsi="Arial"/>
-          <w:color w:val="00000a"/>
-          <w:rtl w:val="0"/>
-        </w:rPr>
-        <w:t xml:space="preserve"> es un comercio de retail enfocado en la distribución de calzado urbano y de estilo de vida juvenil en el sector sur de Santiago (La Florida / Puente Alto). En el rubro de calzado, la venta está condicionada por la disponibilidad de números o tallas específicas: mientras que las tallas medianas (9, 10 y 11 US) concentran la mayor parte de la demanda, las tallas en los extremos del espectro registran una velocidad de venta significativamente menor.</w:t>
-      </w:r>
-    </w:p>
-    <w:p>
-      <w:pPr>
-        <w:spacing w:after="240" w:line="276" w:lineRule="auto"/>
-        <w:jc w:val="both"/>
-        <w:rPr>
-          <w:rFonts w:ascii="Arial" w:cs="Arial" w:eastAsia="Arial" w:hAnsi="Arial"/>
-          <w:color w:val="00000a"/>
-        </w:rPr>
-      </w:pPr>
-      <w:r>
-        <w:rPr>
-          <w:rFonts w:ascii="Arial" w:cs="Arial" w:eastAsia="Arial" w:hAnsi="Arial"/>
-          <w:color w:val="00000a"/>
-          <w:rtl w:val="0"/>
-        </w:rPr>
-        <w:t xml:space="preserve">Ante el crecimiento del mercado digital, la PyME requiere modernizar su operación mediante una plataforma e-commerce centralizada que capte el mercado web y alimente un sistema de análisis de datos para optimizar las decisiones de compra de inventario.</w:t>
-      </w:r>
-    </w:p>
-    <w:p>
-      <w:pPr>
-        <w:pStyle w:val="Heading3"/>
-        <w:keepNext w:val="0"/>
-        <w:keepLines w:val="0"/>
-        <w:spacing w:before="0" w:line="276" w:lineRule="auto"/>
-        <w:jc w:val="both"/>
-        <w:rPr>
-          <w:rFonts w:ascii="Arial" w:cs="Arial" w:eastAsia="Arial" w:hAnsi="Arial"/>
-          <w:color w:val="00000a"/>
-          <w:sz w:val="26"/>
-          <w:szCs w:val="26"/>
-        </w:rPr>
-      </w:pPr>
-      <w:bookmarkStart w:colFirst="0" w:colLast="0" w:name="_heading=h.ktzzvyjk4mv4" w:id="17"/>
-      <w:bookmarkEnd w:id="17"/>
-      <w:r>
-        <w:rPr>
-          <w:rFonts w:ascii="Arial" w:cs="Arial" w:eastAsia="Arial" w:hAnsi="Arial"/>
-          <w:color w:val="00000a"/>
-          <w:sz w:val="26"/>
-          <w:szCs w:val="26"/>
-          <w:rtl w:val="0"/>
-        </w:rPr>
-        <w:t xml:space="preserve">Procesos de Negocio</w:t>
-      </w:r>
-    </w:p>
-    <w:p>
-      <w:pPr>
-        <w:spacing w:after="240" w:line="276" w:lineRule="auto"/>
-        <w:jc w:val="both"/>
-        <w:rPr>
-          <w:rFonts w:ascii="Arial" w:cs="Arial" w:eastAsia="Arial" w:hAnsi="Arial"/>
-          <w:color w:val="00000a"/>
-        </w:rPr>
-      </w:pPr>
-      <w:r>
-        <w:rPr>
-          <w:rFonts w:ascii="Arial" w:cs="Arial" w:eastAsia="Arial" w:hAnsi="Arial"/>
-          <w:color w:val="00000a"/>
-          <w:rtl w:val="0"/>
-        </w:rPr>
-        <w:t xml:space="preserve">Actualmente, Zapatillas Duoc opera mediante un modelo presencial tradicional y control manual de existencias:</w:t>
+        <w:t xml:space="preserve">La operación actual padece tres deficiencias críticas que comprometen la salud financiera de la empresa:</w:t>
       </w:r>
     </w:p>
     <w:p>
@@ -2094,7 +2405,7 @@
           <w:ilvl w:val="0"/>
           <w:numId w:val="11"/>
         </w:numPr>
-        <w:spacing w:after="0" w:afterAutospacing="0" w:line="276" w:lineRule="auto"/>
+        <w:spacing w:after="0" w:line="276" w:lineRule="auto"/>
         <w:ind w:left="720" w:hanging="360"/>
         <w:rPr>
           <w:color w:val="00000a"/>
@@ -2108,15 +2419,38 @@
           <w:color w:val="00000a"/>
           <w:rtl w:val="0"/>
         </w:rPr>
-        <w:t xml:space="preserve">Atención y Venta:</w:t>
-      </w:r>
-      <w:r>
-        <w:rPr>
-          <w:rFonts w:ascii="Arial" w:cs="Arial" w:eastAsia="Arial" w:hAnsi="Arial"/>
-          <w:color w:val="00000a"/>
-          <w:rtl w:val="0"/>
-        </w:rPr>
-        <w:t xml:space="preserve"> El cliente consulta en tienda la disponibilidad de un modelo en una talla concreta.</w:t>
+        <w:t xml:space="preserve">Ventas Perdidas por Quiebre de Stock:</w:t>
+      </w:r>
+      <w:r>
+        <w:rPr>
+          <w:rFonts w:ascii="Arial" w:cs="Arial" w:eastAsia="Arial" w:hAnsi="Arial"/>
+          <w:color w:val="00000a"/>
+          <w:rtl w:val="0"/>
+        </w:rPr>
+        <w:t xml:space="preserve"> Pérdida estimada de </w:t>
+      </w:r>
+      <w:r>
+        <w:rPr>
+          <w:rFonts w:ascii="Arial" w:cs="Arial" w:eastAsia="Arial" w:hAnsi="Arial"/>
+          <w:b w:val="1"/>
+          <w:bCs w:val="1"/>
+          <w:color w:val="00000a"/>
+          <w:rtl w:val="0"/>
+        </w:rPr>
+        <w:t xml:space="preserve">~$1.800.000 CLP mensuales</w:t>
+      </w:r>
+      <w:r>
+        <w:rPr>
+          <w:rFonts w:ascii="Arial" w:cs="Arial" w:eastAsia="Arial" w:hAnsi="Arial"/>
+          <w:color w:val="00000a"/>
+          <w:rtl w:val="0"/>
+        </w:rPr>
+        <w:t xml:space="preserve"> al agotar frecuentemente las tallas top de venta (9, 10 y 11 US) en modelos de alta demanda (ej. DC Shoes Manteca, Court Graffik).</w:t>
+      </w:r>
+      <w:r>
+        <w:rPr>
+          <w:rtl w:val="0"/>
+        </w:rPr>
       </w:r>
     </w:p>
     <w:p>
@@ -2125,7 +2459,7 @@
           <w:ilvl w:val="0"/>
           <w:numId w:val="11"/>
         </w:numPr>
-        <w:spacing w:after="0" w:afterAutospacing="0" w:line="276" w:lineRule="auto"/>
+        <w:spacing w:after="0" w:line="276" w:lineRule="auto"/>
         <w:ind w:left="720" w:hanging="360"/>
         <w:rPr>
           <w:color w:val="00000a"/>
@@ -2139,15 +2473,38 @@
           <w:color w:val="00000a"/>
           <w:rtl w:val="0"/>
         </w:rPr>
-        <w:t xml:space="preserve">Búsqueda Manual:</w:t>
-      </w:r>
-      <w:r>
-        <w:rPr>
-          <w:rFonts w:ascii="Arial" w:cs="Arial" w:eastAsia="Arial" w:hAnsi="Arial"/>
-          <w:color w:val="00000a"/>
-          <w:rtl w:val="0"/>
-        </w:rPr>
-        <w:t xml:space="preserve"> El personal se desplaza a la bodega física a verificar el stock en caja. De no contar con el par, la transacción se pierde definitivamente.</w:t>
+        <w:t xml:space="preserve">Capital de Trabajo Inmovilizado:</w:t>
+      </w:r>
+      <w:r>
+        <w:rPr>
+          <w:rFonts w:ascii="Arial" w:cs="Arial" w:eastAsia="Arial" w:hAnsi="Arial"/>
+          <w:color w:val="00000a"/>
+          <w:rtl w:val="0"/>
+        </w:rPr>
+        <w:t xml:space="preserve"> Alrededor de </w:t>
+      </w:r>
+      <w:r>
+        <w:rPr>
+          <w:rFonts w:ascii="Arial" w:cs="Arial" w:eastAsia="Arial" w:hAnsi="Arial"/>
+          <w:b w:val="1"/>
+          <w:bCs w:val="1"/>
+          <w:color w:val="00000a"/>
+          <w:rtl w:val="0"/>
+        </w:rPr>
+        <w:t xml:space="preserve">$15.000.000 CLP</w:t>
+      </w:r>
+      <w:r>
+        <w:rPr>
+          <w:rFonts w:ascii="Arial" w:cs="Arial" w:eastAsia="Arial" w:hAnsi="Arial"/>
+          <w:color w:val="00000a"/>
+          <w:rtl w:val="0"/>
+        </w:rPr>
+        <w:t xml:space="preserve"> retenidos en bodega en pares de baja rotación, los cuales terminan vendiéndose a pérdida en remates de fin de temporada con liquidaciones agresivas de hasta un 35% de descuento.</w:t>
+      </w:r>
+      <w:r>
+        <w:rPr>
+          <w:rtl w:val="0"/>
+        </w:rPr>
       </w:r>
     </w:p>
     <w:p>
@@ -2170,43 +2527,20 @@
           <w:color w:val="00000a"/>
           <w:rtl w:val="0"/>
         </w:rPr>
-        <w:t xml:space="preserve">Reaprovisionamiento:</w:t>
-      </w:r>
-      <w:r>
-        <w:rPr>
-          <w:rFonts w:ascii="Arial" w:cs="Arial" w:eastAsia="Arial" w:hAnsi="Arial"/>
-          <w:color w:val="00000a"/>
-          <w:rtl w:val="0"/>
-        </w:rPr>
-        <w:t xml:space="preserve"> Al cierre del mes, el encargado realiza pedidos a los proveedores basándose en la percepción empírica o visual de lo que falta en los estantes.</w:t>
-      </w:r>
-    </w:p>
-    <w:p>
-      <w:pPr>
-        <w:spacing w:after="240" w:line="276" w:lineRule="auto"/>
-        <w:jc w:val="both"/>
-        <w:rPr>
-          <w:rFonts w:ascii="Arial" w:cs="Arial" w:eastAsia="Arial" w:hAnsi="Arial"/>
-          <w:color w:val="00000a"/>
-        </w:rPr>
-      </w:pPr>
-      <w:r>
-        <w:rPr>
-          <w:rFonts w:ascii="Arial" w:cs="Arial" w:eastAsia="Arial" w:hAnsi="Arial"/>
-          <w:b w:val="1"/>
-          <w:bCs w:val="1"/>
-          <w:color w:val="00000a"/>
-          <w:rtl w:val="0"/>
-        </w:rPr>
-        <w:t xml:space="preserve">Relación con la problemática:</w:t>
-      </w:r>
-      <w:r>
-        <w:rPr>
-          <w:rFonts w:ascii="Arial" w:cs="Arial" w:eastAsia="Arial" w:hAnsi="Arial"/>
-          <w:color w:val="00000a"/>
-          <w:rtl w:val="0"/>
-        </w:rPr>
-        <w:t xml:space="preserve"> La ausencia de un canal e-commerce transaccional impide registrar la demanda real en tiempo real y genera una brecha entre lo que los clientes buscan y lo que la bodega reabastece.</w:t>
+        <w:t xml:space="preserve">Inexistencia de un Canal Web Integrado:</w:t>
+      </w:r>
+      <w:r>
+        <w:rPr>
+          <w:rFonts w:ascii="Arial" w:cs="Arial" w:eastAsia="Arial" w:hAnsi="Arial"/>
+          <w:color w:val="00000a"/>
+          <w:rtl w:val="0"/>
+        </w:rPr>
+        <w:t xml:space="preserve"> Ausencia de una herramienta que sincronice las transacciones del usuario con la gestión automatizada de bodegas y la toma de decisiones basada en datos.</w:t>
+      </w:r>
+      <w:r>
+        <w:rPr>
+          <w:rtl w:val="0"/>
+        </w:rPr>
       </w:r>
     </w:p>
     <w:p>
@@ -2223,180 +2557,6 @@
           <w:szCs w:val="26"/>
         </w:rPr>
       </w:pPr>
-      <w:bookmarkStart w:colFirst="0" w:colLast="0" w:name="_heading=h.k9nq9bnk48h8" w:id="18"/>
-      <w:bookmarkEnd w:id="18"/>
-      <w:r>
-        <w:rPr>
-          <w:rFonts w:ascii="Arial" w:cs="Arial" w:eastAsia="Arial" w:hAnsi="Arial"/>
-          <w:color w:val="00000a"/>
-          <w:sz w:val="26"/>
-          <w:szCs w:val="26"/>
-          <w:rtl w:val="0"/>
-        </w:rPr>
-        <w:t xml:space="preserve">Problema</w:t>
-      </w:r>
-    </w:p>
-    <w:p>
-      <w:pPr>
-        <w:spacing w:after="240" w:line="276" w:lineRule="auto"/>
-        <w:jc w:val="both"/>
-        <w:rPr>
-          <w:rFonts w:ascii="Arial" w:cs="Arial" w:eastAsia="Arial" w:hAnsi="Arial"/>
-          <w:color w:val="00000a"/>
-        </w:rPr>
-      </w:pPr>
-      <w:r>
-        <w:rPr>
-          <w:rFonts w:ascii="Arial" w:cs="Arial" w:eastAsia="Arial" w:hAnsi="Arial"/>
-          <w:color w:val="00000a"/>
-          <w:rtl w:val="0"/>
-        </w:rPr>
-        <w:t xml:space="preserve">La operación actual padece tres deficiencias críticas que comprometen la salud financiera de la empresa:</w:t>
-      </w:r>
-    </w:p>
-    <w:p>
-      <w:pPr>
-        <w:numPr>
-          <w:ilvl w:val="0"/>
-          <w:numId w:val="7"/>
-        </w:numPr>
-        <w:spacing w:after="0" w:afterAutospacing="0" w:line="276" w:lineRule="auto"/>
-        <w:ind w:left="720" w:hanging="360"/>
-        <w:rPr>
-          <w:color w:val="00000a"/>
-        </w:rPr>
-      </w:pPr>
-      <w:r>
-        <w:rPr>
-          <w:rFonts w:ascii="Arial" w:cs="Arial" w:eastAsia="Arial" w:hAnsi="Arial"/>
-          <w:b w:val="1"/>
-          <w:bCs w:val="1"/>
-          <w:color w:val="00000a"/>
-          <w:rtl w:val="0"/>
-        </w:rPr>
-        <w:t xml:space="preserve">Ventas Perdidas por Quiebre de Stock:</w:t>
-      </w:r>
-      <w:r>
-        <w:rPr>
-          <w:rFonts w:ascii="Arial" w:cs="Arial" w:eastAsia="Arial" w:hAnsi="Arial"/>
-          <w:color w:val="00000a"/>
-          <w:rtl w:val="0"/>
-        </w:rPr>
-        <w:t xml:space="preserve"> Pérdida estimada de </w:t>
-      </w:r>
-      <w:r>
-        <w:rPr>
-          <w:rFonts w:ascii="Arial" w:cs="Arial" w:eastAsia="Arial" w:hAnsi="Arial"/>
-          <w:b w:val="1"/>
-          <w:bCs w:val="1"/>
-          <w:color w:val="00000a"/>
-          <w:rtl w:val="0"/>
-        </w:rPr>
-        <w:t xml:space="preserve">~$1.800.000 CLP mensuales</w:t>
-      </w:r>
-      <w:r>
-        <w:rPr>
-          <w:rFonts w:ascii="Arial" w:cs="Arial" w:eastAsia="Arial" w:hAnsi="Arial"/>
-          <w:color w:val="00000a"/>
-          <w:rtl w:val="0"/>
-        </w:rPr>
-        <w:t xml:space="preserve"> al agotar frecuentemente las tallas top de venta (9, 10 y 11 US) en modelos de alta demanda (ej. DC Shoes Manteca, Court Graffik).</w:t>
-      </w:r>
-    </w:p>
-    <w:p>
-      <w:pPr>
-        <w:numPr>
-          <w:ilvl w:val="0"/>
-          <w:numId w:val="7"/>
-        </w:numPr>
-        <w:spacing w:after="0" w:afterAutospacing="0" w:line="276" w:lineRule="auto"/>
-        <w:ind w:left="720" w:hanging="360"/>
-        <w:rPr>
-          <w:color w:val="00000a"/>
-        </w:rPr>
-      </w:pPr>
-      <w:r>
-        <w:rPr>
-          <w:rFonts w:ascii="Arial" w:cs="Arial" w:eastAsia="Arial" w:hAnsi="Arial"/>
-          <w:b w:val="1"/>
-          <w:bCs w:val="1"/>
-          <w:color w:val="00000a"/>
-          <w:rtl w:val="0"/>
-        </w:rPr>
-        <w:t xml:space="preserve">Capital de Trabajo Inmovilizado:</w:t>
-      </w:r>
-      <w:r>
-        <w:rPr>
-          <w:rFonts w:ascii="Arial" w:cs="Arial" w:eastAsia="Arial" w:hAnsi="Arial"/>
-          <w:color w:val="00000a"/>
-          <w:rtl w:val="0"/>
-        </w:rPr>
-        <w:t xml:space="preserve"> Alrededor de </w:t>
-      </w:r>
-      <w:r>
-        <w:rPr>
-          <w:rFonts w:ascii="Arial" w:cs="Arial" w:eastAsia="Arial" w:hAnsi="Arial"/>
-          <w:b w:val="1"/>
-          <w:bCs w:val="1"/>
-          <w:color w:val="00000a"/>
-          <w:rtl w:val="0"/>
-        </w:rPr>
-        <w:t xml:space="preserve">$15.000.000 CLP</w:t>
-      </w:r>
-      <w:r>
-        <w:rPr>
-          <w:rFonts w:ascii="Arial" w:cs="Arial" w:eastAsia="Arial" w:hAnsi="Arial"/>
-          <w:color w:val="00000a"/>
-          <w:rtl w:val="0"/>
-        </w:rPr>
-        <w:t xml:space="preserve"> retenidos en bodega en pares de baja rotación, los cuales terminan vendiéndose a pérdida en remates de fin de temporada con liquidaciones agresivas de hasta un 35% de descuento.</w:t>
-      </w:r>
-    </w:p>
-    <w:p>
-      <w:pPr>
-        <w:numPr>
-          <w:ilvl w:val="0"/>
-          <w:numId w:val="7"/>
-        </w:numPr>
-        <w:spacing w:after="240" w:line="276" w:lineRule="auto"/>
-        <w:ind w:left="720" w:hanging="360"/>
-        <w:rPr>
-          <w:color w:val="00000a"/>
-        </w:rPr>
-      </w:pPr>
-      <w:r>
-        <w:rPr>
-          <w:rFonts w:ascii="Arial" w:cs="Arial" w:eastAsia="Arial" w:hAnsi="Arial"/>
-          <w:b w:val="1"/>
-          <w:bCs w:val="1"/>
-          <w:color w:val="00000a"/>
-          <w:rtl w:val="0"/>
-        </w:rPr>
-        <w:t xml:space="preserve">Inexistencia de un Canal Web Integrado:</w:t>
-      </w:r>
-      <w:r>
-        <w:rPr>
-          <w:rFonts w:ascii="Arial" w:cs="Arial" w:eastAsia="Arial" w:hAnsi="Arial"/>
-          <w:color w:val="00000a"/>
-          <w:rtl w:val="0"/>
-        </w:rPr>
-        <w:t xml:space="preserve"> Ausencia de una herramienta que sincronice las transacciones del usuario con la gestión automatizada de bodegas y la toma de decisiones basada en datos.</w:t>
-      </w:r>
-    </w:p>
-    <w:p>
-      <w:pPr>
-        <w:pStyle w:val="Heading3"/>
-        <w:keepNext w:val="0"/>
-        <w:keepLines w:val="0"/>
-        <w:spacing w:before="0" w:line="276" w:lineRule="auto"/>
-        <w:jc w:val="both"/>
-        <w:rPr>
-          <w:rFonts w:ascii="Arial" w:cs="Arial" w:eastAsia="Arial" w:hAnsi="Arial"/>
-          <w:color w:val="00000a"/>
-          <w:sz w:val="26"/>
-          <w:szCs w:val="26"/>
-        </w:rPr>
-      </w:pPr>
       <w:bookmarkStart w:colFirst="0" w:colLast="0" w:name="_heading=h.e78jg0fja9t1" w:id="19"/>
       <w:bookmarkEnd w:id="19"/>
       <w:r>
@@ -2452,7 +2612,7 @@
           <w:ilvl w:val="0"/>
           <w:numId w:val="1"/>
         </w:numPr>
-        <w:spacing w:after="0" w:afterAutospacing="0" w:line="276" w:lineRule="auto"/>
+        <w:spacing w:after="0" w:line="276" w:lineRule="auto"/>
         <w:ind w:left="720" w:hanging="360"/>
         <w:rPr>
           <w:color w:val="00000a"/>
@@ -2475,6 +2635,11 @@
           <w:rtl w:val="0"/>
         </w:rPr>
         <w:t xml:space="preserve"> Tienda virtual responsiva que despliega el catálogo de productos con filtrado por talla disponible, carrito de compras, pasarela de checkout transaccional con actualización de inventario en tiempo real y notificaciones por correo electrónico al cliente.</w:t>
+      </w:r>
+      <w:r>
+        <w:rPr>
+          <w:rtl w:val="0"/>
+        </w:rPr>
       </w:r>
     </w:p>
     <w:p>
@@ -2525,6 +2690,11 @@
         </w:rPr>
         <w:t xml:space="preserve">. Este motor analiza la serie temporal de ventas por talla e identifica patrones de velocidad de rotación para emitir alertas semafóricas preventivas de reabastecimiento antes de que ocurra el quiebre de stock.</w:t>
       </w:r>
+      <w:r>
+        <w:rPr>
+          <w:rtl w:val="0"/>
+        </w:rPr>
+      </w:r>
     </w:p>
     <w:p>
       <w:pPr>
@@ -2540,8 +2710,228 @@
           <w:szCs w:val="26"/>
         </w:rPr>
       </w:pPr>
-      <w:bookmarkStart w:colFirst="0" w:colLast="0" w:name="_heading=h.93sz8t4qamq1" w:id="20"/>
+      <w:bookmarkStart w:colFirst="0" w:colLast="0" w:name="_heading=h.kgx40h5c9k62" w:id="20"/>
       <w:bookmarkEnd w:id="20"/>
+      <w:r>
+        <w:rPr>
+          <w:rtl w:val="0"/>
+        </w:rPr>
+      </w:r>
+    </w:p>
+    <w:p>
+      <w:pPr>
+        <w:pStyle w:val="Heading3"/>
+        <w:keepNext w:val="0"/>
+        <w:keepLines w:val="0"/>
+        <w:spacing w:before="0" w:line="276" w:lineRule="auto"/>
+        <w:jc w:val="both"/>
+        <w:rPr>
+          <w:rFonts w:ascii="Arial" w:cs="Arial" w:eastAsia="Arial" w:hAnsi="Arial"/>
+          <w:color w:val="00000a"/>
+          <w:sz w:val="26"/>
+          <w:szCs w:val="26"/>
+        </w:rPr>
+      </w:pPr>
+      <w:bookmarkStart w:colFirst="0" w:colLast="0" w:name="_heading=h.pdkiqjnabitj" w:id="21"/>
+      <w:bookmarkEnd w:id="21"/>
+      <w:r>
+        <w:rPr>
+          <w:rtl w:val="0"/>
+        </w:rPr>
+      </w:r>
+    </w:p>
+    <w:p>
+      <w:pPr>
+        <w:pStyle w:val="Heading3"/>
+        <w:keepNext w:val="0"/>
+        <w:keepLines w:val="0"/>
+        <w:spacing w:before="0" w:line="276" w:lineRule="auto"/>
+        <w:jc w:val="both"/>
+        <w:rPr>
+          <w:rFonts w:ascii="Arial" w:cs="Arial" w:eastAsia="Arial" w:hAnsi="Arial"/>
+          <w:color w:val="00000a"/>
+          <w:sz w:val="26"/>
+          <w:szCs w:val="26"/>
+        </w:rPr>
+      </w:pPr>
+      <w:bookmarkStart w:colFirst="0" w:colLast="0" w:name="_heading=h.56pbzvoj0cep" w:id="22"/>
+      <w:bookmarkEnd w:id="22"/>
+      <w:r>
+        <w:rPr>
+          <w:rtl w:val="0"/>
+        </w:rPr>
+      </w:r>
+    </w:p>
+    <w:p>
+      <w:pPr>
+        <w:pStyle w:val="Heading3"/>
+        <w:keepNext w:val="0"/>
+        <w:keepLines w:val="0"/>
+        <w:spacing w:before="0" w:line="276" w:lineRule="auto"/>
+        <w:jc w:val="both"/>
+        <w:rPr>
+          <w:rFonts w:ascii="Arial" w:cs="Arial" w:eastAsia="Arial" w:hAnsi="Arial"/>
+          <w:color w:val="00000a"/>
+          <w:sz w:val="26"/>
+          <w:szCs w:val="26"/>
+        </w:rPr>
+      </w:pPr>
+      <w:bookmarkStart w:colFirst="0" w:colLast="0" w:name="_heading=h.7t9gle16bpb3" w:id="23"/>
+      <w:bookmarkEnd w:id="23"/>
+      <w:r>
+        <w:rPr>
+          <w:rtl w:val="0"/>
+        </w:rPr>
+      </w:r>
+    </w:p>
+    <w:p>
+      <w:pPr>
+        <w:pStyle w:val="Heading3"/>
+        <w:keepNext w:val="0"/>
+        <w:keepLines w:val="0"/>
+        <w:spacing w:before="0" w:line="276" w:lineRule="auto"/>
+        <w:jc w:val="both"/>
+        <w:rPr>
+          <w:rFonts w:ascii="Arial" w:cs="Arial" w:eastAsia="Arial" w:hAnsi="Arial"/>
+          <w:color w:val="00000a"/>
+          <w:sz w:val="26"/>
+          <w:szCs w:val="26"/>
+        </w:rPr>
+      </w:pPr>
+      <w:bookmarkStart w:colFirst="0" w:colLast="0" w:name="_heading=h.yvupip1fo8mb" w:id="24"/>
+      <w:bookmarkEnd w:id="24"/>
+      <w:r>
+        <w:rPr>
+          <w:rtl w:val="0"/>
+        </w:rPr>
+      </w:r>
+    </w:p>
+    <w:p>
+      <w:pPr>
+        <w:pStyle w:val="Heading3"/>
+        <w:keepNext w:val="0"/>
+        <w:keepLines w:val="0"/>
+        <w:spacing w:before="0" w:line="276" w:lineRule="auto"/>
+        <w:jc w:val="both"/>
+        <w:rPr>
+          <w:rFonts w:ascii="Arial" w:cs="Arial" w:eastAsia="Arial" w:hAnsi="Arial"/>
+          <w:color w:val="00000a"/>
+          <w:sz w:val="26"/>
+          <w:szCs w:val="26"/>
+        </w:rPr>
+      </w:pPr>
+      <w:bookmarkStart w:colFirst="0" w:colLast="0" w:name="_heading=h.dptvms9vv9zh" w:id="25"/>
+      <w:bookmarkEnd w:id="25"/>
+      <w:r>
+        <w:rPr>
+          <w:rtl w:val="0"/>
+        </w:rPr>
+      </w:r>
+    </w:p>
+    <w:p>
+      <w:pPr>
+        <w:pStyle w:val="Heading3"/>
+        <w:keepNext w:val="0"/>
+        <w:keepLines w:val="0"/>
+        <w:spacing w:before="0" w:line="276" w:lineRule="auto"/>
+        <w:jc w:val="both"/>
+        <w:rPr>
+          <w:rFonts w:ascii="Arial" w:cs="Arial" w:eastAsia="Arial" w:hAnsi="Arial"/>
+          <w:color w:val="00000a"/>
+          <w:sz w:val="26"/>
+          <w:szCs w:val="26"/>
+        </w:rPr>
+      </w:pPr>
+      <w:bookmarkStart w:colFirst="0" w:colLast="0" w:name="_heading=h.zhmp4234zel5" w:id="26"/>
+      <w:bookmarkEnd w:id="26"/>
+      <w:r>
+        <w:rPr>
+          <w:rtl w:val="0"/>
+        </w:rPr>
+      </w:r>
+    </w:p>
+    <w:p>
+      <w:pPr>
+        <w:pStyle w:val="Heading3"/>
+        <w:keepNext w:val="0"/>
+        <w:keepLines w:val="0"/>
+        <w:spacing w:before="0" w:line="276" w:lineRule="auto"/>
+        <w:jc w:val="both"/>
+        <w:rPr>
+          <w:rFonts w:ascii="Arial" w:cs="Arial" w:eastAsia="Arial" w:hAnsi="Arial"/>
+          <w:color w:val="00000a"/>
+          <w:sz w:val="26"/>
+          <w:szCs w:val="26"/>
+        </w:rPr>
+      </w:pPr>
+      <w:bookmarkStart w:colFirst="0" w:colLast="0" w:name="_heading=h.kecrf84eqxj4" w:id="27"/>
+      <w:bookmarkEnd w:id="27"/>
+      <w:r>
+        <w:rPr>
+          <w:rtl w:val="0"/>
+        </w:rPr>
+      </w:r>
+    </w:p>
+    <w:p>
+      <w:pPr>
+        <w:pStyle w:val="Heading3"/>
+        <w:keepNext w:val="0"/>
+        <w:keepLines w:val="0"/>
+        <w:spacing w:before="0" w:line="276" w:lineRule="auto"/>
+        <w:jc w:val="both"/>
+        <w:rPr>
+          <w:rFonts w:ascii="Arial" w:cs="Arial" w:eastAsia="Arial" w:hAnsi="Arial"/>
+          <w:color w:val="00000a"/>
+          <w:sz w:val="26"/>
+          <w:szCs w:val="26"/>
+        </w:rPr>
+      </w:pPr>
+      <w:bookmarkStart w:colFirst="0" w:colLast="0" w:name="_heading=h.rhivvl3z75qj" w:id="28"/>
+      <w:bookmarkEnd w:id="28"/>
+      <w:r>
+        <w:rPr>
+          <w:rtl w:val="0"/>
+        </w:rPr>
+      </w:r>
+    </w:p>
+    <w:p>
+      <w:pPr>
+        <w:pStyle w:val="Heading3"/>
+        <w:keepNext w:val="0"/>
+        <w:keepLines w:val="0"/>
+        <w:spacing w:before="0" w:line="276" w:lineRule="auto"/>
+        <w:jc w:val="both"/>
+        <w:rPr>
+          <w:rFonts w:ascii="Arial" w:cs="Arial" w:eastAsia="Arial" w:hAnsi="Arial"/>
+          <w:color w:val="00000a"/>
+          <w:sz w:val="26"/>
+          <w:szCs w:val="26"/>
+        </w:rPr>
+      </w:pPr>
+      <w:bookmarkStart w:colFirst="0" w:colLast="0" w:name="_heading=h.8qnw212l7cz" w:id="29"/>
+      <w:bookmarkEnd w:id="29"/>
+      <w:r>
+        <w:rPr>
+          <w:rtl w:val="0"/>
+        </w:rPr>
+      </w:r>
+    </w:p>
+    <w:p>
+      <w:pPr>
+        <w:pStyle w:val="Heading3"/>
+        <w:keepNext w:val="0"/>
+        <w:keepLines w:val="0"/>
+        <w:spacing w:before="0" w:line="276" w:lineRule="auto"/>
+        <w:jc w:val="both"/>
+        <w:rPr>
+          <w:rFonts w:ascii="Arial" w:cs="Arial" w:eastAsia="Arial" w:hAnsi="Arial"/>
+          <w:color w:val="00000a"/>
+          <w:sz w:val="26"/>
+          <w:szCs w:val="26"/>
+        </w:rPr>
+      </w:pPr>
+      <w:bookmarkStart w:colFirst="0" w:colLast="0" w:name="_heading=h.93sz8t4qamq1" w:id="30"/>
+      <w:bookmarkEnd w:id="30"/>
       <w:r>
         <w:rPr>
           <w:rFonts w:ascii="Arial" w:cs="Arial" w:eastAsia="Arial" w:hAnsi="Arial"/>
@@ -2567,8 +2957,8 @@
           <w:szCs w:val="22"/>
         </w:rPr>
       </w:pPr>
-      <w:bookmarkStart w:colFirst="0" w:colLast="0" w:name="_heading=h.mtnt7djdett" w:id="21"/>
-      <w:bookmarkEnd w:id="21"/>
+      <w:bookmarkStart w:colFirst="0" w:colLast="0" w:name="_heading=h.mtnt7djdett" w:id="31"/>
+      <w:bookmarkEnd w:id="31"/>
       <w:r>
         <w:rPr>
           <w:rFonts w:ascii="Arial" w:cs="Arial" w:eastAsia="Arial" w:hAnsi="Arial"/>
@@ -2583,8 +2973,9 @@
     <w:tbl>
       <w:tblPr>
         <w:tblStyle w:val="Table1"/>
-        <w:tblW w:w="8760.0" w:type="dxa"/>
+        <w:tblW w:w="11970.0" w:type="dxa"/>
         <w:jc w:val="left"/>
+        <w:tblInd w:w="-900.0" w:type="dxa"/>
         <w:tblBorders>
           <w:top w:color="000000" w:space="0" w:sz="0" w:val="nil"/>
           <w:left w:color="000000" w:space="0" w:sz="0" w:val="nil"/>
@@ -2597,23 +2988,23 @@
         <w:tblLook w:val="0600"/>
       </w:tblPr>
       <w:tblGrid>
-        <w:gridCol w:w="1230"/>
-        <w:gridCol w:w="4215"/>
-        <w:gridCol w:w="1875"/>
-        <w:gridCol w:w="1440"/>
+        <w:gridCol w:w="1155"/>
+        <w:gridCol w:w="6255"/>
+        <w:gridCol w:w="2955"/>
+        <w:gridCol w:w="1605"/>
         <w:tblGridChange w:id="0">
           <w:tblGrid>
-            <w:gridCol w:w="1230"/>
-            <w:gridCol w:w="4215"/>
-            <w:gridCol w:w="1875"/>
-            <w:gridCol w:w="1440"/>
+            <w:gridCol w:w="1155"/>
+            <w:gridCol w:w="6255"/>
+            <w:gridCol w:w="2955"/>
+            <w:gridCol w:w="1605"/>
           </w:tblGrid>
         </w:tblGridChange>
       </w:tblGrid>
       <w:tr>
         <w:trPr>
           <w:cantSplit w:val="0"/>
-          <w:trHeight w:val="825" w:hRule="atLeast"/>
+          <w:trHeight w:val="770.92529296875" w:hRule="atLeast"/>
           <w:tblHeader w:val="0"/>
         </w:trPr>
         <w:tc>
@@ -2788,32 +3179,64 @@
       <w:tr>
         <w:trPr>
           <w:cantSplit w:val="0"/>
-          <w:trHeight w:val="1650" w:hRule="atLeast"/>
+          <w:trHeight w:val="1095" w:hRule="atLeast"/>
           <w:tblHeader w:val="0"/>
         </w:trPr>
         <w:tc>
           <w:tcPr>
             <w:tcBorders>
-              <w:top w:color="c4c7c5" w:space="0" w:sz="6" w:val="single"/>
-              <w:left w:color="c4c7c5" w:space="0" w:sz="6" w:val="single"/>
-              <w:bottom w:color="c4c7c5" w:space="0" w:sz="6" w:val="single"/>
-              <w:right w:color="c4c7c5" w:space="0" w:sz="6" w:val="single"/>
-            </w:tcBorders>
-            <w:tcMar>
-              <w:top w:w="120.0" w:type="dxa"/>
-              <w:left w:w="180.0" w:type="dxa"/>
-              <w:bottom w:w="120.0" w:type="dxa"/>
-              <w:right w:w="180.0" w:type="dxa"/>
-            </w:tcMar>
-            <w:vAlign w:val="top"/>
-          </w:tcPr>
-          <w:p>
-            <w:pPr>
-              <w:spacing w:after="480" w:line="276" w:lineRule="auto"/>
-              <w:jc w:val="both"/>
-              <w:rPr>
-                <w:rFonts w:ascii="Arial" w:cs="Arial" w:eastAsia="Arial" w:hAnsi="Arial"/>
-                <w:color w:val="00000a"/>
+              <w:top w:color="4472c4" w:space="0" w:sz="6" w:val="single"/>
+              <w:left w:color="4472c4" w:space="0" w:sz="6" w:val="single"/>
+              <w:bottom w:color="4472c4" w:space="0" w:sz="6" w:val="single"/>
+              <w:right w:color="4472c4" w:space="0" w:sz="6" w:val="single"/>
+            </w:tcBorders>
+            <w:tcMar>
+              <w:top w:w="0.0" w:type="dxa"/>
+              <w:left w:w="40.0" w:type="dxa"/>
+              <w:bottom w:w="0.0" w:type="dxa"/>
+              <w:right w:w="40.0" w:type="dxa"/>
+            </w:tcMar>
+            <w:vAlign w:val="center"/>
+          </w:tcPr>
+          <w:p>
+            <w:pPr>
+              <w:widowControl w:val="0"/>
+              <w:spacing w:after="0" w:line="276" w:lineRule="auto"/>
+              <w:rPr>
+                <w:rFonts w:ascii="Arial" w:cs="Arial" w:eastAsia="Arial" w:hAnsi="Arial"/>
+              </w:rPr>
+            </w:pPr>
+            <w:r>
+              <w:rPr>
+                <w:rFonts w:ascii="Arial" w:cs="Arial" w:eastAsia="Arial" w:hAnsi="Arial"/>
+                <w:rtl w:val="0"/>
+              </w:rPr>
+              <w:t xml:space="preserve">RF01</w:t>
+            </w:r>
+          </w:p>
+        </w:tc>
+        <w:tc>
+          <w:tcPr>
+            <w:tcBorders>
+              <w:top w:color="4472c4" w:space="0" w:sz="6" w:val="single"/>
+              <w:left w:color="cccccc" w:space="0" w:sz="6" w:val="single"/>
+              <w:bottom w:color="4472c4" w:space="0" w:sz="6" w:val="single"/>
+              <w:right w:color="4472c4" w:space="0" w:sz="6" w:val="single"/>
+            </w:tcBorders>
+            <w:tcMar>
+              <w:top w:w="0.0" w:type="dxa"/>
+              <w:left w:w="40.0" w:type="dxa"/>
+              <w:bottom w:w="0.0" w:type="dxa"/>
+              <w:right w:w="40.0" w:type="dxa"/>
+            </w:tcMar>
+            <w:vAlign w:val="center"/>
+          </w:tcPr>
+          <w:p>
+            <w:pPr>
+              <w:widowControl w:val="0"/>
+              <w:spacing w:after="0" w:line="276" w:lineRule="auto"/>
+              <w:rPr>
+                <w:rFonts w:ascii="Arial" w:cs="Arial" w:eastAsia="Arial" w:hAnsi="Arial"/>
               </w:rPr>
             </w:pPr>
             <w:r>
@@ -2821,15 +3244,16 @@
                 <w:rFonts w:ascii="Arial" w:cs="Arial" w:eastAsia="Arial" w:hAnsi="Arial"/>
                 <w:b w:val="1"/>
                 <w:bCs w:val="1"/>
-                <w:color w:val="00000a"/>
-                <w:rtl w:val="0"/>
-              </w:rPr>
-              <w:t xml:space="preserve">RF01</w:t>
-            </w:r>
-            <w:r>
-              <w:rPr>
-                <w:rtl w:val="0"/>
-              </w:rPr>
+                <w:rtl w:val="0"/>
+              </w:rPr>
+              <w:t xml:space="preserve">Autenticación y Registro de Usuarios</w:t>
+            </w:r>
+            <w:r>
+              <w:rPr>
+                <w:rFonts w:ascii="Arial" w:cs="Arial" w:eastAsia="Arial" w:hAnsi="Arial"/>
+                <w:rtl w:val="0"/>
+              </w:rPr>
+              <w:t xml:space="preserve">: Permite el registro e inicio de sesión seguro para clientes y personal administrativo mediante correo y contraseña encriptada (JWT).</w:t>
             </w:r>
           </w:p>
         </w:tc>
@@ -2861,55 +3285,10 @@
             <w:r>
               <w:rPr>
                 <w:rFonts w:ascii="Arial" w:cs="Arial" w:eastAsia="Arial" w:hAnsi="Arial"/>
-                <w:b w:val="1"/>
-                <w:bCs w:val="1"/>
-                <w:color w:val="00000a"/>
-                <w:rtl w:val="0"/>
-              </w:rPr>
-              <w:t xml:space="preserve">Catálogo y Filtro por Talla:</w:t>
-            </w:r>
-            <w:r>
-              <w:rPr>
-                <w:rFonts w:ascii="Arial" w:cs="Arial" w:eastAsia="Arial" w:hAnsi="Arial"/>
-                <w:color w:val="00000a"/>
-                <w:rtl w:val="0"/>
-              </w:rPr>
-              <w:t xml:space="preserve"> Permite explorar zapatillas filtrando por marca, modelo, precio y disponibilidad de números (9, 10, 11 US).</w:t>
-            </w:r>
-          </w:p>
-        </w:tc>
-        <w:tc>
-          <w:tcPr>
-            <w:tcBorders>
-              <w:top w:color="c4c7c5" w:space="0" w:sz="6" w:val="single"/>
-              <w:left w:color="c4c7c5" w:space="0" w:sz="6" w:val="single"/>
-              <w:bottom w:color="c4c7c5" w:space="0" w:sz="6" w:val="single"/>
-              <w:right w:color="c4c7c5" w:space="0" w:sz="6" w:val="single"/>
-            </w:tcBorders>
-            <w:tcMar>
-              <w:top w:w="120.0" w:type="dxa"/>
-              <w:left w:w="180.0" w:type="dxa"/>
-              <w:bottom w:w="120.0" w:type="dxa"/>
-              <w:right w:w="180.0" w:type="dxa"/>
-            </w:tcMar>
-            <w:vAlign w:val="top"/>
-          </w:tcPr>
-          <w:p>
-            <w:pPr>
-              <w:spacing w:after="480" w:line="276" w:lineRule="auto"/>
-              <w:jc w:val="both"/>
-              <w:rPr>
-                <w:rFonts w:ascii="Arial" w:cs="Arial" w:eastAsia="Arial" w:hAnsi="Arial"/>
-                <w:color w:val="00000a"/>
-              </w:rPr>
-            </w:pPr>
-            <w:r>
-              <w:rPr>
-                <w:rFonts w:ascii="Arial" w:cs="Arial" w:eastAsia="Arial" w:hAnsi="Arial"/>
-                <w:color w:val="00000a"/>
-                <w:rtl w:val="0"/>
-              </w:rPr>
-              <w:t xml:space="preserve">Principal (E-Commerce)</w:t>
+                <w:color w:val="00000a"/>
+                <w:rtl w:val="0"/>
+              </w:rPr>
+              <w:t xml:space="preserve">Ambas Aplicaciones</w:t>
             </w:r>
           </w:p>
         </w:tc>
@@ -2952,32 +3331,64 @@
       <w:tr>
         <w:trPr>
           <w:cantSplit w:val="0"/>
-          <w:trHeight w:val="1665" w:hRule="atLeast"/>
+          <w:trHeight w:val="1232.77587890625" w:hRule="atLeast"/>
           <w:tblHeader w:val="0"/>
         </w:trPr>
         <w:tc>
           <w:tcPr>
             <w:tcBorders>
-              <w:top w:color="c4c7c5" w:space="0" w:sz="6" w:val="single"/>
-              <w:left w:color="c4c7c5" w:space="0" w:sz="6" w:val="single"/>
-              <w:bottom w:color="c4c7c5" w:space="0" w:sz="6" w:val="single"/>
-              <w:right w:color="c4c7c5" w:space="0" w:sz="6" w:val="single"/>
-            </w:tcBorders>
-            <w:tcMar>
-              <w:top w:w="120.0" w:type="dxa"/>
-              <w:left w:w="180.0" w:type="dxa"/>
-              <w:bottom w:w="120.0" w:type="dxa"/>
-              <w:right w:w="180.0" w:type="dxa"/>
-            </w:tcMar>
-            <w:vAlign w:val="top"/>
-          </w:tcPr>
-          <w:p>
-            <w:pPr>
-              <w:spacing w:after="480" w:line="276" w:lineRule="auto"/>
-              <w:jc w:val="both"/>
-              <w:rPr>
-                <w:rFonts w:ascii="Arial" w:cs="Arial" w:eastAsia="Arial" w:hAnsi="Arial"/>
-                <w:color w:val="00000a"/>
+              <w:top w:color="cccccc" w:space="0" w:sz="6" w:val="single"/>
+              <w:left w:color="4472c4" w:space="0" w:sz="6" w:val="single"/>
+              <w:bottom w:color="4472c4" w:space="0" w:sz="6" w:val="single"/>
+              <w:right w:color="4472c4" w:space="0" w:sz="6" w:val="single"/>
+            </w:tcBorders>
+            <w:tcMar>
+              <w:top w:w="0.0" w:type="dxa"/>
+              <w:left w:w="40.0" w:type="dxa"/>
+              <w:bottom w:w="0.0" w:type="dxa"/>
+              <w:right w:w="40.0" w:type="dxa"/>
+            </w:tcMar>
+            <w:vAlign w:val="center"/>
+          </w:tcPr>
+          <w:p>
+            <w:pPr>
+              <w:widowControl w:val="0"/>
+              <w:spacing w:after="0" w:line="276" w:lineRule="auto"/>
+              <w:rPr>
+                <w:rFonts w:ascii="Arial" w:cs="Arial" w:eastAsia="Arial" w:hAnsi="Arial"/>
+              </w:rPr>
+            </w:pPr>
+            <w:r>
+              <w:rPr>
+                <w:rFonts w:ascii="Arial" w:cs="Arial" w:eastAsia="Arial" w:hAnsi="Arial"/>
+                <w:rtl w:val="0"/>
+              </w:rPr>
+              <w:t xml:space="preserve">RF02</w:t>
+            </w:r>
+          </w:p>
+        </w:tc>
+        <w:tc>
+          <w:tcPr>
+            <w:tcBorders>
+              <w:top w:color="cccccc" w:space="0" w:sz="6" w:val="single"/>
+              <w:left w:color="cccccc" w:space="0" w:sz="6" w:val="single"/>
+              <w:bottom w:color="4472c4" w:space="0" w:sz="6" w:val="single"/>
+              <w:right w:color="4472c4" w:space="0" w:sz="6" w:val="single"/>
+            </w:tcBorders>
+            <w:tcMar>
+              <w:top w:w="0.0" w:type="dxa"/>
+              <w:left w:w="40.0" w:type="dxa"/>
+              <w:bottom w:w="0.0" w:type="dxa"/>
+              <w:right w:w="40.0" w:type="dxa"/>
+            </w:tcMar>
+            <w:vAlign w:val="center"/>
+          </w:tcPr>
+          <w:p>
+            <w:pPr>
+              <w:widowControl w:val="0"/>
+              <w:spacing w:after="0" w:line="276" w:lineRule="auto"/>
+              <w:rPr>
+                <w:rFonts w:ascii="Arial" w:cs="Arial" w:eastAsia="Arial" w:hAnsi="Arial"/>
               </w:rPr>
             </w:pPr>
             <w:r>
@@ -2985,60 +3396,16 @@
                 <w:rFonts w:ascii="Arial" w:cs="Arial" w:eastAsia="Arial" w:hAnsi="Arial"/>
                 <w:b w:val="1"/>
                 <w:bCs w:val="1"/>
-                <w:color w:val="00000a"/>
-                <w:rtl w:val="0"/>
-              </w:rPr>
-              <w:t xml:space="preserve">RF02</w:t>
-            </w:r>
-            <w:r>
-              <w:rPr>
-                <w:rtl w:val="0"/>
-              </w:rPr>
-            </w:r>
-          </w:p>
-        </w:tc>
-        <w:tc>
-          <w:tcPr>
-            <w:tcBorders>
-              <w:top w:color="c4c7c5" w:space="0" w:sz="6" w:val="single"/>
-              <w:left w:color="c4c7c5" w:space="0" w:sz="6" w:val="single"/>
-              <w:bottom w:color="c4c7c5" w:space="0" w:sz="6" w:val="single"/>
-              <w:right w:color="c4c7c5" w:space="0" w:sz="6" w:val="single"/>
-            </w:tcBorders>
-            <w:tcMar>
-              <w:top w:w="120.0" w:type="dxa"/>
-              <w:left w:w="180.0" w:type="dxa"/>
-              <w:bottom w:w="120.0" w:type="dxa"/>
-              <w:right w:w="180.0" w:type="dxa"/>
-            </w:tcMar>
-            <w:vAlign w:val="top"/>
-          </w:tcPr>
-          <w:p>
-            <w:pPr>
-              <w:spacing w:after="480" w:line="276" w:lineRule="auto"/>
-              <w:jc w:val="both"/>
-              <w:rPr>
-                <w:rFonts w:ascii="Arial" w:cs="Arial" w:eastAsia="Arial" w:hAnsi="Arial"/>
-                <w:color w:val="00000a"/>
-              </w:rPr>
-            </w:pPr>
-            <w:r>
-              <w:rPr>
-                <w:rFonts w:ascii="Arial" w:cs="Arial" w:eastAsia="Arial" w:hAnsi="Arial"/>
-                <w:b w:val="1"/>
-                <w:bCs w:val="1"/>
-                <w:color w:val="00000a"/>
-                <w:rtl w:val="0"/>
-              </w:rPr>
-              <w:t xml:space="preserve">Carrito y Checkout Transaccional:</w:t>
-            </w:r>
-            <w:r>
-              <w:rPr>
-                <w:rFonts w:ascii="Arial" w:cs="Arial" w:eastAsia="Arial" w:hAnsi="Arial"/>
-                <w:color w:val="00000a"/>
-                <w:rtl w:val="0"/>
-              </w:rPr>
-              <w:t xml:space="preserve"> Permite agregar productos, calcular el total en CLP y confirmar la compra descontando stock atómicamente.</w:t>
+                <w:rtl w:val="0"/>
+              </w:rPr>
+              <w:t xml:space="preserve">Visualización de Catálogo de Calzado:</w:t>
+            </w:r>
+            <w:r>
+              <w:rPr>
+                <w:rFonts w:ascii="Arial" w:cs="Arial" w:eastAsia="Arial" w:hAnsi="Arial"/>
+                <w:rtl w:val="0"/>
+              </w:rPr>
+              <w:t xml:space="preserve"> Muestra el catálogo web de productos DC Shoes permitiendo filtrado dinámico por modelo, color, precio y disponibilidad por talla.</w:t>
             </w:r>
           </w:p>
         </w:tc>
@@ -3116,32 +3483,64 @@
       <w:tr>
         <w:trPr>
           <w:cantSplit w:val="0"/>
-          <w:trHeight w:val="1395" w:hRule="atLeast"/>
+          <w:trHeight w:val="1157.77587890625" w:hRule="atLeast"/>
           <w:tblHeader w:val="0"/>
         </w:trPr>
         <w:tc>
           <w:tcPr>
             <w:tcBorders>
-              <w:top w:color="c4c7c5" w:space="0" w:sz="6" w:val="single"/>
-              <w:left w:color="c4c7c5" w:space="0" w:sz="6" w:val="single"/>
-              <w:bottom w:color="c4c7c5" w:space="0" w:sz="6" w:val="single"/>
-              <w:right w:color="c4c7c5" w:space="0" w:sz="6" w:val="single"/>
-            </w:tcBorders>
-            <w:tcMar>
-              <w:top w:w="120.0" w:type="dxa"/>
-              <w:left w:w="180.0" w:type="dxa"/>
-              <w:bottom w:w="120.0" w:type="dxa"/>
-              <w:right w:w="180.0" w:type="dxa"/>
-            </w:tcMar>
-            <w:vAlign w:val="top"/>
-          </w:tcPr>
-          <w:p>
-            <w:pPr>
-              <w:spacing w:after="480" w:line="276" w:lineRule="auto"/>
-              <w:jc w:val="both"/>
-              <w:rPr>
-                <w:rFonts w:ascii="Arial" w:cs="Arial" w:eastAsia="Arial" w:hAnsi="Arial"/>
-                <w:color w:val="00000a"/>
+              <w:top w:color="cccccc" w:space="0" w:sz="6" w:val="single"/>
+              <w:left w:color="4472c4" w:space="0" w:sz="6" w:val="single"/>
+              <w:bottom w:color="4472c4" w:space="0" w:sz="6" w:val="single"/>
+              <w:right w:color="4472c4" w:space="0" w:sz="6" w:val="single"/>
+            </w:tcBorders>
+            <w:tcMar>
+              <w:top w:w="0.0" w:type="dxa"/>
+              <w:left w:w="40.0" w:type="dxa"/>
+              <w:bottom w:w="0.0" w:type="dxa"/>
+              <w:right w:w="40.0" w:type="dxa"/>
+            </w:tcMar>
+            <w:vAlign w:val="center"/>
+          </w:tcPr>
+          <w:p>
+            <w:pPr>
+              <w:widowControl w:val="0"/>
+              <w:spacing w:after="0" w:line="276" w:lineRule="auto"/>
+              <w:rPr>
+                <w:rFonts w:ascii="Arial" w:cs="Arial" w:eastAsia="Arial" w:hAnsi="Arial"/>
+              </w:rPr>
+            </w:pPr>
+            <w:r>
+              <w:rPr>
+                <w:rFonts w:ascii="Arial" w:cs="Arial" w:eastAsia="Arial" w:hAnsi="Arial"/>
+                <w:rtl w:val="0"/>
+              </w:rPr>
+              <w:t xml:space="preserve">RF03</w:t>
+            </w:r>
+          </w:p>
+        </w:tc>
+        <w:tc>
+          <w:tcPr>
+            <w:tcBorders>
+              <w:top w:color="cccccc" w:space="0" w:sz="6" w:val="single"/>
+              <w:left w:color="cccccc" w:space="0" w:sz="6" w:val="single"/>
+              <w:bottom w:color="4472c4" w:space="0" w:sz="6" w:val="single"/>
+              <w:right w:color="4472c4" w:space="0" w:sz="6" w:val="single"/>
+            </w:tcBorders>
+            <w:tcMar>
+              <w:top w:w="0.0" w:type="dxa"/>
+              <w:left w:w="40.0" w:type="dxa"/>
+              <w:bottom w:w="0.0" w:type="dxa"/>
+              <w:right w:w="40.0" w:type="dxa"/>
+            </w:tcMar>
+            <w:vAlign w:val="center"/>
+          </w:tcPr>
+          <w:p>
+            <w:pPr>
+              <w:widowControl w:val="0"/>
+              <w:spacing w:after="0" w:line="276" w:lineRule="auto"/>
+              <w:rPr>
+                <w:rFonts w:ascii="Arial" w:cs="Arial" w:eastAsia="Arial" w:hAnsi="Arial"/>
               </w:rPr>
             </w:pPr>
             <w:r>
@@ -3149,60 +3548,16 @@
                 <w:rFonts w:ascii="Arial" w:cs="Arial" w:eastAsia="Arial" w:hAnsi="Arial"/>
                 <w:b w:val="1"/>
                 <w:bCs w:val="1"/>
-                <w:color w:val="00000a"/>
-                <w:rtl w:val="0"/>
-              </w:rPr>
-              <w:t xml:space="preserve">RF03</w:t>
-            </w:r>
-            <w:r>
-              <w:rPr>
-                <w:rtl w:val="0"/>
-              </w:rPr>
-            </w:r>
-          </w:p>
-        </w:tc>
-        <w:tc>
-          <w:tcPr>
-            <w:tcBorders>
-              <w:top w:color="c4c7c5" w:space="0" w:sz="6" w:val="single"/>
-              <w:left w:color="c4c7c5" w:space="0" w:sz="6" w:val="single"/>
-              <w:bottom w:color="c4c7c5" w:space="0" w:sz="6" w:val="single"/>
-              <w:right w:color="c4c7c5" w:space="0" w:sz="6" w:val="single"/>
-            </w:tcBorders>
-            <w:tcMar>
-              <w:top w:w="120.0" w:type="dxa"/>
-              <w:left w:w="180.0" w:type="dxa"/>
-              <w:bottom w:w="120.0" w:type="dxa"/>
-              <w:right w:w="180.0" w:type="dxa"/>
-            </w:tcMar>
-            <w:vAlign w:val="top"/>
-          </w:tcPr>
-          <w:p>
-            <w:pPr>
-              <w:spacing w:after="480" w:line="276" w:lineRule="auto"/>
-              <w:jc w:val="both"/>
-              <w:rPr>
-                <w:rFonts w:ascii="Arial" w:cs="Arial" w:eastAsia="Arial" w:hAnsi="Arial"/>
-                <w:color w:val="00000a"/>
-              </w:rPr>
-            </w:pPr>
-            <w:r>
-              <w:rPr>
-                <w:rFonts w:ascii="Arial" w:cs="Arial" w:eastAsia="Arial" w:hAnsi="Arial"/>
-                <w:b w:val="1"/>
-                <w:bCs w:val="1"/>
-                <w:color w:val="00000a"/>
-                <w:rtl w:val="0"/>
-              </w:rPr>
-              <w:t xml:space="preserve">Notificaciones Vía Email:</w:t>
-            </w:r>
-            <w:r>
-              <w:rPr>
-                <w:rFonts w:ascii="Arial" w:cs="Arial" w:eastAsia="Arial" w:hAnsi="Arial"/>
-                <w:color w:val="00000a"/>
-                <w:rtl w:val="0"/>
-              </w:rPr>
-              <w:t xml:space="preserve"> Envío automático de correo con el detalle de la orden de compra una vez procesado el checkout.</w:t>
+                <w:rtl w:val="0"/>
+              </w:rPr>
+              <w:t xml:space="preserve">Selección de Tallas e Inventario en Tiempo Real:</w:t>
+            </w:r>
+            <w:r>
+              <w:rPr>
+                <w:rFonts w:ascii="Arial" w:cs="Arial" w:eastAsia="Arial" w:hAnsi="Arial"/>
+                <w:rtl w:val="0"/>
+              </w:rPr>
+              <w:t xml:space="preserve"> Valida la existencia física de stock por cada talla específica (ej. 8, 9, 10 US) antes de permitir la adición al carrito.</w:t>
             </w:r>
           </w:p>
         </w:tc>
@@ -3280,32 +3635,64 @@
       <w:tr>
         <w:trPr>
           <w:cantSplit w:val="0"/>
-          <w:trHeight w:val="1935" w:hRule="atLeast"/>
+          <w:trHeight w:val="1095" w:hRule="atLeast"/>
           <w:tblHeader w:val="0"/>
         </w:trPr>
         <w:tc>
           <w:tcPr>
             <w:tcBorders>
-              <w:top w:color="c4c7c5" w:space="0" w:sz="6" w:val="single"/>
-              <w:left w:color="c4c7c5" w:space="0" w:sz="6" w:val="single"/>
-              <w:bottom w:color="c4c7c5" w:space="0" w:sz="6" w:val="single"/>
-              <w:right w:color="c4c7c5" w:space="0" w:sz="6" w:val="single"/>
-            </w:tcBorders>
-            <w:tcMar>
-              <w:top w:w="120.0" w:type="dxa"/>
-              <w:left w:w="180.0" w:type="dxa"/>
-              <w:bottom w:w="120.0" w:type="dxa"/>
-              <w:right w:w="180.0" w:type="dxa"/>
-            </w:tcMar>
-            <w:vAlign w:val="top"/>
-          </w:tcPr>
-          <w:p>
-            <w:pPr>
-              <w:spacing w:after="480" w:line="276" w:lineRule="auto"/>
-              <w:jc w:val="both"/>
-              <w:rPr>
-                <w:rFonts w:ascii="Arial" w:cs="Arial" w:eastAsia="Arial" w:hAnsi="Arial"/>
-                <w:color w:val="00000a"/>
+              <w:top w:color="cccccc" w:space="0" w:sz="6" w:val="single"/>
+              <w:left w:color="4472c4" w:space="0" w:sz="6" w:val="single"/>
+              <w:bottom w:color="4472c4" w:space="0" w:sz="6" w:val="single"/>
+              <w:right w:color="4472c4" w:space="0" w:sz="6" w:val="single"/>
+            </w:tcBorders>
+            <w:tcMar>
+              <w:top w:w="0.0" w:type="dxa"/>
+              <w:left w:w="40.0" w:type="dxa"/>
+              <w:bottom w:w="0.0" w:type="dxa"/>
+              <w:right w:w="40.0" w:type="dxa"/>
+            </w:tcMar>
+            <w:vAlign w:val="center"/>
+          </w:tcPr>
+          <w:p>
+            <w:pPr>
+              <w:widowControl w:val="0"/>
+              <w:spacing w:after="0" w:line="276" w:lineRule="auto"/>
+              <w:rPr>
+                <w:rFonts w:ascii="Arial" w:cs="Arial" w:eastAsia="Arial" w:hAnsi="Arial"/>
+              </w:rPr>
+            </w:pPr>
+            <w:r>
+              <w:rPr>
+                <w:rFonts w:ascii="Arial" w:cs="Arial" w:eastAsia="Arial" w:hAnsi="Arial"/>
+                <w:rtl w:val="0"/>
+              </w:rPr>
+              <w:t xml:space="preserve">RF04</w:t>
+            </w:r>
+          </w:p>
+        </w:tc>
+        <w:tc>
+          <w:tcPr>
+            <w:tcBorders>
+              <w:top w:color="cccccc" w:space="0" w:sz="6" w:val="single"/>
+              <w:left w:color="cccccc" w:space="0" w:sz="6" w:val="single"/>
+              <w:bottom w:color="4472c4" w:space="0" w:sz="6" w:val="single"/>
+              <w:right w:color="4472c4" w:space="0" w:sz="6" w:val="single"/>
+            </w:tcBorders>
+            <w:tcMar>
+              <w:top w:w="0.0" w:type="dxa"/>
+              <w:left w:w="40.0" w:type="dxa"/>
+              <w:bottom w:w="0.0" w:type="dxa"/>
+              <w:right w:w="40.0" w:type="dxa"/>
+            </w:tcMar>
+            <w:vAlign w:val="center"/>
+          </w:tcPr>
+          <w:p>
+            <w:pPr>
+              <w:widowControl w:val="0"/>
+              <w:spacing w:after="0" w:line="276" w:lineRule="auto"/>
+              <w:rPr>
+                <w:rFonts w:ascii="Arial" w:cs="Arial" w:eastAsia="Arial" w:hAnsi="Arial"/>
               </w:rPr>
             </w:pPr>
             <w:r>
@@ -3313,108 +3700,16 @@
                 <w:rFonts w:ascii="Arial" w:cs="Arial" w:eastAsia="Arial" w:hAnsi="Arial"/>
                 <w:b w:val="1"/>
                 <w:bCs w:val="1"/>
-                <w:color w:val="00000a"/>
-                <w:rtl w:val="0"/>
-              </w:rPr>
-              <w:t xml:space="preserve">RF04</w:t>
-            </w:r>
-            <w:r>
-              <w:rPr>
-                <w:rtl w:val="0"/>
-              </w:rPr>
-            </w:r>
-          </w:p>
-        </w:tc>
-        <w:tc>
-          <w:tcPr>
-            <w:tcBorders>
-              <w:top w:color="c4c7c5" w:space="0" w:sz="6" w:val="single"/>
-              <w:left w:color="c4c7c5" w:space="0" w:sz="6" w:val="single"/>
-              <w:bottom w:color="c4c7c5" w:space="0" w:sz="6" w:val="single"/>
-              <w:right w:color="c4c7c5" w:space="0" w:sz="6" w:val="single"/>
-            </w:tcBorders>
-            <w:tcMar>
-              <w:top w:w="120.0" w:type="dxa"/>
-              <w:left w:w="180.0" w:type="dxa"/>
-              <w:bottom w:w="120.0" w:type="dxa"/>
-              <w:right w:w="180.0" w:type="dxa"/>
-            </w:tcMar>
-            <w:vAlign w:val="top"/>
-          </w:tcPr>
-          <w:p>
-            <w:pPr>
-              <w:spacing w:after="480" w:line="276" w:lineRule="auto"/>
-              <w:jc w:val="both"/>
-              <w:rPr>
-                <w:rFonts w:ascii="Arial" w:cs="Arial" w:eastAsia="Arial" w:hAnsi="Arial"/>
-                <w:color w:val="00000a"/>
-              </w:rPr>
-            </w:pPr>
-            <w:r>
-              <w:rPr>
-                <w:rFonts w:ascii="Arial" w:cs="Arial" w:eastAsia="Arial" w:hAnsi="Arial"/>
-                <w:b w:val="1"/>
-                <w:bCs w:val="1"/>
-                <w:color w:val="00000a"/>
-                <w:rtl w:val="0"/>
-              </w:rPr>
-              <w:t xml:space="preserve">Autenticación, Enmascaramiento y JWT:</w:t>
-            </w:r>
-            <w:r>
-              <w:rPr>
-                <w:rFonts w:ascii="Arial" w:cs="Arial" w:eastAsia="Arial" w:hAnsi="Arial"/>
-                <w:color w:val="00000a"/>
-                <w:rtl w:val="0"/>
-              </w:rPr>
-              <w:t xml:space="preserve"> Inicio de sesión enmascarando claves con bcrypt y manteniendo la sesión con tokens JWT según perfiles (</w:t>
-            </w:r>
-            <w:r>
-              <w:rPr>
-                <w:rFonts w:ascii="Arial" w:cs="Arial" w:eastAsia="Arial" w:hAnsi="Arial"/>
-                <w:color w:val="188038"/>
-                <w:rtl w:val="0"/>
-              </w:rPr>
-              <w:t xml:space="preserve">admin</w:t>
-            </w:r>
-            <w:r>
-              <w:rPr>
-                <w:rFonts w:ascii="Arial" w:cs="Arial" w:eastAsia="Arial" w:hAnsi="Arial"/>
-                <w:color w:val="00000a"/>
-                <w:rtl w:val="0"/>
-              </w:rPr>
-              <w:t xml:space="preserve">, </w:t>
-            </w:r>
-            <w:r>
-              <w:rPr>
-                <w:rFonts w:ascii="Arial" w:cs="Arial" w:eastAsia="Arial" w:hAnsi="Arial"/>
-                <w:color w:val="188038"/>
-                <w:rtl w:val="0"/>
-              </w:rPr>
-              <w:t xml:space="preserve">bodega</w:t>
-            </w:r>
-            <w:r>
-              <w:rPr>
-                <w:rFonts w:ascii="Arial" w:cs="Arial" w:eastAsia="Arial" w:hAnsi="Arial"/>
-                <w:color w:val="00000a"/>
-                <w:rtl w:val="0"/>
-              </w:rPr>
-              <w:t xml:space="preserve">, </w:t>
-            </w:r>
-            <w:r>
-              <w:rPr>
-                <w:rFonts w:ascii="Arial" w:cs="Arial" w:eastAsia="Arial" w:hAnsi="Arial"/>
-                <w:color w:val="188038"/>
-                <w:rtl w:val="0"/>
-              </w:rPr>
-              <w:t xml:space="preserve">cliente</w:t>
-            </w:r>
-            <w:r>
-              <w:rPr>
-                <w:rFonts w:ascii="Arial" w:cs="Arial" w:eastAsia="Arial" w:hAnsi="Arial"/>
-                <w:color w:val="00000a"/>
-                <w:rtl w:val="0"/>
-              </w:rPr>
-              <w:t xml:space="preserve">).</w:t>
+                <w:rtl w:val="0"/>
+              </w:rPr>
+              <w:t xml:space="preserve">Gestión de Carrito de Compras:</w:t>
+            </w:r>
+            <w:r>
+              <w:rPr>
+                <w:rFonts w:ascii="Arial" w:cs="Arial" w:eastAsia="Arial" w:hAnsi="Arial"/>
+                <w:rtl w:val="0"/>
+              </w:rPr>
+              <w:t xml:space="preserve"> Permite agregar, modificar cantidad y eliminar productos del carrito, calculando el subtotal y total a pagar de forma dinámica.</w:t>
             </w:r>
           </w:p>
         </w:tc>
@@ -3492,32 +3787,64 @@
       <w:tr>
         <w:trPr>
           <w:cantSplit w:val="0"/>
-          <w:trHeight w:val="1935" w:hRule="atLeast"/>
+          <w:trHeight w:val="1305" w:hRule="atLeast"/>
           <w:tblHeader w:val="0"/>
         </w:trPr>
         <w:tc>
           <w:tcPr>
             <w:tcBorders>
-              <w:top w:color="c4c7c5" w:space="0" w:sz="6" w:val="single"/>
-              <w:left w:color="c4c7c5" w:space="0" w:sz="6" w:val="single"/>
-              <w:bottom w:color="c4c7c5" w:space="0" w:sz="6" w:val="single"/>
-              <w:right w:color="c4c7c5" w:space="0" w:sz="6" w:val="single"/>
-            </w:tcBorders>
-            <w:tcMar>
-              <w:top w:w="120.0" w:type="dxa"/>
-              <w:left w:w="180.0" w:type="dxa"/>
-              <w:bottom w:w="120.0" w:type="dxa"/>
-              <w:right w:w="180.0" w:type="dxa"/>
-            </w:tcMar>
-            <w:vAlign w:val="top"/>
-          </w:tcPr>
-          <w:p>
-            <w:pPr>
-              <w:spacing w:after="480" w:line="276" w:lineRule="auto"/>
-              <w:jc w:val="both"/>
-              <w:rPr>
-                <w:rFonts w:ascii="Arial" w:cs="Arial" w:eastAsia="Arial" w:hAnsi="Arial"/>
-                <w:color w:val="00000a"/>
+              <w:top w:color="cccccc" w:space="0" w:sz="6" w:val="single"/>
+              <w:left w:color="4472c4" w:space="0" w:sz="6" w:val="single"/>
+              <w:bottom w:color="4472c4" w:space="0" w:sz="6" w:val="single"/>
+              <w:right w:color="4472c4" w:space="0" w:sz="6" w:val="single"/>
+            </w:tcBorders>
+            <w:tcMar>
+              <w:top w:w="0.0" w:type="dxa"/>
+              <w:left w:w="40.0" w:type="dxa"/>
+              <w:bottom w:w="0.0" w:type="dxa"/>
+              <w:right w:w="40.0" w:type="dxa"/>
+            </w:tcMar>
+            <w:vAlign w:val="center"/>
+          </w:tcPr>
+          <w:p>
+            <w:pPr>
+              <w:widowControl w:val="0"/>
+              <w:spacing w:after="0" w:line="276" w:lineRule="auto"/>
+              <w:rPr>
+                <w:rFonts w:ascii="Arial" w:cs="Arial" w:eastAsia="Arial" w:hAnsi="Arial"/>
+              </w:rPr>
+            </w:pPr>
+            <w:r>
+              <w:rPr>
+                <w:rFonts w:ascii="Arial" w:cs="Arial" w:eastAsia="Arial" w:hAnsi="Arial"/>
+                <w:rtl w:val="0"/>
+              </w:rPr>
+              <w:t xml:space="preserve">RF05</w:t>
+            </w:r>
+          </w:p>
+        </w:tc>
+        <w:tc>
+          <w:tcPr>
+            <w:tcBorders>
+              <w:top w:color="cccccc" w:space="0" w:sz="6" w:val="single"/>
+              <w:left w:color="cccccc" w:space="0" w:sz="6" w:val="single"/>
+              <w:bottom w:color="4472c4" w:space="0" w:sz="6" w:val="single"/>
+              <w:right w:color="4472c4" w:space="0" w:sz="6" w:val="single"/>
+            </w:tcBorders>
+            <w:tcMar>
+              <w:top w:w="0.0" w:type="dxa"/>
+              <w:left w:w="40.0" w:type="dxa"/>
+              <w:bottom w:w="0.0" w:type="dxa"/>
+              <w:right w:w="40.0" w:type="dxa"/>
+            </w:tcMar>
+            <w:vAlign w:val="center"/>
+          </w:tcPr>
+          <w:p>
+            <w:pPr>
+              <w:widowControl w:val="0"/>
+              <w:spacing w:after="0" w:line="276" w:lineRule="auto"/>
+              <w:rPr>
+                <w:rFonts w:ascii="Arial" w:cs="Arial" w:eastAsia="Arial" w:hAnsi="Arial"/>
               </w:rPr>
             </w:pPr>
             <w:r>
@@ -3525,95 +3852,51 @@
                 <w:rFonts w:ascii="Arial" w:cs="Arial" w:eastAsia="Arial" w:hAnsi="Arial"/>
                 <w:b w:val="1"/>
                 <w:bCs w:val="1"/>
-                <w:color w:val="00000a"/>
-                <w:rtl w:val="0"/>
-              </w:rPr>
-              <w:t xml:space="preserve">RF05</w:t>
-            </w:r>
-            <w:r>
-              <w:rPr>
-                <w:rtl w:val="0"/>
-              </w:rPr>
-            </w:r>
-          </w:p>
-        </w:tc>
-        <w:tc>
-          <w:tcPr>
-            <w:tcBorders>
-              <w:top w:color="c4c7c5" w:space="0" w:sz="6" w:val="single"/>
-              <w:left w:color="c4c7c5" w:space="0" w:sz="6" w:val="single"/>
-              <w:bottom w:color="c4c7c5" w:space="0" w:sz="6" w:val="single"/>
-              <w:right w:color="c4c7c5" w:space="0" w:sz="6" w:val="single"/>
-            </w:tcBorders>
-            <w:tcMar>
-              <w:top w:w="120.0" w:type="dxa"/>
-              <w:left w:w="180.0" w:type="dxa"/>
-              <w:bottom w:w="120.0" w:type="dxa"/>
-              <w:right w:w="180.0" w:type="dxa"/>
-            </w:tcMar>
-            <w:vAlign w:val="top"/>
-          </w:tcPr>
-          <w:p>
-            <w:pPr>
-              <w:spacing w:after="480" w:line="276" w:lineRule="auto"/>
-              <w:jc w:val="both"/>
-              <w:rPr>
-                <w:rFonts w:ascii="Arial" w:cs="Arial" w:eastAsia="Arial" w:hAnsi="Arial"/>
-                <w:color w:val="00000a"/>
-              </w:rPr>
-            </w:pPr>
-            <w:r>
-              <w:rPr>
-                <w:rFonts w:ascii="Arial" w:cs="Arial" w:eastAsia="Arial" w:hAnsi="Arial"/>
-                <w:b w:val="1"/>
-                <w:bCs w:val="1"/>
-                <w:color w:val="00000a"/>
-                <w:rtl w:val="0"/>
-              </w:rPr>
-              <w:t xml:space="preserve">Autonomía Administrativa (8 CRUDs):</w:t>
-            </w:r>
-            <w:r>
-              <w:rPr>
-                <w:rFonts w:ascii="Arial" w:cs="Arial" w:eastAsia="Arial" w:hAnsi="Arial"/>
-                <w:color w:val="00000a"/>
-                <w:rtl w:val="0"/>
-              </w:rPr>
-              <w:t xml:space="preserve"> Gestión completa de Usuarios, Productos, Tallas/Stock, Marcas, Categorías, Parámetros Stock, Cupones y Estados de Pedido.</w:t>
-            </w:r>
-          </w:p>
-        </w:tc>
-        <w:tc>
-          <w:tcPr>
-            <w:tcBorders>
-              <w:top w:color="c4c7c5" w:space="0" w:sz="6" w:val="single"/>
-              <w:left w:color="c4c7c5" w:space="0" w:sz="6" w:val="single"/>
-              <w:bottom w:color="c4c7c5" w:space="0" w:sz="6" w:val="single"/>
-              <w:right w:color="c4c7c5" w:space="0" w:sz="6" w:val="single"/>
-            </w:tcBorders>
-            <w:tcMar>
-              <w:top w:w="120.0" w:type="dxa"/>
-              <w:left w:w="180.0" w:type="dxa"/>
-              <w:bottom w:w="120.0" w:type="dxa"/>
-              <w:right w:w="180.0" w:type="dxa"/>
-            </w:tcMar>
-            <w:vAlign w:val="top"/>
-          </w:tcPr>
-          <w:p>
-            <w:pPr>
-              <w:spacing w:after="480" w:line="276" w:lineRule="auto"/>
-              <w:jc w:val="both"/>
-              <w:rPr>
-                <w:rFonts w:ascii="Arial" w:cs="Arial" w:eastAsia="Arial" w:hAnsi="Arial"/>
-                <w:color w:val="00000a"/>
-              </w:rPr>
-            </w:pPr>
-            <w:r>
-              <w:rPr>
-                <w:rFonts w:ascii="Arial" w:cs="Arial" w:eastAsia="Arial" w:hAnsi="Arial"/>
-                <w:color w:val="00000a"/>
-                <w:rtl w:val="0"/>
-              </w:rPr>
-              <w:t xml:space="preserve">Secundaria (Admin HQ)</w:t>
+                <w:rtl w:val="0"/>
+              </w:rPr>
+              <w:t xml:space="preserve">Procesamiento de Checkout y Transacciones:</w:t>
+            </w:r>
+            <w:r>
+              <w:rPr>
+                <w:rFonts w:ascii="Arial" w:cs="Arial" w:eastAsia="Arial" w:hAnsi="Arial"/>
+                <w:rtl w:val="0"/>
+              </w:rPr>
+              <w:t xml:space="preserve"> Ejecuta la simulación/procesamiento de la compra generando la orden transaccional y el comprobante digital para el usuario.</w:t>
+            </w:r>
+          </w:p>
+        </w:tc>
+        <w:tc>
+          <w:tcPr>
+            <w:tcBorders>
+              <w:top w:color="c4c7c5" w:space="0" w:sz="6" w:val="single"/>
+              <w:left w:color="c4c7c5" w:space="0" w:sz="6" w:val="single"/>
+              <w:bottom w:color="c4c7c5" w:space="0" w:sz="6" w:val="single"/>
+              <w:right w:color="c4c7c5" w:space="0" w:sz="6" w:val="single"/>
+            </w:tcBorders>
+            <w:tcMar>
+              <w:top w:w="120.0" w:type="dxa"/>
+              <w:left w:w="180.0" w:type="dxa"/>
+              <w:bottom w:w="120.0" w:type="dxa"/>
+              <w:right w:w="180.0" w:type="dxa"/>
+            </w:tcMar>
+            <w:vAlign w:val="top"/>
+          </w:tcPr>
+          <w:p>
+            <w:pPr>
+              <w:spacing w:after="480" w:lineRule="auto"/>
+              <w:jc w:val="both"/>
+              <w:rPr>
+                <w:rFonts w:ascii="Arial" w:cs="Arial" w:eastAsia="Arial" w:hAnsi="Arial"/>
+                <w:color w:val="00000a"/>
+              </w:rPr>
+            </w:pPr>
+            <w:r>
+              <w:rPr>
+                <w:rFonts w:ascii="Arial" w:cs="Arial" w:eastAsia="Arial" w:hAnsi="Arial"/>
+                <w:color w:val="00000a"/>
+                <w:rtl w:val="0"/>
+              </w:rPr>
+              <w:t xml:space="preserve">Principal (E-Commerce)</w:t>
             </w:r>
           </w:p>
         </w:tc>
@@ -3656,32 +3939,64 @@
       <w:tr>
         <w:trPr>
           <w:cantSplit w:val="0"/>
-          <w:trHeight w:val="1650" w:hRule="atLeast"/>
+          <w:trHeight w:val="1260" w:hRule="atLeast"/>
           <w:tblHeader w:val="0"/>
         </w:trPr>
         <w:tc>
           <w:tcPr>
             <w:tcBorders>
-              <w:top w:color="c4c7c5" w:space="0" w:sz="6" w:val="single"/>
-              <w:left w:color="c4c7c5" w:space="0" w:sz="6" w:val="single"/>
-              <w:bottom w:color="c4c7c5" w:space="0" w:sz="6" w:val="single"/>
-              <w:right w:color="c4c7c5" w:space="0" w:sz="6" w:val="single"/>
-            </w:tcBorders>
-            <w:tcMar>
-              <w:top w:w="120.0" w:type="dxa"/>
-              <w:left w:w="180.0" w:type="dxa"/>
-              <w:bottom w:w="120.0" w:type="dxa"/>
-              <w:right w:w="180.0" w:type="dxa"/>
-            </w:tcMar>
-            <w:vAlign w:val="top"/>
-          </w:tcPr>
-          <w:p>
-            <w:pPr>
-              <w:spacing w:after="480" w:line="276" w:lineRule="auto"/>
-              <w:jc w:val="both"/>
-              <w:rPr>
-                <w:rFonts w:ascii="Arial" w:cs="Arial" w:eastAsia="Arial" w:hAnsi="Arial"/>
-                <w:color w:val="00000a"/>
+              <w:top w:color="cccccc" w:space="0" w:sz="6" w:val="single"/>
+              <w:left w:color="4472c4" w:space="0" w:sz="6" w:val="single"/>
+              <w:bottom w:color="4472c4" w:space="0" w:sz="6" w:val="single"/>
+              <w:right w:color="4472c4" w:space="0" w:sz="6" w:val="single"/>
+            </w:tcBorders>
+            <w:tcMar>
+              <w:top w:w="0.0" w:type="dxa"/>
+              <w:left w:w="40.0" w:type="dxa"/>
+              <w:bottom w:w="0.0" w:type="dxa"/>
+              <w:right w:w="40.0" w:type="dxa"/>
+            </w:tcMar>
+            <w:vAlign w:val="center"/>
+          </w:tcPr>
+          <w:p>
+            <w:pPr>
+              <w:widowControl w:val="0"/>
+              <w:spacing w:after="0" w:line="276" w:lineRule="auto"/>
+              <w:rPr>
+                <w:rFonts w:ascii="Arial" w:cs="Arial" w:eastAsia="Arial" w:hAnsi="Arial"/>
+              </w:rPr>
+            </w:pPr>
+            <w:r>
+              <w:rPr>
+                <w:rFonts w:ascii="Arial" w:cs="Arial" w:eastAsia="Arial" w:hAnsi="Arial"/>
+                <w:rtl w:val="0"/>
+              </w:rPr>
+              <w:t xml:space="preserve">RF06</w:t>
+            </w:r>
+          </w:p>
+        </w:tc>
+        <w:tc>
+          <w:tcPr>
+            <w:tcBorders>
+              <w:top w:color="cccccc" w:space="0" w:sz="6" w:val="single"/>
+              <w:left w:color="cccccc" w:space="0" w:sz="6" w:val="single"/>
+              <w:bottom w:color="4472c4" w:space="0" w:sz="6" w:val="single"/>
+              <w:right w:color="4472c4" w:space="0" w:sz="6" w:val="single"/>
+            </w:tcBorders>
+            <w:tcMar>
+              <w:top w:w="0.0" w:type="dxa"/>
+              <w:left w:w="40.0" w:type="dxa"/>
+              <w:bottom w:w="0.0" w:type="dxa"/>
+              <w:right w:w="40.0" w:type="dxa"/>
+            </w:tcMar>
+            <w:vAlign w:val="center"/>
+          </w:tcPr>
+          <w:p>
+            <w:pPr>
+              <w:widowControl w:val="0"/>
+              <w:spacing w:after="0" w:line="276" w:lineRule="auto"/>
+              <w:rPr>
+                <w:rFonts w:ascii="Arial" w:cs="Arial" w:eastAsia="Arial" w:hAnsi="Arial"/>
               </w:rPr>
             </w:pPr>
             <w:r>
@@ -3689,15 +4004,16 @@
                 <w:rFonts w:ascii="Arial" w:cs="Arial" w:eastAsia="Arial" w:hAnsi="Arial"/>
                 <w:b w:val="1"/>
                 <w:bCs w:val="1"/>
-                <w:color w:val="00000a"/>
-                <w:rtl w:val="0"/>
-              </w:rPr>
-              <w:t xml:space="preserve">RF06</w:t>
-            </w:r>
-            <w:r>
-              <w:rPr>
-                <w:rtl w:val="0"/>
-              </w:rPr>
+                <w:rtl w:val="0"/>
+              </w:rPr>
+              <w:t xml:space="preserve">Descuento Automatizado de Stock en BD:</w:t>
+            </w:r>
+            <w:r>
+              <w:rPr>
+                <w:rFonts w:ascii="Arial" w:cs="Arial" w:eastAsia="Arial" w:hAnsi="Arial"/>
+                <w:rtl w:val="0"/>
+              </w:rPr>
+              <w:t xml:space="preserve"> Dispara un evento/trigger en PostgreSQL al confirmar una venta para rebajar inmediatamente las unidades de la talla comprada.</w:t>
             </w:r>
           </w:p>
         </w:tc>
@@ -3729,55 +4045,10 @@
             <w:r>
               <w:rPr>
                 <w:rFonts w:ascii="Arial" w:cs="Arial" w:eastAsia="Arial" w:hAnsi="Arial"/>
-                <w:b w:val="1"/>
-                <w:bCs w:val="1"/>
-                <w:color w:val="00000a"/>
-                <w:rtl w:val="0"/>
-              </w:rPr>
-              <w:t xml:space="preserve">Engine Analytics Predictivo (ML):</w:t>
-            </w:r>
-            <w:r>
-              <w:rPr>
-                <w:rFonts w:ascii="Arial" w:cs="Arial" w:eastAsia="Arial" w:hAnsi="Arial"/>
-                <w:color w:val="00000a"/>
-                <w:rtl w:val="0"/>
-              </w:rPr>
-              <w:t xml:space="preserve"> Procesa datos de ventas en PostgreSQL e inserta alertas de reabastecimiento proyectando días de stock restantes por talla.</w:t>
-            </w:r>
-          </w:p>
-        </w:tc>
-        <w:tc>
-          <w:tcPr>
-            <w:tcBorders>
-              <w:top w:color="c4c7c5" w:space="0" w:sz="6" w:val="single"/>
-              <w:left w:color="c4c7c5" w:space="0" w:sz="6" w:val="single"/>
-              <w:bottom w:color="c4c7c5" w:space="0" w:sz="6" w:val="single"/>
-              <w:right w:color="c4c7c5" w:space="0" w:sz="6" w:val="single"/>
-            </w:tcBorders>
-            <w:tcMar>
-              <w:top w:w="120.0" w:type="dxa"/>
-              <w:left w:w="180.0" w:type="dxa"/>
-              <w:bottom w:w="120.0" w:type="dxa"/>
-              <w:right w:w="180.0" w:type="dxa"/>
-            </w:tcMar>
-            <w:vAlign w:val="top"/>
-          </w:tcPr>
-          <w:p>
-            <w:pPr>
-              <w:spacing w:after="480" w:line="276" w:lineRule="auto"/>
-              <w:jc w:val="both"/>
-              <w:rPr>
-                <w:rFonts w:ascii="Arial" w:cs="Arial" w:eastAsia="Arial" w:hAnsi="Arial"/>
-                <w:color w:val="00000a"/>
-              </w:rPr>
-            </w:pPr>
-            <w:r>
-              <w:rPr>
-                <w:rFonts w:ascii="Arial" w:cs="Arial" w:eastAsia="Arial" w:hAnsi="Arial"/>
-                <w:color w:val="00000a"/>
-                <w:rtl w:val="0"/>
-              </w:rPr>
-              <w:t xml:space="preserve">Secundaria (Analytics)</w:t>
+                <w:color w:val="00000a"/>
+                <w:rtl w:val="0"/>
+              </w:rPr>
+              <w:t xml:space="preserve">Ambas Aplicaciones</w:t>
             </w:r>
           </w:p>
         </w:tc>
@@ -3820,32 +4091,64 @@
       <w:tr>
         <w:trPr>
           <w:cantSplit w:val="0"/>
-          <w:trHeight w:val="1665" w:hRule="atLeast"/>
+          <w:trHeight w:val="1200" w:hRule="atLeast"/>
           <w:tblHeader w:val="0"/>
         </w:trPr>
         <w:tc>
           <w:tcPr>
             <w:tcBorders>
-              <w:top w:color="c4c7c5" w:space="0" w:sz="6" w:val="single"/>
-              <w:left w:color="c4c7c5" w:space="0" w:sz="6" w:val="single"/>
-              <w:bottom w:color="c4c7c5" w:space="0" w:sz="6" w:val="single"/>
-              <w:right w:color="c4c7c5" w:space="0" w:sz="6" w:val="single"/>
-            </w:tcBorders>
-            <w:tcMar>
-              <w:top w:w="120.0" w:type="dxa"/>
-              <w:left w:w="180.0" w:type="dxa"/>
-              <w:bottom w:w="120.0" w:type="dxa"/>
-              <w:right w:w="180.0" w:type="dxa"/>
-            </w:tcMar>
-            <w:vAlign w:val="top"/>
-          </w:tcPr>
-          <w:p>
-            <w:pPr>
-              <w:spacing w:after="480" w:line="276" w:lineRule="auto"/>
-              <w:jc w:val="both"/>
-              <w:rPr>
-                <w:rFonts w:ascii="Arial" w:cs="Arial" w:eastAsia="Arial" w:hAnsi="Arial"/>
-                <w:color w:val="00000a"/>
+              <w:top w:color="cccccc" w:space="0" w:sz="6" w:val="single"/>
+              <w:left w:color="4472c4" w:space="0" w:sz="6" w:val="single"/>
+              <w:bottom w:color="4472c4" w:space="0" w:sz="6" w:val="single"/>
+              <w:right w:color="4472c4" w:space="0" w:sz="6" w:val="single"/>
+            </w:tcBorders>
+            <w:tcMar>
+              <w:top w:w="0.0" w:type="dxa"/>
+              <w:left w:w="40.0" w:type="dxa"/>
+              <w:bottom w:w="0.0" w:type="dxa"/>
+              <w:right w:w="40.0" w:type="dxa"/>
+            </w:tcMar>
+            <w:vAlign w:val="center"/>
+          </w:tcPr>
+          <w:p>
+            <w:pPr>
+              <w:widowControl w:val="0"/>
+              <w:spacing w:after="0" w:line="276" w:lineRule="auto"/>
+              <w:rPr>
+                <w:rFonts w:ascii="Arial" w:cs="Arial" w:eastAsia="Arial" w:hAnsi="Arial"/>
+              </w:rPr>
+            </w:pPr>
+            <w:r>
+              <w:rPr>
+                <w:rFonts w:ascii="Arial" w:cs="Arial" w:eastAsia="Arial" w:hAnsi="Arial"/>
+                <w:rtl w:val="0"/>
+              </w:rPr>
+              <w:t xml:space="preserve">RF07</w:t>
+            </w:r>
+          </w:p>
+        </w:tc>
+        <w:tc>
+          <w:tcPr>
+            <w:tcBorders>
+              <w:top w:color="cccccc" w:space="0" w:sz="6" w:val="single"/>
+              <w:left w:color="cccccc" w:space="0" w:sz="6" w:val="single"/>
+              <w:bottom w:color="4472c4" w:space="0" w:sz="6" w:val="single"/>
+              <w:right w:color="4472c4" w:space="0" w:sz="6" w:val="single"/>
+            </w:tcBorders>
+            <w:tcMar>
+              <w:top w:w="0.0" w:type="dxa"/>
+              <w:left w:w="40.0" w:type="dxa"/>
+              <w:bottom w:w="0.0" w:type="dxa"/>
+              <w:right w:w="40.0" w:type="dxa"/>
+            </w:tcMar>
+            <w:vAlign w:val="center"/>
+          </w:tcPr>
+          <w:p>
+            <w:pPr>
+              <w:widowControl w:val="0"/>
+              <w:spacing w:after="0" w:line="276" w:lineRule="auto"/>
+              <w:rPr>
+                <w:rFonts w:ascii="Arial" w:cs="Arial" w:eastAsia="Arial" w:hAnsi="Arial"/>
               </w:rPr>
             </w:pPr>
             <w:r>
@@ -3853,15 +4156,51 @@
                 <w:rFonts w:ascii="Arial" w:cs="Arial" w:eastAsia="Arial" w:hAnsi="Arial"/>
                 <w:b w:val="1"/>
                 <w:bCs w:val="1"/>
-                <w:color w:val="00000a"/>
-                <w:rtl w:val="0"/>
-              </w:rPr>
-              <w:t xml:space="preserve">RF07</w:t>
-            </w:r>
-            <w:r>
-              <w:rPr>
-                <w:rtl w:val="0"/>
-              </w:rPr>
+                <w:rtl w:val="0"/>
+              </w:rPr>
+              <w:t xml:space="preserve">Historial de Compras del Cliente: </w:t>
+            </w:r>
+            <w:r>
+              <w:rPr>
+                <w:rFonts w:ascii="Arial" w:cs="Arial" w:eastAsia="Arial" w:hAnsi="Arial"/>
+                <w:rtl w:val="0"/>
+              </w:rPr>
+              <w:t xml:space="preserve">Permite al usuario registrado consultar sus pedidos anteriores, detalle de artículos comprados y estado de despacho/retiro.</w:t>
+            </w:r>
+          </w:p>
+        </w:tc>
+        <w:tc>
+          <w:tcPr>
+            <w:tcBorders>
+              <w:top w:color="c4c7c5" w:space="0" w:sz="6" w:val="single"/>
+              <w:left w:color="c4c7c5" w:space="0" w:sz="6" w:val="single"/>
+              <w:bottom w:color="c4c7c5" w:space="0" w:sz="6" w:val="single"/>
+              <w:right w:color="c4c7c5" w:space="0" w:sz="6" w:val="single"/>
+            </w:tcBorders>
+            <w:tcMar>
+              <w:top w:w="120.0" w:type="dxa"/>
+              <w:left w:w="180.0" w:type="dxa"/>
+              <w:bottom w:w="120.0" w:type="dxa"/>
+              <w:right w:w="180.0" w:type="dxa"/>
+            </w:tcMar>
+            <w:vAlign w:val="top"/>
+          </w:tcPr>
+          <w:p>
+            <w:pPr>
+              <w:spacing w:after="480" w:lineRule="auto"/>
+              <w:jc w:val="both"/>
+              <w:rPr>
+                <w:rFonts w:ascii="Arial" w:cs="Arial" w:eastAsia="Arial" w:hAnsi="Arial"/>
+                <w:color w:val="00000a"/>
+              </w:rPr>
+            </w:pPr>
+            <w:r>
+              <w:rPr>
+                <w:rFonts w:ascii="Arial" w:cs="Arial" w:eastAsia="Arial" w:hAnsi="Arial"/>
+                <w:color w:val="00000a"/>
+                <w:rtl w:val="0"/>
+              </w:rPr>
+              <w:t xml:space="preserve">Principal (E-Commerce)</w:t>
             </w:r>
           </w:p>
         </w:tc>
@@ -3888,6 +4227,80 @@
               <w:rPr>
                 <w:rFonts w:ascii="Arial" w:cs="Arial" w:eastAsia="Arial" w:hAnsi="Arial"/>
                 <w:color w:val="00000a"/>
+              </w:rPr>
+            </w:pPr>
+            <w:r>
+              <w:rPr>
+                <w:rFonts w:ascii="Arial" w:cs="Arial" w:eastAsia="Arial" w:hAnsi="Arial"/>
+                <w:color w:val="00000a"/>
+                <w:rtl w:val="0"/>
+              </w:rPr>
+              <w:t xml:space="preserve">Must Have</w:t>
+            </w:r>
+          </w:p>
+        </w:tc>
+      </w:tr>
+      <w:tr>
+        <w:trPr>
+          <w:cantSplit w:val="0"/>
+          <w:trHeight w:val="1200" w:hRule="atLeast"/>
+          <w:tblHeader w:val="0"/>
+        </w:trPr>
+        <w:tc>
+          <w:tcPr>
+            <w:tcBorders>
+              <w:top w:color="cccccc" w:space="0" w:sz="6" w:val="single"/>
+              <w:left w:color="4472c4" w:space="0" w:sz="6" w:val="single"/>
+              <w:bottom w:color="4472c4" w:space="0" w:sz="6" w:val="single"/>
+              <w:right w:color="4472c4" w:space="0" w:sz="6" w:val="single"/>
+            </w:tcBorders>
+            <w:tcMar>
+              <w:top w:w="0.0" w:type="dxa"/>
+              <w:left w:w="40.0" w:type="dxa"/>
+              <w:bottom w:w="0.0" w:type="dxa"/>
+              <w:right w:w="40.0" w:type="dxa"/>
+            </w:tcMar>
+            <w:vAlign w:val="center"/>
+          </w:tcPr>
+          <w:p>
+            <w:pPr>
+              <w:widowControl w:val="0"/>
+              <w:spacing w:after="0" w:line="276" w:lineRule="auto"/>
+              <w:rPr>
+                <w:rFonts w:ascii="Arial" w:cs="Arial" w:eastAsia="Arial" w:hAnsi="Arial"/>
+              </w:rPr>
+            </w:pPr>
+            <w:r>
+              <w:rPr>
+                <w:rFonts w:ascii="Arial" w:cs="Arial" w:eastAsia="Arial" w:hAnsi="Arial"/>
+                <w:rtl w:val="0"/>
+              </w:rPr>
+              <w:t xml:space="preserve">RF08</w:t>
+            </w:r>
+          </w:p>
+        </w:tc>
+        <w:tc>
+          <w:tcPr>
+            <w:tcBorders>
+              <w:top w:color="cccccc" w:space="0" w:sz="6" w:val="single"/>
+              <w:left w:color="cccccc" w:space="0" w:sz="6" w:val="single"/>
+              <w:bottom w:color="4472c4" w:space="0" w:sz="6" w:val="single"/>
+              <w:right w:color="4472c4" w:space="0" w:sz="6" w:val="single"/>
+            </w:tcBorders>
+            <w:tcMar>
+              <w:top w:w="0.0" w:type="dxa"/>
+              <w:left w:w="40.0" w:type="dxa"/>
+              <w:bottom w:w="0.0" w:type="dxa"/>
+              <w:right w:w="40.0" w:type="dxa"/>
+            </w:tcMar>
+            <w:vAlign w:val="center"/>
+          </w:tcPr>
+          <w:p>
+            <w:pPr>
+              <w:widowControl w:val="0"/>
+              <w:spacing w:after="0" w:line="276" w:lineRule="auto"/>
+              <w:rPr>
+                <w:rFonts w:ascii="Arial" w:cs="Arial" w:eastAsia="Arial" w:hAnsi="Arial"/>
               </w:rPr>
             </w:pPr>
             <w:r>
@@ -3895,18 +4308,16 @@
                 <w:rFonts w:ascii="Arial" w:cs="Arial" w:eastAsia="Arial" w:hAnsi="Arial"/>
                 <w:b w:val="1"/>
                 <w:bCs w:val="1"/>
-                <w:color w:val="00000a"/>
-                <w:rtl w:val="0"/>
-              </w:rPr>
-              <w:t xml:space="preserve">Reportes Filtrados y Exportación (PDF/XLS):</w:t>
-            </w:r>
-            <w:r>
-              <w:rPr>
-                <w:rFonts w:ascii="Arial" w:cs="Arial" w:eastAsia="Arial" w:hAnsi="Arial"/>
-                <w:color w:val="00000a"/>
-                <w:rtl w:val="0"/>
-              </w:rPr>
-              <w:t xml:space="preserve"> Visualización en pantalla de ventas y proyecciones de stock con botones para descargar archivos PDF y XLS.</w:t>
+                <w:rtl w:val="0"/>
+              </w:rPr>
+              <w:t xml:space="preserve">Generación de Datos Sintéticos para ML: </w:t>
+            </w:r>
+            <w:r>
+              <w:rPr>
+                <w:rFonts w:ascii="Arial" w:cs="Arial" w:eastAsia="Arial" w:hAnsi="Arial"/>
+                <w:rtl w:val="0"/>
+              </w:rPr>
+              <w:t xml:space="preserve">Script encargado de poblar la base de datos con historial sintético de ventas para el entrenamiento inicial de los modelos predictivos.</w:t>
             </w:r>
           </w:p>
         </w:tc>
@@ -3941,7 +4352,124 @@
                 <w:color w:val="00000a"/>
                 <w:rtl w:val="0"/>
               </w:rPr>
-              <w:t xml:space="preserve">Secundaria (Admin HQ)</w:t>
+              <w:t xml:space="preserve">HQ Admin</w:t>
+            </w:r>
+          </w:p>
+        </w:tc>
+        <w:tc>
+          <w:tcPr>
+            <w:tcBorders>
+              <w:top w:color="c4c7c5" w:space="0" w:sz="6" w:val="single"/>
+              <w:left w:color="c4c7c5" w:space="0" w:sz="6" w:val="single"/>
+              <w:bottom w:color="c4c7c5" w:space="0" w:sz="6" w:val="single"/>
+              <w:right w:color="c4c7c5" w:space="0" w:sz="6" w:val="single"/>
+            </w:tcBorders>
+            <w:tcMar>
+              <w:top w:w="120.0" w:type="dxa"/>
+              <w:left w:w="180.0" w:type="dxa"/>
+              <w:bottom w:w="120.0" w:type="dxa"/>
+              <w:right w:w="180.0" w:type="dxa"/>
+            </w:tcMar>
+            <w:vAlign w:val="top"/>
+          </w:tcPr>
+          <w:p>
+            <w:pPr>
+              <w:spacing w:after="480" w:lineRule="auto"/>
+              <w:jc w:val="both"/>
+              <w:rPr>
+                <w:rFonts w:ascii="Arial" w:cs="Arial" w:eastAsia="Arial" w:hAnsi="Arial"/>
+                <w:color w:val="00000a"/>
+              </w:rPr>
+            </w:pPr>
+            <w:r>
+              <w:rPr>
+                <w:rFonts w:ascii="Arial" w:cs="Arial" w:eastAsia="Arial" w:hAnsi="Arial"/>
+                <w:color w:val="00000a"/>
+                <w:rtl w:val="0"/>
+              </w:rPr>
+              <w:t xml:space="preserve">Must Have</w:t>
+            </w:r>
+          </w:p>
+        </w:tc>
+      </w:tr>
+      <w:tr>
+        <w:trPr>
+          <w:cantSplit w:val="0"/>
+          <w:trHeight w:val="1200" w:hRule="atLeast"/>
+          <w:tblHeader w:val="0"/>
+        </w:trPr>
+        <w:tc>
+          <w:tcPr>
+            <w:tcBorders>
+              <w:top w:color="cccccc" w:space="0" w:sz="6" w:val="single"/>
+              <w:left w:color="4472c4" w:space="0" w:sz="6" w:val="single"/>
+              <w:bottom w:color="4472c4" w:space="0" w:sz="6" w:val="single"/>
+              <w:right w:color="4472c4" w:space="0" w:sz="6" w:val="single"/>
+            </w:tcBorders>
+            <w:tcMar>
+              <w:top w:w="0.0" w:type="dxa"/>
+              <w:left w:w="40.0" w:type="dxa"/>
+              <w:bottom w:w="0.0" w:type="dxa"/>
+              <w:right w:w="40.0" w:type="dxa"/>
+            </w:tcMar>
+            <w:vAlign w:val="center"/>
+          </w:tcPr>
+          <w:p>
+            <w:pPr>
+              <w:widowControl w:val="0"/>
+              <w:spacing w:after="0" w:line="276" w:lineRule="auto"/>
+              <w:rPr>
+                <w:rFonts w:ascii="Arial" w:cs="Arial" w:eastAsia="Arial" w:hAnsi="Arial"/>
+              </w:rPr>
+            </w:pPr>
+            <w:r>
+              <w:rPr>
+                <w:rFonts w:ascii="Arial" w:cs="Arial" w:eastAsia="Arial" w:hAnsi="Arial"/>
+                <w:rtl w:val="0"/>
+              </w:rPr>
+              <w:t xml:space="preserve">RF09</w:t>
+            </w:r>
+          </w:p>
+        </w:tc>
+        <w:tc>
+          <w:tcPr>
+            <w:tcBorders>
+              <w:top w:color="cccccc" w:space="0" w:sz="6" w:val="single"/>
+              <w:left w:color="cccccc" w:space="0" w:sz="6" w:val="single"/>
+              <w:bottom w:color="4472c4" w:space="0" w:sz="6" w:val="single"/>
+              <w:right w:color="4472c4" w:space="0" w:sz="6" w:val="single"/>
+            </w:tcBorders>
+            <w:tcMar>
+              <w:top w:w="0.0" w:type="dxa"/>
+              <w:left w:w="40.0" w:type="dxa"/>
+              <w:bottom w:w="0.0" w:type="dxa"/>
+              <w:right w:w="40.0" w:type="dxa"/>
+            </w:tcMar>
+            <w:vAlign w:val="center"/>
+          </w:tcPr>
+          <w:p>
+            <w:pPr>
+              <w:widowControl w:val="0"/>
+              <w:spacing w:after="0" w:line="276" w:lineRule="auto"/>
+              <w:rPr>
+                <w:rFonts w:ascii="Arial" w:cs="Arial" w:eastAsia="Arial" w:hAnsi="Arial"/>
+              </w:rPr>
+            </w:pPr>
+            <w:r>
+              <w:rPr>
+                <w:rFonts w:ascii="Arial" w:cs="Arial" w:eastAsia="Arial" w:hAnsi="Arial"/>
+                <w:b w:val="1"/>
+                <w:bCs w:val="1"/>
+                <w:rtl w:val="0"/>
+              </w:rPr>
+              <w:t xml:space="preserve">Proyección Predictiva de Demanda de Tallas: </w:t>
+            </w:r>
+            <w:r>
+              <w:rPr>
+                <w:rFonts w:ascii="Arial" w:cs="Arial" w:eastAsia="Arial" w:hAnsi="Arial"/>
+                <w:rtl w:val="0"/>
+              </w:rPr>
+              <w:t xml:space="preserve">Algoritmo en Python (Scikit-learn/Pandas) que estima las unidades requeridas por talla para evitar quiebres de stock futuros.</w:t>
             </w:r>
           </w:p>
         </w:tc>
@@ -3964,6 +4492,964 @@
           <w:p>
             <w:pPr>
               <w:spacing w:after="480" w:line="276" w:lineRule="auto"/>
+              <w:jc w:val="both"/>
+              <w:rPr>
+                <w:rFonts w:ascii="Arial" w:cs="Arial" w:eastAsia="Arial" w:hAnsi="Arial"/>
+                <w:color w:val="00000a"/>
+              </w:rPr>
+            </w:pPr>
+            <w:r>
+              <w:rPr>
+                <w:rFonts w:ascii="Arial" w:cs="Arial" w:eastAsia="Arial" w:hAnsi="Arial"/>
+                <w:color w:val="00000a"/>
+                <w:rtl w:val="0"/>
+              </w:rPr>
+              <w:t xml:space="preserve">HQ Admin</w:t>
+            </w:r>
+          </w:p>
+        </w:tc>
+        <w:tc>
+          <w:tcPr>
+            <w:tcBorders>
+              <w:top w:color="c4c7c5" w:space="0" w:sz="6" w:val="single"/>
+              <w:left w:color="c4c7c5" w:space="0" w:sz="6" w:val="single"/>
+              <w:bottom w:color="c4c7c5" w:space="0" w:sz="6" w:val="single"/>
+              <w:right w:color="c4c7c5" w:space="0" w:sz="6" w:val="single"/>
+            </w:tcBorders>
+            <w:tcMar>
+              <w:top w:w="120.0" w:type="dxa"/>
+              <w:left w:w="180.0" w:type="dxa"/>
+              <w:bottom w:w="120.0" w:type="dxa"/>
+              <w:right w:w="180.0" w:type="dxa"/>
+            </w:tcMar>
+            <w:vAlign w:val="top"/>
+          </w:tcPr>
+          <w:p>
+            <w:pPr>
+              <w:spacing w:after="480" w:lineRule="auto"/>
+              <w:jc w:val="both"/>
+              <w:rPr>
+                <w:rFonts w:ascii="Arial" w:cs="Arial" w:eastAsia="Arial" w:hAnsi="Arial"/>
+                <w:color w:val="00000a"/>
+              </w:rPr>
+            </w:pPr>
+            <w:r>
+              <w:rPr>
+                <w:rFonts w:ascii="Arial" w:cs="Arial" w:eastAsia="Arial" w:hAnsi="Arial"/>
+                <w:color w:val="00000a"/>
+                <w:rtl w:val="0"/>
+              </w:rPr>
+              <w:t xml:space="preserve">Must Have</w:t>
+            </w:r>
+          </w:p>
+        </w:tc>
+      </w:tr>
+      <w:tr>
+        <w:trPr>
+          <w:cantSplit w:val="0"/>
+          <w:trHeight w:val="1200" w:hRule="atLeast"/>
+          <w:tblHeader w:val="0"/>
+        </w:trPr>
+        <w:tc>
+          <w:tcPr>
+            <w:tcBorders>
+              <w:top w:color="cccccc" w:space="0" w:sz="6" w:val="single"/>
+              <w:left w:color="4472c4" w:space="0" w:sz="6" w:val="single"/>
+              <w:bottom w:color="4472c4" w:space="0" w:sz="6" w:val="single"/>
+              <w:right w:color="4472c4" w:space="0" w:sz="6" w:val="single"/>
+            </w:tcBorders>
+            <w:tcMar>
+              <w:top w:w="0.0" w:type="dxa"/>
+              <w:left w:w="40.0" w:type="dxa"/>
+              <w:bottom w:w="0.0" w:type="dxa"/>
+              <w:right w:w="40.0" w:type="dxa"/>
+            </w:tcMar>
+            <w:vAlign w:val="center"/>
+          </w:tcPr>
+          <w:p>
+            <w:pPr>
+              <w:widowControl w:val="0"/>
+              <w:spacing w:after="0" w:line="276" w:lineRule="auto"/>
+              <w:rPr>
+                <w:rFonts w:ascii="Arial" w:cs="Arial" w:eastAsia="Arial" w:hAnsi="Arial"/>
+              </w:rPr>
+            </w:pPr>
+            <w:r>
+              <w:rPr>
+                <w:rFonts w:ascii="Arial" w:cs="Arial" w:eastAsia="Arial" w:hAnsi="Arial"/>
+                <w:rtl w:val="0"/>
+              </w:rPr>
+              <w:t xml:space="preserve">RF10</w:t>
+            </w:r>
+          </w:p>
+        </w:tc>
+        <w:tc>
+          <w:tcPr>
+            <w:tcBorders>
+              <w:top w:color="cccccc" w:space="0" w:sz="6" w:val="single"/>
+              <w:left w:color="cccccc" w:space="0" w:sz="6" w:val="single"/>
+              <w:bottom w:color="4472c4" w:space="0" w:sz="6" w:val="single"/>
+              <w:right w:color="4472c4" w:space="0" w:sz="6" w:val="single"/>
+            </w:tcBorders>
+            <w:tcMar>
+              <w:top w:w="0.0" w:type="dxa"/>
+              <w:left w:w="40.0" w:type="dxa"/>
+              <w:bottom w:w="0.0" w:type="dxa"/>
+              <w:right w:w="40.0" w:type="dxa"/>
+            </w:tcMar>
+            <w:vAlign w:val="center"/>
+          </w:tcPr>
+          <w:p>
+            <w:pPr>
+              <w:widowControl w:val="0"/>
+              <w:spacing w:after="0" w:line="276" w:lineRule="auto"/>
+              <w:rPr>
+                <w:rFonts w:ascii="Arial" w:cs="Arial" w:eastAsia="Arial" w:hAnsi="Arial"/>
+              </w:rPr>
+            </w:pPr>
+            <w:r>
+              <w:rPr>
+                <w:rFonts w:ascii="Arial" w:cs="Arial" w:eastAsia="Arial" w:hAnsi="Arial"/>
+                <w:b w:val="1"/>
+                <w:bCs w:val="1"/>
+                <w:rtl w:val="0"/>
+              </w:rPr>
+              <w:t xml:space="preserve">Detección y Alerta de Quiebre de Stock Inminente: </w:t>
+            </w:r>
+            <w:r>
+              <w:rPr>
+                <w:rFonts w:ascii="Arial" w:cs="Arial" w:eastAsia="Arial" w:hAnsi="Arial"/>
+                <w:rtl w:val="0"/>
+              </w:rPr>
+              <w:t xml:space="preserve">Evalúa la velocidad de venta y genera alertas automáticas cuando una talla core (9, 10 US) alcance su umbral crítico de reposición.</w:t>
+            </w:r>
+          </w:p>
+        </w:tc>
+        <w:tc>
+          <w:tcPr>
+            <w:tcBorders>
+              <w:top w:color="c4c7c5" w:space="0" w:sz="6" w:val="single"/>
+              <w:left w:color="c4c7c5" w:space="0" w:sz="6" w:val="single"/>
+              <w:bottom w:color="c4c7c5" w:space="0" w:sz="6" w:val="single"/>
+              <w:right w:color="c4c7c5" w:space="0" w:sz="6" w:val="single"/>
+            </w:tcBorders>
+            <w:tcMar>
+              <w:top w:w="120.0" w:type="dxa"/>
+              <w:left w:w="180.0" w:type="dxa"/>
+              <w:bottom w:w="120.0" w:type="dxa"/>
+              <w:right w:w="180.0" w:type="dxa"/>
+            </w:tcMar>
+            <w:vAlign w:val="top"/>
+          </w:tcPr>
+          <w:p>
+            <w:pPr>
+              <w:spacing w:after="480" w:line="276" w:lineRule="auto"/>
+              <w:jc w:val="both"/>
+              <w:rPr>
+                <w:rFonts w:ascii="Arial" w:cs="Arial" w:eastAsia="Arial" w:hAnsi="Arial"/>
+                <w:color w:val="00000a"/>
+              </w:rPr>
+            </w:pPr>
+            <w:r>
+              <w:rPr>
+                <w:rFonts w:ascii="Arial" w:cs="Arial" w:eastAsia="Arial" w:hAnsi="Arial"/>
+                <w:color w:val="00000a"/>
+                <w:rtl w:val="0"/>
+              </w:rPr>
+              <w:t xml:space="preserve">HQ Admin</w:t>
+            </w:r>
+          </w:p>
+        </w:tc>
+        <w:tc>
+          <w:tcPr>
+            <w:tcBorders>
+              <w:top w:color="c4c7c5" w:space="0" w:sz="6" w:val="single"/>
+              <w:left w:color="c4c7c5" w:space="0" w:sz="6" w:val="single"/>
+              <w:bottom w:color="c4c7c5" w:space="0" w:sz="6" w:val="single"/>
+              <w:right w:color="c4c7c5" w:space="0" w:sz="6" w:val="single"/>
+            </w:tcBorders>
+            <w:tcMar>
+              <w:top w:w="120.0" w:type="dxa"/>
+              <w:left w:w="180.0" w:type="dxa"/>
+              <w:bottom w:w="120.0" w:type="dxa"/>
+              <w:right w:w="180.0" w:type="dxa"/>
+            </w:tcMar>
+            <w:vAlign w:val="top"/>
+          </w:tcPr>
+          <w:p>
+            <w:pPr>
+              <w:spacing w:after="480" w:lineRule="auto"/>
+              <w:jc w:val="both"/>
+              <w:rPr>
+                <w:rFonts w:ascii="Arial" w:cs="Arial" w:eastAsia="Arial" w:hAnsi="Arial"/>
+                <w:color w:val="00000a"/>
+              </w:rPr>
+            </w:pPr>
+            <w:r>
+              <w:rPr>
+                <w:rFonts w:ascii="Arial" w:cs="Arial" w:eastAsia="Arial" w:hAnsi="Arial"/>
+                <w:color w:val="00000a"/>
+                <w:rtl w:val="0"/>
+              </w:rPr>
+              <w:t xml:space="preserve">Must Have</w:t>
+            </w:r>
+          </w:p>
+        </w:tc>
+      </w:tr>
+      <w:tr>
+        <w:trPr>
+          <w:cantSplit w:val="0"/>
+          <w:trHeight w:val="1200" w:hRule="atLeast"/>
+          <w:tblHeader w:val="0"/>
+        </w:trPr>
+        <w:tc>
+          <w:tcPr>
+            <w:tcBorders>
+              <w:top w:color="cccccc" w:space="0" w:sz="6" w:val="single"/>
+              <w:left w:color="4472c4" w:space="0" w:sz="6" w:val="single"/>
+              <w:bottom w:color="4472c4" w:space="0" w:sz="6" w:val="single"/>
+              <w:right w:color="4472c4" w:space="0" w:sz="6" w:val="single"/>
+            </w:tcBorders>
+            <w:tcMar>
+              <w:top w:w="0.0" w:type="dxa"/>
+              <w:left w:w="40.0" w:type="dxa"/>
+              <w:bottom w:w="0.0" w:type="dxa"/>
+              <w:right w:w="40.0" w:type="dxa"/>
+            </w:tcMar>
+            <w:vAlign w:val="center"/>
+          </w:tcPr>
+          <w:p>
+            <w:pPr>
+              <w:widowControl w:val="0"/>
+              <w:spacing w:after="0" w:line="276" w:lineRule="auto"/>
+              <w:rPr>
+                <w:rFonts w:ascii="Arial" w:cs="Arial" w:eastAsia="Arial" w:hAnsi="Arial"/>
+              </w:rPr>
+            </w:pPr>
+            <w:r>
+              <w:rPr>
+                <w:rFonts w:ascii="Arial" w:cs="Arial" w:eastAsia="Arial" w:hAnsi="Arial"/>
+                <w:rtl w:val="0"/>
+              </w:rPr>
+              <w:t xml:space="preserve">RF11</w:t>
+            </w:r>
+          </w:p>
+        </w:tc>
+        <w:tc>
+          <w:tcPr>
+            <w:tcBorders>
+              <w:top w:color="cccccc" w:space="0" w:sz="6" w:val="single"/>
+              <w:left w:color="cccccc" w:space="0" w:sz="6" w:val="single"/>
+              <w:bottom w:color="4472c4" w:space="0" w:sz="6" w:val="single"/>
+              <w:right w:color="4472c4" w:space="0" w:sz="6" w:val="single"/>
+            </w:tcBorders>
+            <w:tcMar>
+              <w:top w:w="0.0" w:type="dxa"/>
+              <w:left w:w="40.0" w:type="dxa"/>
+              <w:bottom w:w="0.0" w:type="dxa"/>
+              <w:right w:w="40.0" w:type="dxa"/>
+            </w:tcMar>
+            <w:vAlign w:val="center"/>
+          </w:tcPr>
+          <w:p>
+            <w:pPr>
+              <w:widowControl w:val="0"/>
+              <w:spacing w:after="0" w:line="276" w:lineRule="auto"/>
+              <w:rPr>
+                <w:rFonts w:ascii="Arial" w:cs="Arial" w:eastAsia="Arial" w:hAnsi="Arial"/>
+              </w:rPr>
+            </w:pPr>
+            <w:r>
+              <w:rPr>
+                <w:rFonts w:ascii="Arial" w:cs="Arial" w:eastAsia="Arial" w:hAnsi="Arial"/>
+                <w:b w:val="1"/>
+                <w:bCs w:val="1"/>
+                <w:rtl w:val="0"/>
+              </w:rPr>
+              <w:t xml:space="preserve">Dashboard Administrativo HQ: </w:t>
+            </w:r>
+            <w:r>
+              <w:rPr>
+                <w:rFonts w:ascii="Arial" w:cs="Arial" w:eastAsia="Arial" w:hAnsi="Arial"/>
+                <w:rtl w:val="0"/>
+              </w:rPr>
+              <w:t xml:space="preserve">Panel gráfico interactivo que muestra KPIs de ventas totales, ingresos, modelos más vendidos y nivel de rotación de inventario.</w:t>
+            </w:r>
+          </w:p>
+        </w:tc>
+        <w:tc>
+          <w:tcPr>
+            <w:tcBorders>
+              <w:top w:color="c4c7c5" w:space="0" w:sz="6" w:val="single"/>
+              <w:left w:color="c4c7c5" w:space="0" w:sz="6" w:val="single"/>
+              <w:bottom w:color="c4c7c5" w:space="0" w:sz="6" w:val="single"/>
+              <w:right w:color="c4c7c5" w:space="0" w:sz="6" w:val="single"/>
+            </w:tcBorders>
+            <w:tcMar>
+              <w:top w:w="120.0" w:type="dxa"/>
+              <w:left w:w="180.0" w:type="dxa"/>
+              <w:bottom w:w="120.0" w:type="dxa"/>
+              <w:right w:w="180.0" w:type="dxa"/>
+            </w:tcMar>
+            <w:vAlign w:val="top"/>
+          </w:tcPr>
+          <w:p>
+            <w:pPr>
+              <w:spacing w:after="480" w:line="276" w:lineRule="auto"/>
+              <w:jc w:val="both"/>
+              <w:rPr>
+                <w:rFonts w:ascii="Arial" w:cs="Arial" w:eastAsia="Arial" w:hAnsi="Arial"/>
+                <w:color w:val="00000a"/>
+              </w:rPr>
+            </w:pPr>
+            <w:r>
+              <w:rPr>
+                <w:rFonts w:ascii="Arial" w:cs="Arial" w:eastAsia="Arial" w:hAnsi="Arial"/>
+                <w:color w:val="00000a"/>
+                <w:rtl w:val="0"/>
+              </w:rPr>
+              <w:t xml:space="preserve">HQ Admin</w:t>
+            </w:r>
+          </w:p>
+        </w:tc>
+        <w:tc>
+          <w:tcPr>
+            <w:tcBorders>
+              <w:top w:color="c4c7c5" w:space="0" w:sz="6" w:val="single"/>
+              <w:left w:color="c4c7c5" w:space="0" w:sz="6" w:val="single"/>
+              <w:bottom w:color="c4c7c5" w:space="0" w:sz="6" w:val="single"/>
+              <w:right w:color="c4c7c5" w:space="0" w:sz="6" w:val="single"/>
+            </w:tcBorders>
+            <w:tcMar>
+              <w:top w:w="120.0" w:type="dxa"/>
+              <w:left w:w="180.0" w:type="dxa"/>
+              <w:bottom w:w="120.0" w:type="dxa"/>
+              <w:right w:w="180.0" w:type="dxa"/>
+            </w:tcMar>
+            <w:vAlign w:val="top"/>
+          </w:tcPr>
+          <w:p>
+            <w:pPr>
+              <w:spacing w:after="480" w:lineRule="auto"/>
+              <w:jc w:val="both"/>
+              <w:rPr>
+                <w:rFonts w:ascii="Arial" w:cs="Arial" w:eastAsia="Arial" w:hAnsi="Arial"/>
+                <w:color w:val="00000a"/>
+              </w:rPr>
+            </w:pPr>
+            <w:r>
+              <w:rPr>
+                <w:rFonts w:ascii="Arial" w:cs="Arial" w:eastAsia="Arial" w:hAnsi="Arial"/>
+                <w:color w:val="00000a"/>
+                <w:rtl w:val="0"/>
+              </w:rPr>
+              <w:t xml:space="preserve">Must Have</w:t>
+            </w:r>
+          </w:p>
+        </w:tc>
+      </w:tr>
+      <w:tr>
+        <w:trPr>
+          <w:cantSplit w:val="0"/>
+          <w:trHeight w:val="1200" w:hRule="atLeast"/>
+          <w:tblHeader w:val="0"/>
+        </w:trPr>
+        <w:tc>
+          <w:tcPr>
+            <w:tcBorders>
+              <w:top w:color="cccccc" w:space="0" w:sz="6" w:val="single"/>
+              <w:left w:color="4472c4" w:space="0" w:sz="6" w:val="single"/>
+              <w:bottom w:color="4472c4" w:space="0" w:sz="6" w:val="single"/>
+              <w:right w:color="4472c4" w:space="0" w:sz="6" w:val="single"/>
+            </w:tcBorders>
+            <w:tcMar>
+              <w:top w:w="0.0" w:type="dxa"/>
+              <w:left w:w="40.0" w:type="dxa"/>
+              <w:bottom w:w="0.0" w:type="dxa"/>
+              <w:right w:w="40.0" w:type="dxa"/>
+            </w:tcMar>
+            <w:vAlign w:val="center"/>
+          </w:tcPr>
+          <w:p>
+            <w:pPr>
+              <w:widowControl w:val="0"/>
+              <w:spacing w:after="0" w:line="276" w:lineRule="auto"/>
+              <w:rPr>
+                <w:rFonts w:ascii="Arial" w:cs="Arial" w:eastAsia="Arial" w:hAnsi="Arial"/>
+              </w:rPr>
+            </w:pPr>
+            <w:r>
+              <w:rPr>
+                <w:rFonts w:ascii="Arial" w:cs="Arial" w:eastAsia="Arial" w:hAnsi="Arial"/>
+                <w:rtl w:val="0"/>
+              </w:rPr>
+              <w:t xml:space="preserve">RF12</w:t>
+            </w:r>
+          </w:p>
+        </w:tc>
+        <w:tc>
+          <w:tcPr>
+            <w:tcBorders>
+              <w:top w:color="cccccc" w:space="0" w:sz="6" w:val="single"/>
+              <w:left w:color="cccccc" w:space="0" w:sz="6" w:val="single"/>
+              <w:bottom w:color="4472c4" w:space="0" w:sz="6" w:val="single"/>
+              <w:right w:color="4472c4" w:space="0" w:sz="6" w:val="single"/>
+            </w:tcBorders>
+            <w:tcMar>
+              <w:top w:w="0.0" w:type="dxa"/>
+              <w:left w:w="40.0" w:type="dxa"/>
+              <w:bottom w:w="0.0" w:type="dxa"/>
+              <w:right w:w="40.0" w:type="dxa"/>
+            </w:tcMar>
+            <w:vAlign w:val="center"/>
+          </w:tcPr>
+          <w:p>
+            <w:pPr>
+              <w:widowControl w:val="0"/>
+              <w:spacing w:after="0" w:line="276" w:lineRule="auto"/>
+              <w:rPr>
+                <w:rFonts w:ascii="Arial" w:cs="Arial" w:eastAsia="Arial" w:hAnsi="Arial"/>
+              </w:rPr>
+            </w:pPr>
+            <w:r>
+              <w:rPr>
+                <w:rFonts w:ascii="Arial" w:cs="Arial" w:eastAsia="Arial" w:hAnsi="Arial"/>
+                <w:b w:val="1"/>
+                <w:bCs w:val="1"/>
+                <w:rtl w:val="0"/>
+              </w:rPr>
+              <w:t xml:space="preserve">Sugerencia Automática de Orden de Reabastecimiento: </w:t>
+            </w:r>
+            <w:r>
+              <w:rPr>
+                <w:rFonts w:ascii="Arial" w:cs="Arial" w:eastAsia="Arial" w:hAnsi="Arial"/>
+                <w:rtl w:val="0"/>
+              </w:rPr>
+              <w:t xml:space="preserve">Recomienda al Planner la cantidad exacta de pares a comprar por modelo y talla para optimizar el capital de trabajo.</w:t>
+            </w:r>
+          </w:p>
+        </w:tc>
+        <w:tc>
+          <w:tcPr>
+            <w:tcBorders>
+              <w:top w:color="c4c7c5" w:space="0" w:sz="6" w:val="single"/>
+              <w:left w:color="c4c7c5" w:space="0" w:sz="6" w:val="single"/>
+              <w:bottom w:color="c4c7c5" w:space="0" w:sz="6" w:val="single"/>
+              <w:right w:color="c4c7c5" w:space="0" w:sz="6" w:val="single"/>
+            </w:tcBorders>
+            <w:tcMar>
+              <w:top w:w="120.0" w:type="dxa"/>
+              <w:left w:w="180.0" w:type="dxa"/>
+              <w:bottom w:w="120.0" w:type="dxa"/>
+              <w:right w:w="180.0" w:type="dxa"/>
+            </w:tcMar>
+            <w:vAlign w:val="top"/>
+          </w:tcPr>
+          <w:p>
+            <w:pPr>
+              <w:spacing w:after="480" w:line="276" w:lineRule="auto"/>
+              <w:jc w:val="both"/>
+              <w:rPr>
+                <w:rFonts w:ascii="Arial" w:cs="Arial" w:eastAsia="Arial" w:hAnsi="Arial"/>
+                <w:color w:val="00000a"/>
+              </w:rPr>
+            </w:pPr>
+            <w:r>
+              <w:rPr>
+                <w:rFonts w:ascii="Arial" w:cs="Arial" w:eastAsia="Arial" w:hAnsi="Arial"/>
+                <w:color w:val="00000a"/>
+                <w:rtl w:val="0"/>
+              </w:rPr>
+              <w:t xml:space="preserve">HQ Admin</w:t>
+            </w:r>
+          </w:p>
+        </w:tc>
+        <w:tc>
+          <w:tcPr>
+            <w:tcBorders>
+              <w:top w:color="c4c7c5" w:space="0" w:sz="6" w:val="single"/>
+              <w:left w:color="c4c7c5" w:space="0" w:sz="6" w:val="single"/>
+              <w:bottom w:color="c4c7c5" w:space="0" w:sz="6" w:val="single"/>
+              <w:right w:color="c4c7c5" w:space="0" w:sz="6" w:val="single"/>
+            </w:tcBorders>
+            <w:tcMar>
+              <w:top w:w="120.0" w:type="dxa"/>
+              <w:left w:w="180.0" w:type="dxa"/>
+              <w:bottom w:w="120.0" w:type="dxa"/>
+              <w:right w:w="180.0" w:type="dxa"/>
+            </w:tcMar>
+            <w:vAlign w:val="top"/>
+          </w:tcPr>
+          <w:p>
+            <w:pPr>
+              <w:spacing w:after="480" w:lineRule="auto"/>
+              <w:jc w:val="both"/>
+              <w:rPr>
+                <w:rFonts w:ascii="Arial" w:cs="Arial" w:eastAsia="Arial" w:hAnsi="Arial"/>
+                <w:color w:val="00000a"/>
+              </w:rPr>
+            </w:pPr>
+            <w:r>
+              <w:rPr>
+                <w:rFonts w:ascii="Arial" w:cs="Arial" w:eastAsia="Arial" w:hAnsi="Arial"/>
+                <w:color w:val="00000a"/>
+                <w:rtl w:val="0"/>
+              </w:rPr>
+              <w:t xml:space="preserve">Must Have</w:t>
+            </w:r>
+          </w:p>
+        </w:tc>
+      </w:tr>
+      <w:tr>
+        <w:trPr>
+          <w:cantSplit w:val="0"/>
+          <w:trHeight w:val="1200" w:hRule="atLeast"/>
+          <w:tblHeader w:val="0"/>
+        </w:trPr>
+        <w:tc>
+          <w:tcPr>
+            <w:tcBorders>
+              <w:top w:color="cccccc" w:space="0" w:sz="6" w:val="single"/>
+              <w:left w:color="4472c4" w:space="0" w:sz="6" w:val="single"/>
+              <w:bottom w:color="4472c4" w:space="0" w:sz="6" w:val="single"/>
+              <w:right w:color="4472c4" w:space="0" w:sz="6" w:val="single"/>
+            </w:tcBorders>
+            <w:tcMar>
+              <w:top w:w="0.0" w:type="dxa"/>
+              <w:left w:w="40.0" w:type="dxa"/>
+              <w:bottom w:w="0.0" w:type="dxa"/>
+              <w:right w:w="40.0" w:type="dxa"/>
+            </w:tcMar>
+            <w:vAlign w:val="center"/>
+          </w:tcPr>
+          <w:p>
+            <w:pPr>
+              <w:widowControl w:val="0"/>
+              <w:spacing w:after="0" w:line="276" w:lineRule="auto"/>
+              <w:rPr>
+                <w:rFonts w:ascii="Arial" w:cs="Arial" w:eastAsia="Arial" w:hAnsi="Arial"/>
+              </w:rPr>
+            </w:pPr>
+            <w:r>
+              <w:rPr>
+                <w:rFonts w:ascii="Arial" w:cs="Arial" w:eastAsia="Arial" w:hAnsi="Arial"/>
+                <w:rtl w:val="0"/>
+              </w:rPr>
+              <w:t xml:space="preserve">RF13</w:t>
+            </w:r>
+          </w:p>
+        </w:tc>
+        <w:tc>
+          <w:tcPr>
+            <w:tcBorders>
+              <w:top w:color="cccccc" w:space="0" w:sz="6" w:val="single"/>
+              <w:left w:color="cccccc" w:space="0" w:sz="6" w:val="single"/>
+              <w:bottom w:color="4472c4" w:space="0" w:sz="6" w:val="single"/>
+              <w:right w:color="4472c4" w:space="0" w:sz="6" w:val="single"/>
+            </w:tcBorders>
+            <w:tcMar>
+              <w:top w:w="0.0" w:type="dxa"/>
+              <w:left w:w="40.0" w:type="dxa"/>
+              <w:bottom w:w="0.0" w:type="dxa"/>
+              <w:right w:w="40.0" w:type="dxa"/>
+            </w:tcMar>
+            <w:vAlign w:val="center"/>
+          </w:tcPr>
+          <w:p>
+            <w:pPr>
+              <w:widowControl w:val="0"/>
+              <w:spacing w:after="0" w:line="276" w:lineRule="auto"/>
+              <w:rPr>
+                <w:rFonts w:ascii="Arial" w:cs="Arial" w:eastAsia="Arial" w:hAnsi="Arial"/>
+              </w:rPr>
+            </w:pPr>
+            <w:r>
+              <w:rPr>
+                <w:rFonts w:ascii="Arial" w:cs="Arial" w:eastAsia="Arial" w:hAnsi="Arial"/>
+                <w:b w:val="1"/>
+                <w:bCs w:val="1"/>
+                <w:rtl w:val="0"/>
+              </w:rPr>
+              <w:t xml:space="preserve">Gestión de Productos e Inventario (CRUD): </w:t>
+            </w:r>
+            <w:r>
+              <w:rPr>
+                <w:rFonts w:ascii="Arial" w:cs="Arial" w:eastAsia="Arial" w:hAnsi="Arial"/>
+                <w:rtl w:val="0"/>
+              </w:rPr>
+              <w:t xml:space="preserve">Permite crear, actualizar precios, modificar stock inicial y descatalogar modelos de zapatillas en la plataforma.</w:t>
+            </w:r>
+          </w:p>
+        </w:tc>
+        <w:tc>
+          <w:tcPr>
+            <w:tcBorders>
+              <w:top w:color="c4c7c5" w:space="0" w:sz="6" w:val="single"/>
+              <w:left w:color="c4c7c5" w:space="0" w:sz="6" w:val="single"/>
+              <w:bottom w:color="c4c7c5" w:space="0" w:sz="6" w:val="single"/>
+              <w:right w:color="c4c7c5" w:space="0" w:sz="6" w:val="single"/>
+            </w:tcBorders>
+            <w:tcMar>
+              <w:top w:w="120.0" w:type="dxa"/>
+              <w:left w:w="180.0" w:type="dxa"/>
+              <w:bottom w:w="120.0" w:type="dxa"/>
+              <w:right w:w="180.0" w:type="dxa"/>
+            </w:tcMar>
+            <w:vAlign w:val="top"/>
+          </w:tcPr>
+          <w:p>
+            <w:pPr>
+              <w:spacing w:after="480" w:line="276" w:lineRule="auto"/>
+              <w:jc w:val="both"/>
+              <w:rPr>
+                <w:rFonts w:ascii="Arial" w:cs="Arial" w:eastAsia="Arial" w:hAnsi="Arial"/>
+                <w:color w:val="00000a"/>
+              </w:rPr>
+            </w:pPr>
+            <w:r>
+              <w:rPr>
+                <w:rFonts w:ascii="Arial" w:cs="Arial" w:eastAsia="Arial" w:hAnsi="Arial"/>
+                <w:color w:val="00000a"/>
+                <w:rtl w:val="0"/>
+              </w:rPr>
+              <w:t xml:space="preserve">HQ Admin</w:t>
+            </w:r>
+          </w:p>
+        </w:tc>
+        <w:tc>
+          <w:tcPr>
+            <w:tcBorders>
+              <w:top w:color="c4c7c5" w:space="0" w:sz="6" w:val="single"/>
+              <w:left w:color="c4c7c5" w:space="0" w:sz="6" w:val="single"/>
+              <w:bottom w:color="c4c7c5" w:space="0" w:sz="6" w:val="single"/>
+              <w:right w:color="c4c7c5" w:space="0" w:sz="6" w:val="single"/>
+            </w:tcBorders>
+            <w:tcMar>
+              <w:top w:w="120.0" w:type="dxa"/>
+              <w:left w:w="180.0" w:type="dxa"/>
+              <w:bottom w:w="120.0" w:type="dxa"/>
+              <w:right w:w="180.0" w:type="dxa"/>
+            </w:tcMar>
+            <w:vAlign w:val="top"/>
+          </w:tcPr>
+          <w:p>
+            <w:pPr>
+              <w:spacing w:after="480" w:lineRule="auto"/>
+              <w:jc w:val="both"/>
+              <w:rPr>
+                <w:rFonts w:ascii="Arial" w:cs="Arial" w:eastAsia="Arial" w:hAnsi="Arial"/>
+                <w:color w:val="00000a"/>
+              </w:rPr>
+            </w:pPr>
+            <w:r>
+              <w:rPr>
+                <w:rFonts w:ascii="Arial" w:cs="Arial" w:eastAsia="Arial" w:hAnsi="Arial"/>
+                <w:color w:val="00000a"/>
+                <w:rtl w:val="0"/>
+              </w:rPr>
+              <w:t xml:space="preserve">Must Have</w:t>
+            </w:r>
+          </w:p>
+        </w:tc>
+      </w:tr>
+      <w:tr>
+        <w:trPr>
+          <w:cantSplit w:val="0"/>
+          <w:trHeight w:val="1200" w:hRule="atLeast"/>
+          <w:tblHeader w:val="0"/>
+        </w:trPr>
+        <w:tc>
+          <w:tcPr>
+            <w:tcBorders>
+              <w:top w:color="cccccc" w:space="0" w:sz="6" w:val="single"/>
+              <w:left w:color="4472c4" w:space="0" w:sz="6" w:val="single"/>
+              <w:bottom w:color="4472c4" w:space="0" w:sz="6" w:val="single"/>
+              <w:right w:color="4472c4" w:space="0" w:sz="6" w:val="single"/>
+            </w:tcBorders>
+            <w:tcMar>
+              <w:top w:w="0.0" w:type="dxa"/>
+              <w:left w:w="40.0" w:type="dxa"/>
+              <w:bottom w:w="0.0" w:type="dxa"/>
+              <w:right w:w="40.0" w:type="dxa"/>
+            </w:tcMar>
+            <w:vAlign w:val="center"/>
+          </w:tcPr>
+          <w:p>
+            <w:pPr>
+              <w:widowControl w:val="0"/>
+              <w:spacing w:after="0" w:line="276" w:lineRule="auto"/>
+              <w:rPr>
+                <w:rFonts w:ascii="Arial" w:cs="Arial" w:eastAsia="Arial" w:hAnsi="Arial"/>
+              </w:rPr>
+            </w:pPr>
+            <w:r>
+              <w:rPr>
+                <w:rFonts w:ascii="Arial" w:cs="Arial" w:eastAsia="Arial" w:hAnsi="Arial"/>
+                <w:rtl w:val="0"/>
+              </w:rPr>
+              <w:t xml:space="preserve">RF14</w:t>
+            </w:r>
+          </w:p>
+        </w:tc>
+        <w:tc>
+          <w:tcPr>
+            <w:tcBorders>
+              <w:top w:color="cccccc" w:space="0" w:sz="6" w:val="single"/>
+              <w:left w:color="cccccc" w:space="0" w:sz="6" w:val="single"/>
+              <w:bottom w:color="4472c4" w:space="0" w:sz="6" w:val="single"/>
+              <w:right w:color="4472c4" w:space="0" w:sz="6" w:val="single"/>
+            </w:tcBorders>
+            <w:tcMar>
+              <w:top w:w="0.0" w:type="dxa"/>
+              <w:left w:w="40.0" w:type="dxa"/>
+              <w:bottom w:w="0.0" w:type="dxa"/>
+              <w:right w:w="40.0" w:type="dxa"/>
+            </w:tcMar>
+            <w:vAlign w:val="center"/>
+          </w:tcPr>
+          <w:p>
+            <w:pPr>
+              <w:widowControl w:val="0"/>
+              <w:spacing w:after="0" w:line="276" w:lineRule="auto"/>
+              <w:rPr>
+                <w:rFonts w:ascii="Arial" w:cs="Arial" w:eastAsia="Arial" w:hAnsi="Arial"/>
+              </w:rPr>
+            </w:pPr>
+            <w:r>
+              <w:rPr>
+                <w:rFonts w:ascii="Arial" w:cs="Arial" w:eastAsia="Arial" w:hAnsi="Arial"/>
+                <w:b w:val="1"/>
+                <w:bCs w:val="1"/>
+                <w:rtl w:val="0"/>
+              </w:rPr>
+              <w:t xml:space="preserve">Vista Operativa para Tienda / Bodega: </w:t>
+            </w:r>
+            <w:r>
+              <w:rPr>
+                <w:rFonts w:ascii="Arial" w:cs="Arial" w:eastAsia="Arial" w:hAnsi="Arial"/>
+                <w:rtl w:val="0"/>
+              </w:rPr>
+              <w:t xml:space="preserve">Interfaz simplificada para el personal de tienda física que permite confirmar recepción de mercancía y reubicación en vitrina.</w:t>
+            </w:r>
+          </w:p>
+        </w:tc>
+        <w:tc>
+          <w:tcPr>
+            <w:tcBorders>
+              <w:top w:color="c4c7c5" w:space="0" w:sz="6" w:val="single"/>
+              <w:left w:color="c4c7c5" w:space="0" w:sz="6" w:val="single"/>
+              <w:bottom w:color="c4c7c5" w:space="0" w:sz="6" w:val="single"/>
+              <w:right w:color="c4c7c5" w:space="0" w:sz="6" w:val="single"/>
+            </w:tcBorders>
+            <w:tcMar>
+              <w:top w:w="120.0" w:type="dxa"/>
+              <w:left w:w="180.0" w:type="dxa"/>
+              <w:bottom w:w="120.0" w:type="dxa"/>
+              <w:right w:w="180.0" w:type="dxa"/>
+            </w:tcMar>
+            <w:vAlign w:val="top"/>
+          </w:tcPr>
+          <w:p>
+            <w:pPr>
+              <w:spacing w:after="480" w:line="276" w:lineRule="auto"/>
+              <w:jc w:val="both"/>
+              <w:rPr>
+                <w:rFonts w:ascii="Arial" w:cs="Arial" w:eastAsia="Arial" w:hAnsi="Arial"/>
+                <w:color w:val="00000a"/>
+              </w:rPr>
+            </w:pPr>
+            <w:r>
+              <w:rPr>
+                <w:rFonts w:ascii="Arial" w:cs="Arial" w:eastAsia="Arial" w:hAnsi="Arial"/>
+                <w:color w:val="00000a"/>
+                <w:rtl w:val="0"/>
+              </w:rPr>
+              <w:t xml:space="preserve">HQ Admin</w:t>
+            </w:r>
+          </w:p>
+        </w:tc>
+        <w:tc>
+          <w:tcPr>
+            <w:tcBorders>
+              <w:top w:color="c4c7c5" w:space="0" w:sz="6" w:val="single"/>
+              <w:left w:color="c4c7c5" w:space="0" w:sz="6" w:val="single"/>
+              <w:bottom w:color="c4c7c5" w:space="0" w:sz="6" w:val="single"/>
+              <w:right w:color="c4c7c5" w:space="0" w:sz="6" w:val="single"/>
+            </w:tcBorders>
+            <w:tcMar>
+              <w:top w:w="120.0" w:type="dxa"/>
+              <w:left w:w="180.0" w:type="dxa"/>
+              <w:bottom w:w="120.0" w:type="dxa"/>
+              <w:right w:w="180.0" w:type="dxa"/>
+            </w:tcMar>
+            <w:vAlign w:val="top"/>
+          </w:tcPr>
+          <w:p>
+            <w:pPr>
+              <w:spacing w:after="480" w:lineRule="auto"/>
+              <w:jc w:val="both"/>
+              <w:rPr>
+                <w:rFonts w:ascii="Arial" w:cs="Arial" w:eastAsia="Arial" w:hAnsi="Arial"/>
+                <w:color w:val="00000a"/>
+              </w:rPr>
+            </w:pPr>
+            <w:r>
+              <w:rPr>
+                <w:rFonts w:ascii="Arial" w:cs="Arial" w:eastAsia="Arial" w:hAnsi="Arial"/>
+                <w:color w:val="00000a"/>
+                <w:rtl w:val="0"/>
+              </w:rPr>
+              <w:t xml:space="preserve">Must Have</w:t>
+            </w:r>
+          </w:p>
+        </w:tc>
+      </w:tr>
+      <w:tr>
+        <w:trPr>
+          <w:cantSplit w:val="0"/>
+          <w:trHeight w:val="1200" w:hRule="atLeast"/>
+          <w:tblHeader w:val="0"/>
+        </w:trPr>
+        <w:tc>
+          <w:tcPr>
+            <w:tcBorders>
+              <w:top w:color="cccccc" w:space="0" w:sz="6" w:val="single"/>
+              <w:left w:color="4472c4" w:space="0" w:sz="6" w:val="single"/>
+              <w:bottom w:color="4472c4" w:space="0" w:sz="6" w:val="single"/>
+              <w:right w:color="4472c4" w:space="0" w:sz="6" w:val="single"/>
+            </w:tcBorders>
+            <w:tcMar>
+              <w:top w:w="0.0" w:type="dxa"/>
+              <w:left w:w="40.0" w:type="dxa"/>
+              <w:bottom w:w="0.0" w:type="dxa"/>
+              <w:right w:w="40.0" w:type="dxa"/>
+            </w:tcMar>
+            <w:vAlign w:val="center"/>
+          </w:tcPr>
+          <w:p>
+            <w:pPr>
+              <w:widowControl w:val="0"/>
+              <w:spacing w:after="0" w:line="276" w:lineRule="auto"/>
+              <w:rPr>
+                <w:rFonts w:ascii="Arial" w:cs="Arial" w:eastAsia="Arial" w:hAnsi="Arial"/>
+              </w:rPr>
+            </w:pPr>
+            <w:r>
+              <w:rPr>
+                <w:rFonts w:ascii="Arial" w:cs="Arial" w:eastAsia="Arial" w:hAnsi="Arial"/>
+                <w:rtl w:val="0"/>
+              </w:rPr>
+              <w:t xml:space="preserve">RF15</w:t>
+            </w:r>
+          </w:p>
+        </w:tc>
+        <w:tc>
+          <w:tcPr>
+            <w:tcBorders>
+              <w:top w:color="cccccc" w:space="0" w:sz="6" w:val="single"/>
+              <w:left w:color="cccccc" w:space="0" w:sz="6" w:val="single"/>
+              <w:bottom w:color="4472c4" w:space="0" w:sz="6" w:val="single"/>
+              <w:right w:color="4472c4" w:space="0" w:sz="6" w:val="single"/>
+            </w:tcBorders>
+            <w:tcMar>
+              <w:top w:w="0.0" w:type="dxa"/>
+              <w:left w:w="40.0" w:type="dxa"/>
+              <w:bottom w:w="0.0" w:type="dxa"/>
+              <w:right w:w="40.0" w:type="dxa"/>
+            </w:tcMar>
+            <w:vAlign w:val="center"/>
+          </w:tcPr>
+          <w:p>
+            <w:pPr>
+              <w:widowControl w:val="0"/>
+              <w:spacing w:after="0" w:line="276" w:lineRule="auto"/>
+              <w:rPr>
+                <w:rFonts w:ascii="Arial" w:cs="Arial" w:eastAsia="Arial" w:hAnsi="Arial"/>
+                <w:b w:val="1"/>
+                <w:bCs w:val="1"/>
+              </w:rPr>
+            </w:pPr>
+            <w:r>
+              <w:rPr>
+                <w:rFonts w:ascii="Arial" w:cs="Arial" w:eastAsia="Arial" w:hAnsi="Arial"/>
+                <w:b w:val="1"/>
+                <w:bCs w:val="1"/>
+                <w:rtl w:val="0"/>
+              </w:rPr>
+              <w:t xml:space="preserve">Generación de Reportes y Exportación de Reportes (PDF): </w:t>
+            </w:r>
+            <w:r>
+              <w:rPr>
+                <w:rFonts w:ascii="Arial" w:cs="Arial" w:eastAsia="Arial" w:hAnsi="Arial"/>
+                <w:rtl w:val="0"/>
+              </w:rPr>
+              <w:t xml:space="preserve">Visualización en pantalla de ventas y proyecciones de stock con botones para descargar archivos PDF y XLS.</w:t>
+            </w:r>
+            <w:r>
+              <w:rPr>
+                <w:rFonts w:ascii="Arial" w:cs="Arial" w:eastAsia="Arial" w:hAnsi="Arial"/>
+                <w:b w:val="1"/>
+                <w:bCs w:val="1"/>
+                <w:rtl w:val="0"/>
+              </w:rPr>
+              <w:t xml:space="preserve">  </w:t>
+            </w:r>
+          </w:p>
+        </w:tc>
+        <w:tc>
+          <w:tcPr>
+            <w:tcBorders>
+              <w:top w:color="c4c7c5" w:space="0" w:sz="6" w:val="single"/>
+              <w:left w:color="c4c7c5" w:space="0" w:sz="6" w:val="single"/>
+              <w:bottom w:color="c4c7c5" w:space="0" w:sz="6" w:val="single"/>
+              <w:right w:color="c4c7c5" w:space="0" w:sz="6" w:val="single"/>
+            </w:tcBorders>
+            <w:tcMar>
+              <w:top w:w="120.0" w:type="dxa"/>
+              <w:left w:w="180.0" w:type="dxa"/>
+              <w:bottom w:w="120.0" w:type="dxa"/>
+              <w:right w:w="180.0" w:type="dxa"/>
+            </w:tcMar>
+            <w:vAlign w:val="top"/>
+          </w:tcPr>
+          <w:p>
+            <w:pPr>
+              <w:spacing w:after="480" w:line="276" w:lineRule="auto"/>
+              <w:jc w:val="both"/>
+              <w:rPr>
+                <w:rFonts w:ascii="Arial" w:cs="Arial" w:eastAsia="Arial" w:hAnsi="Arial"/>
+                <w:color w:val="00000a"/>
+              </w:rPr>
+            </w:pPr>
+            <w:r>
+              <w:rPr>
+                <w:rFonts w:ascii="Arial" w:cs="Arial" w:eastAsia="Arial" w:hAnsi="Arial"/>
+                <w:color w:val="00000a"/>
+                <w:rtl w:val="0"/>
+              </w:rPr>
+              <w:t xml:space="preserve">HQ Admin</w:t>
+            </w:r>
+          </w:p>
+        </w:tc>
+        <w:tc>
+          <w:tcPr>
+            <w:tcBorders>
+              <w:top w:color="c4c7c5" w:space="0" w:sz="6" w:val="single"/>
+              <w:left w:color="c4c7c5" w:space="0" w:sz="6" w:val="single"/>
+              <w:bottom w:color="c4c7c5" w:space="0" w:sz="6" w:val="single"/>
+              <w:right w:color="c4c7c5" w:space="0" w:sz="6" w:val="single"/>
+            </w:tcBorders>
+            <w:tcMar>
+              <w:top w:w="120.0" w:type="dxa"/>
+              <w:left w:w="180.0" w:type="dxa"/>
+              <w:bottom w:w="120.0" w:type="dxa"/>
+              <w:right w:w="180.0" w:type="dxa"/>
+            </w:tcMar>
+            <w:vAlign w:val="top"/>
+          </w:tcPr>
+          <w:p>
+            <w:pPr>
+              <w:spacing w:after="480" w:lineRule="auto"/>
               <w:jc w:val="both"/>
               <w:rPr>
                 <w:rFonts w:ascii="Arial" w:cs="Arial" w:eastAsia="Arial" w:hAnsi="Arial"/>
@@ -3996,8 +5482,256 @@
           <w:szCs w:val="22"/>
         </w:rPr>
       </w:pPr>
-      <w:bookmarkStart w:colFirst="0" w:colLast="0" w:name="_heading=h.bez9kr6cr2st" w:id="22"/>
-      <w:bookmarkEnd w:id="22"/>
+      <w:bookmarkStart w:colFirst="0" w:colLast="0" w:name="_heading=h.hkt1vkmiext6" w:id="32"/>
+      <w:bookmarkEnd w:id="32"/>
+      <w:r>
+        <w:rPr>
+          <w:rtl w:val="0"/>
+        </w:rPr>
+      </w:r>
+    </w:p>
+    <w:p>
+      <w:pPr>
+        <w:pStyle w:val="Heading4"/>
+        <w:keepNext w:val="0"/>
+        <w:keepLines w:val="0"/>
+        <w:spacing w:before="0" w:line="276" w:lineRule="auto"/>
+        <w:jc w:val="both"/>
+        <w:rPr>
+          <w:rFonts w:ascii="Arial" w:cs="Arial" w:eastAsia="Arial" w:hAnsi="Arial"/>
+          <w:color w:val="00000a"/>
+          <w:sz w:val="22"/>
+          <w:szCs w:val="22"/>
+        </w:rPr>
+      </w:pPr>
+      <w:bookmarkStart w:colFirst="0" w:colLast="0" w:name="_heading=h.goyvzmm6q6zn" w:id="33"/>
+      <w:bookmarkEnd w:id="33"/>
+      <w:r>
+        <w:rPr>
+          <w:rtl w:val="0"/>
+        </w:rPr>
+      </w:r>
+    </w:p>
+    <w:p>
+      <w:pPr>
+        <w:pStyle w:val="Heading4"/>
+        <w:keepNext w:val="0"/>
+        <w:keepLines w:val="0"/>
+        <w:spacing w:before="0" w:line="276" w:lineRule="auto"/>
+        <w:jc w:val="both"/>
+        <w:rPr>
+          <w:rFonts w:ascii="Arial" w:cs="Arial" w:eastAsia="Arial" w:hAnsi="Arial"/>
+          <w:color w:val="00000a"/>
+          <w:sz w:val="22"/>
+          <w:szCs w:val="22"/>
+        </w:rPr>
+      </w:pPr>
+      <w:bookmarkStart w:colFirst="0" w:colLast="0" w:name="_heading=h.d5vl6g3qtgcx" w:id="34"/>
+      <w:bookmarkEnd w:id="34"/>
+      <w:r>
+        <w:rPr>
+          <w:rtl w:val="0"/>
+        </w:rPr>
+      </w:r>
+    </w:p>
+    <w:p>
+      <w:pPr>
+        <w:pStyle w:val="Heading4"/>
+        <w:keepNext w:val="0"/>
+        <w:keepLines w:val="0"/>
+        <w:spacing w:before="0" w:line="276" w:lineRule="auto"/>
+        <w:jc w:val="both"/>
+        <w:rPr>
+          <w:rFonts w:ascii="Arial" w:cs="Arial" w:eastAsia="Arial" w:hAnsi="Arial"/>
+          <w:color w:val="00000a"/>
+          <w:sz w:val="22"/>
+          <w:szCs w:val="22"/>
+        </w:rPr>
+      </w:pPr>
+      <w:bookmarkStart w:colFirst="0" w:colLast="0" w:name="_heading=h.j6awbh14hc05" w:id="35"/>
+      <w:bookmarkEnd w:id="35"/>
+      <w:r>
+        <w:rPr>
+          <w:rtl w:val="0"/>
+        </w:rPr>
+      </w:r>
+    </w:p>
+    <w:p>
+      <w:pPr>
+        <w:pStyle w:val="Heading4"/>
+        <w:keepNext w:val="0"/>
+        <w:keepLines w:val="0"/>
+        <w:spacing w:before="0" w:line="276" w:lineRule="auto"/>
+        <w:jc w:val="both"/>
+        <w:rPr>
+          <w:rFonts w:ascii="Arial" w:cs="Arial" w:eastAsia="Arial" w:hAnsi="Arial"/>
+          <w:color w:val="00000a"/>
+          <w:sz w:val="22"/>
+          <w:szCs w:val="22"/>
+        </w:rPr>
+      </w:pPr>
+      <w:bookmarkStart w:colFirst="0" w:colLast="0" w:name="_heading=h.irmzb2wqhozt" w:id="36"/>
+      <w:bookmarkEnd w:id="36"/>
+      <w:r>
+        <w:rPr>
+          <w:rtl w:val="0"/>
+        </w:rPr>
+      </w:r>
+    </w:p>
+    <w:p>
+      <w:pPr>
+        <w:pStyle w:val="Heading4"/>
+        <w:keepNext w:val="0"/>
+        <w:keepLines w:val="0"/>
+        <w:spacing w:before="0" w:line="276" w:lineRule="auto"/>
+        <w:jc w:val="both"/>
+        <w:rPr>
+          <w:rFonts w:ascii="Arial" w:cs="Arial" w:eastAsia="Arial" w:hAnsi="Arial"/>
+          <w:color w:val="00000a"/>
+          <w:sz w:val="22"/>
+          <w:szCs w:val="22"/>
+        </w:rPr>
+      </w:pPr>
+      <w:bookmarkStart w:colFirst="0" w:colLast="0" w:name="_heading=h.shqyd9kyghs7" w:id="37"/>
+      <w:bookmarkEnd w:id="37"/>
+      <w:r>
+        <w:rPr>
+          <w:rtl w:val="0"/>
+        </w:rPr>
+      </w:r>
+    </w:p>
+    <w:p>
+      <w:pPr>
+        <w:pStyle w:val="Heading4"/>
+        <w:keepNext w:val="0"/>
+        <w:keepLines w:val="0"/>
+        <w:spacing w:before="0" w:line="276" w:lineRule="auto"/>
+        <w:jc w:val="both"/>
+        <w:rPr>
+          <w:rFonts w:ascii="Arial" w:cs="Arial" w:eastAsia="Arial" w:hAnsi="Arial"/>
+          <w:color w:val="00000a"/>
+          <w:sz w:val="22"/>
+          <w:szCs w:val="22"/>
+        </w:rPr>
+      </w:pPr>
+      <w:bookmarkStart w:colFirst="0" w:colLast="0" w:name="_heading=h.41np8as5a8xv" w:id="38"/>
+      <w:bookmarkEnd w:id="38"/>
+      <w:r>
+        <w:rPr>
+          <w:rtl w:val="0"/>
+        </w:rPr>
+      </w:r>
+    </w:p>
+    <w:p>
+      <w:pPr>
+        <w:pStyle w:val="Heading4"/>
+        <w:keepNext w:val="0"/>
+        <w:keepLines w:val="0"/>
+        <w:spacing w:before="0" w:line="276" w:lineRule="auto"/>
+        <w:jc w:val="both"/>
+        <w:rPr>
+          <w:rFonts w:ascii="Arial" w:cs="Arial" w:eastAsia="Arial" w:hAnsi="Arial"/>
+          <w:color w:val="00000a"/>
+          <w:sz w:val="22"/>
+          <w:szCs w:val="22"/>
+        </w:rPr>
+      </w:pPr>
+      <w:bookmarkStart w:colFirst="0" w:colLast="0" w:name="_heading=h.h337tstzqksz" w:id="39"/>
+      <w:bookmarkEnd w:id="39"/>
+      <w:r>
+        <w:rPr>
+          <w:rtl w:val="0"/>
+        </w:rPr>
+      </w:r>
+    </w:p>
+    <w:p>
+      <w:pPr>
+        <w:rPr/>
+      </w:pPr>
+      <w:r>
+        <w:rPr>
+          <w:rtl w:val="0"/>
+        </w:rPr>
+      </w:r>
+    </w:p>
+    <w:p>
+      <w:pPr>
+        <w:rPr/>
+      </w:pPr>
+      <w:r>
+        <w:rPr>
+          <w:rtl w:val="0"/>
+        </w:rPr>
+      </w:r>
+    </w:p>
+    <w:p>
+      <w:pPr>
+        <w:rPr/>
+      </w:pPr>
+      <w:r>
+        <w:rPr>
+          <w:rtl w:val="0"/>
+        </w:rPr>
+      </w:r>
+    </w:p>
+    <w:p>
+      <w:pPr>
+        <w:rPr/>
+      </w:pPr>
+      <w:r>
+        <w:rPr>
+          <w:rtl w:val="0"/>
+        </w:rPr>
+      </w:r>
+    </w:p>
+    <w:p>
+      <w:pPr>
+        <w:rPr/>
+      </w:pPr>
+      <w:r>
+        <w:rPr>
+          <w:rtl w:val="0"/>
+        </w:rPr>
+      </w:r>
+    </w:p>
+    <w:p>
+      <w:pPr>
+        <w:pStyle w:val="Heading4"/>
+        <w:keepNext w:val="0"/>
+        <w:keepLines w:val="0"/>
+        <w:spacing w:before="0" w:line="276" w:lineRule="auto"/>
+        <w:jc w:val="both"/>
+        <w:rPr>
+          <w:rFonts w:ascii="Arial" w:cs="Arial" w:eastAsia="Arial" w:hAnsi="Arial"/>
+          <w:color w:val="00000a"/>
+          <w:sz w:val="22"/>
+          <w:szCs w:val="22"/>
+        </w:rPr>
+      </w:pPr>
+      <w:bookmarkStart w:colFirst="0" w:colLast="0" w:name="_heading=h.jn2rda9xm1db" w:id="40"/>
+      <w:bookmarkEnd w:id="40"/>
+      <w:r>
+        <w:rPr>
+          <w:rtl w:val="0"/>
+        </w:rPr>
+      </w:r>
+    </w:p>
+    <w:p>
+      <w:pPr>
+        <w:pStyle w:val="Heading4"/>
+        <w:keepNext w:val="0"/>
+        <w:keepLines w:val="0"/>
+        <w:spacing w:before="0" w:line="276" w:lineRule="auto"/>
+        <w:jc w:val="both"/>
+        <w:rPr>
+          <w:rFonts w:ascii="Arial" w:cs="Arial" w:eastAsia="Arial" w:hAnsi="Arial"/>
+          <w:color w:val="00000a"/>
+          <w:sz w:val="22"/>
+          <w:szCs w:val="22"/>
+        </w:rPr>
+      </w:pPr>
+      <w:bookmarkStart w:colFirst="0" w:colLast="0" w:name="_heading=h.bez9kr6cr2st" w:id="41"/>
+      <w:bookmarkEnd w:id="41"/>
       <w:r>
         <w:rPr>
           <w:rFonts w:ascii="Arial" w:cs="Arial" w:eastAsia="Arial" w:hAnsi="Arial"/>
@@ -4012,8 +5746,9 @@
     <w:tbl>
       <w:tblPr>
         <w:tblStyle w:val="Table2"/>
-        <w:tblW w:w="8760.0" w:type="dxa"/>
+        <w:tblW w:w="11730.0" w:type="dxa"/>
         <w:jc w:val="left"/>
+        <w:tblInd w:w="-900.0" w:type="dxa"/>
         <w:tblBorders>
           <w:top w:color="000000" w:space="0" w:sz="0" w:val="nil"/>
           <w:left w:color="000000" w:space="0" w:sz="0" w:val="nil"/>
@@ -4026,16 +5761,16 @@
         <w:tblLook w:val="0600"/>
       </w:tblPr>
       <w:tblGrid>
-        <w:gridCol w:w="1230"/>
-        <w:gridCol w:w="3705"/>
-        <w:gridCol w:w="2385"/>
-        <w:gridCol w:w="1440"/>
+        <w:gridCol w:w="1245"/>
+        <w:gridCol w:w="5100"/>
+        <w:gridCol w:w="3765"/>
+        <w:gridCol w:w="1620"/>
         <w:tblGridChange w:id="0">
           <w:tblGrid>
-            <w:gridCol w:w="1230"/>
-            <w:gridCol w:w="3705"/>
-            <w:gridCol w:w="2385"/>
-            <w:gridCol w:w="1440"/>
+            <w:gridCol w:w="1245"/>
+            <w:gridCol w:w="5100"/>
+            <w:gridCol w:w="3765"/>
+            <w:gridCol w:w="1620"/>
           </w:tblGrid>
         </w:tblGridChange>
       </w:tblGrid>
@@ -4338,7 +6073,7 @@
                 <w:color w:val="00000a"/>
                 <w:rtl w:val="0"/>
               </w:rPr>
-              <w:t xml:space="preserve">$\le 2.0$ segundos para el 95% de las peticiones.</w:t>
+              <w:t xml:space="preserve">2 segundos para el 95% de las peticiones.</w:t>
             </w:r>
           </w:p>
         </w:tc>
@@ -4402,7 +6137,7 @@
           </w:tcPr>
           <w:p>
             <w:pPr>
-              <w:spacing w:after="480" w:line="276" w:lineRule="auto"/>
+              <w:spacing w:after="480" w:lineRule="auto"/>
               <w:jc w:val="both"/>
               <w:rPr>
                 <w:rFonts w:ascii="Arial" w:cs="Arial" w:eastAsia="Arial" w:hAnsi="Arial"/>
@@ -4444,7 +6179,7 @@
           </w:tcPr>
           <w:p>
             <w:pPr>
-              <w:spacing w:after="480" w:line="276" w:lineRule="auto"/>
+              <w:spacing w:after="480" w:lineRule="auto"/>
               <w:jc w:val="both"/>
               <w:rPr>
                 <w:rFonts w:ascii="Arial" w:cs="Arial" w:eastAsia="Arial" w:hAnsi="Arial"/>
@@ -4459,6 +6194,331 @@
                 <w:color w:val="00000a"/>
                 <w:rtl w:val="0"/>
               </w:rPr>
+              <w:t xml:space="preserve">Seguridad y Enmascaramiento:</w:t>
+            </w:r>
+            <w:r>
+              <w:rPr>
+                <w:rFonts w:ascii="Arial" w:cs="Arial" w:eastAsia="Arial" w:hAnsi="Arial"/>
+                <w:color w:val="00000a"/>
+                <w:rtl w:val="0"/>
+              </w:rPr>
+              <w:t xml:space="preserve"> Cifrado de datos sensibles en tránsito y reposo.</w:t>
+            </w:r>
+          </w:p>
+        </w:tc>
+        <w:tc>
+          <w:tcPr>
+            <w:tcBorders>
+              <w:top w:color="c4c7c5" w:space="0" w:sz="6" w:val="single"/>
+              <w:left w:color="c4c7c5" w:space="0" w:sz="6" w:val="single"/>
+              <w:bottom w:color="c4c7c5" w:space="0" w:sz="6" w:val="single"/>
+              <w:right w:color="c4c7c5" w:space="0" w:sz="6" w:val="single"/>
+            </w:tcBorders>
+            <w:tcMar>
+              <w:top w:w="120.0" w:type="dxa"/>
+              <w:left w:w="180.0" w:type="dxa"/>
+              <w:bottom w:w="120.0" w:type="dxa"/>
+              <w:right w:w="180.0" w:type="dxa"/>
+            </w:tcMar>
+            <w:vAlign w:val="top"/>
+          </w:tcPr>
+          <w:p>
+            <w:pPr>
+              <w:spacing w:after="480" w:lineRule="auto"/>
+              <w:jc w:val="both"/>
+              <w:rPr>
+                <w:rFonts w:ascii="Arial" w:cs="Arial" w:eastAsia="Arial" w:hAnsi="Arial"/>
+                <w:color w:val="00000a"/>
+              </w:rPr>
+            </w:pPr>
+            <w:r>
+              <w:rPr>
+                <w:rFonts w:ascii="Arial" w:cs="Arial" w:eastAsia="Arial" w:hAnsi="Arial"/>
+                <w:color w:val="00000a"/>
+                <w:rtl w:val="0"/>
+              </w:rPr>
+              <w:t xml:space="preserve">Cifrado bcrypt (costo 10), HTTPS obligatorio (TLS/SSL).</w:t>
+            </w:r>
+          </w:p>
+        </w:tc>
+        <w:tc>
+          <w:tcPr>
+            <w:tcBorders>
+              <w:top w:color="c4c7c5" w:space="0" w:sz="6" w:val="single"/>
+              <w:left w:color="c4c7c5" w:space="0" w:sz="6" w:val="single"/>
+              <w:bottom w:color="c4c7c5" w:space="0" w:sz="6" w:val="single"/>
+              <w:right w:color="c4c7c5" w:space="0" w:sz="6" w:val="single"/>
+            </w:tcBorders>
+            <w:tcMar>
+              <w:top w:w="120.0" w:type="dxa"/>
+              <w:left w:w="180.0" w:type="dxa"/>
+              <w:bottom w:w="120.0" w:type="dxa"/>
+              <w:right w:w="180.0" w:type="dxa"/>
+            </w:tcMar>
+            <w:vAlign w:val="top"/>
+          </w:tcPr>
+          <w:p>
+            <w:pPr>
+              <w:spacing w:after="480" w:lineRule="auto"/>
+              <w:jc w:val="both"/>
+              <w:rPr>
+                <w:rFonts w:ascii="Arial" w:cs="Arial" w:eastAsia="Arial" w:hAnsi="Arial"/>
+                <w:color w:val="00000a"/>
+              </w:rPr>
+            </w:pPr>
+            <w:r>
+              <w:rPr>
+                <w:rFonts w:ascii="Arial" w:cs="Arial" w:eastAsia="Arial" w:hAnsi="Arial"/>
+                <w:color w:val="00000a"/>
+                <w:rtl w:val="0"/>
+              </w:rPr>
+              <w:t xml:space="preserve">High</w:t>
+            </w:r>
+          </w:p>
+        </w:tc>
+      </w:tr>
+      <w:tr>
+        <w:trPr>
+          <w:cantSplit w:val="0"/>
+          <w:trHeight w:val="1650" w:hRule="atLeast"/>
+          <w:tblHeader w:val="0"/>
+        </w:trPr>
+        <w:tc>
+          <w:tcPr>
+            <w:tcBorders>
+              <w:top w:color="c4c7c5" w:space="0" w:sz="6" w:val="single"/>
+              <w:left w:color="c4c7c5" w:space="0" w:sz="6" w:val="single"/>
+              <w:bottom w:color="c4c7c5" w:space="0" w:sz="6" w:val="single"/>
+              <w:right w:color="c4c7c5" w:space="0" w:sz="6" w:val="single"/>
+            </w:tcBorders>
+            <w:tcMar>
+              <w:top w:w="120.0" w:type="dxa"/>
+              <w:left w:w="180.0" w:type="dxa"/>
+              <w:bottom w:w="120.0" w:type="dxa"/>
+              <w:right w:w="180.0" w:type="dxa"/>
+            </w:tcMar>
+            <w:vAlign w:val="top"/>
+          </w:tcPr>
+          <w:p>
+            <w:pPr>
+              <w:spacing w:after="480" w:lineRule="auto"/>
+              <w:jc w:val="both"/>
+              <w:rPr>
+                <w:rFonts w:ascii="Arial" w:cs="Arial" w:eastAsia="Arial" w:hAnsi="Arial"/>
+                <w:b w:val="1"/>
+                <w:bCs w:val="1"/>
+                <w:color w:val="00000a"/>
+              </w:rPr>
+            </w:pPr>
+            <w:r>
+              <w:rPr>
+                <w:rFonts w:ascii="Arial" w:cs="Arial" w:eastAsia="Arial" w:hAnsi="Arial"/>
+                <w:b w:val="1"/>
+                <w:bCs w:val="1"/>
+                <w:color w:val="00000a"/>
+                <w:rtl w:val="0"/>
+              </w:rPr>
+              <w:t xml:space="preserve">RFN03</w:t>
+            </w:r>
+          </w:p>
+        </w:tc>
+        <w:tc>
+          <w:tcPr>
+            <w:tcBorders>
+              <w:top w:color="c4c7c5" w:space="0" w:sz="6" w:val="single"/>
+              <w:left w:color="c4c7c5" w:space="0" w:sz="6" w:val="single"/>
+              <w:bottom w:color="c4c7c5" w:space="0" w:sz="6" w:val="single"/>
+              <w:right w:color="c4c7c5" w:space="0" w:sz="6" w:val="single"/>
+            </w:tcBorders>
+            <w:tcMar>
+              <w:top w:w="120.0" w:type="dxa"/>
+              <w:left w:w="180.0" w:type="dxa"/>
+              <w:bottom w:w="120.0" w:type="dxa"/>
+              <w:right w:w="180.0" w:type="dxa"/>
+            </w:tcMar>
+            <w:vAlign w:val="top"/>
+          </w:tcPr>
+          <w:p>
+            <w:pPr>
+              <w:spacing w:after="480" w:lineRule="auto"/>
+              <w:jc w:val="both"/>
+              <w:rPr>
+                <w:rFonts w:ascii="Arial" w:cs="Arial" w:eastAsia="Arial" w:hAnsi="Arial"/>
+                <w:color w:val="00000a"/>
+              </w:rPr>
+            </w:pPr>
+            <w:r>
+              <w:rPr>
+                <w:rFonts w:ascii="Arial" w:cs="Arial" w:eastAsia="Arial" w:hAnsi="Arial"/>
+                <w:b w:val="1"/>
+                <w:bCs w:val="1"/>
+                <w:color w:val="00000a"/>
+                <w:rtl w:val="0"/>
+              </w:rPr>
+              <w:t xml:space="preserve">Disponibilidad y Hosting Cloud: </w:t>
+            </w:r>
+            <w:r>
+              <w:rPr>
+                <w:rFonts w:ascii="Arial" w:cs="Arial" w:eastAsia="Arial" w:hAnsi="Arial"/>
+                <w:color w:val="00000a"/>
+                <w:rtl w:val="0"/>
+              </w:rPr>
+              <w:t xml:space="preserve">La plataforma estará alojada en servidores cloud (Render / Supabase).</w:t>
+            </w:r>
+          </w:p>
+        </w:tc>
+        <w:tc>
+          <w:tcPr>
+            <w:tcBorders>
+              <w:top w:color="c4c7c5" w:space="0" w:sz="6" w:val="single"/>
+              <w:left w:color="c4c7c5" w:space="0" w:sz="6" w:val="single"/>
+              <w:bottom w:color="c4c7c5" w:space="0" w:sz="6" w:val="single"/>
+              <w:right w:color="c4c7c5" w:space="0" w:sz="6" w:val="single"/>
+            </w:tcBorders>
+            <w:tcMar>
+              <w:top w:w="120.0" w:type="dxa"/>
+              <w:left w:w="180.0" w:type="dxa"/>
+              <w:bottom w:w="120.0" w:type="dxa"/>
+              <w:right w:w="180.0" w:type="dxa"/>
+            </w:tcMar>
+            <w:vAlign w:val="top"/>
+          </w:tcPr>
+          <w:p>
+            <w:pPr>
+              <w:spacing w:after="480" w:lineRule="auto"/>
+              <w:jc w:val="both"/>
+              <w:rPr>
+                <w:rFonts w:ascii="Arial" w:cs="Arial" w:eastAsia="Arial" w:hAnsi="Arial"/>
+                <w:color w:val="00000a"/>
+              </w:rPr>
+            </w:pPr>
+            <w:r>
+              <w:rPr>
+                <w:rFonts w:ascii="Arial" w:cs="Arial" w:eastAsia="Arial" w:hAnsi="Arial"/>
+                <w:color w:val="00000a"/>
+                <w:rtl w:val="0"/>
+              </w:rPr>
+              <w:t xml:space="preserve">Disponibilidad objetivo del 99%.</w:t>
+            </w:r>
+          </w:p>
+        </w:tc>
+        <w:tc>
+          <w:tcPr>
+            <w:tcBorders>
+              <w:top w:color="c4c7c5" w:space="0" w:sz="6" w:val="single"/>
+              <w:left w:color="c4c7c5" w:space="0" w:sz="6" w:val="single"/>
+              <w:bottom w:color="c4c7c5" w:space="0" w:sz="6" w:val="single"/>
+              <w:right w:color="c4c7c5" w:space="0" w:sz="6" w:val="single"/>
+            </w:tcBorders>
+            <w:tcMar>
+              <w:top w:w="120.0" w:type="dxa"/>
+              <w:left w:w="180.0" w:type="dxa"/>
+              <w:bottom w:w="120.0" w:type="dxa"/>
+              <w:right w:w="180.0" w:type="dxa"/>
+            </w:tcMar>
+            <w:vAlign w:val="top"/>
+          </w:tcPr>
+          <w:p>
+            <w:pPr>
+              <w:spacing w:after="480" w:lineRule="auto"/>
+              <w:jc w:val="both"/>
+              <w:rPr>
+                <w:rFonts w:ascii="Arial" w:cs="Arial" w:eastAsia="Arial" w:hAnsi="Arial"/>
+                <w:color w:val="00000a"/>
+              </w:rPr>
+            </w:pPr>
+            <w:r>
+              <w:rPr>
+                <w:rFonts w:ascii="Arial" w:cs="Arial" w:eastAsia="Arial" w:hAnsi="Arial"/>
+                <w:color w:val="00000a"/>
+                <w:rtl w:val="0"/>
+              </w:rPr>
+              <w:t xml:space="preserve">High</w:t>
+            </w:r>
+          </w:p>
+        </w:tc>
+      </w:tr>
+      <w:tr>
+        <w:trPr>
+          <w:cantSplit w:val="0"/>
+          <w:trHeight w:val="1650" w:hRule="atLeast"/>
+          <w:tblHeader w:val="0"/>
+        </w:trPr>
+        <w:tc>
+          <w:tcPr>
+            <w:tcBorders>
+              <w:top w:color="c4c7c5" w:space="0" w:sz="6" w:val="single"/>
+              <w:left w:color="c4c7c5" w:space="0" w:sz="6" w:val="single"/>
+              <w:bottom w:color="c4c7c5" w:space="0" w:sz="6" w:val="single"/>
+              <w:right w:color="c4c7c5" w:space="0" w:sz="6" w:val="single"/>
+            </w:tcBorders>
+            <w:tcMar>
+              <w:top w:w="120.0" w:type="dxa"/>
+              <w:left w:w="180.0" w:type="dxa"/>
+              <w:bottom w:w="120.0" w:type="dxa"/>
+              <w:right w:w="180.0" w:type="dxa"/>
+            </w:tcMar>
+            <w:vAlign w:val="top"/>
+          </w:tcPr>
+          <w:p>
+            <w:pPr>
+              <w:spacing w:after="480" w:lineRule="auto"/>
+              <w:jc w:val="both"/>
+              <w:rPr>
+                <w:rFonts w:ascii="Arial" w:cs="Arial" w:eastAsia="Arial" w:hAnsi="Arial"/>
+                <w:color w:val="00000a"/>
+              </w:rPr>
+            </w:pPr>
+            <w:r>
+              <w:rPr>
+                <w:rFonts w:ascii="Arial" w:cs="Arial" w:eastAsia="Arial" w:hAnsi="Arial"/>
+                <w:b w:val="1"/>
+                <w:bCs w:val="1"/>
+                <w:color w:val="00000a"/>
+                <w:rtl w:val="0"/>
+              </w:rPr>
+              <w:t xml:space="preserve">RNF04</w:t>
+            </w:r>
+            <w:r>
+              <w:rPr>
+                <w:rtl w:val="0"/>
+              </w:rPr>
+            </w:r>
+          </w:p>
+        </w:tc>
+        <w:tc>
+          <w:tcPr>
+            <w:tcBorders>
+              <w:top w:color="c4c7c5" w:space="0" w:sz="6" w:val="single"/>
+              <w:left w:color="c4c7c5" w:space="0" w:sz="6" w:val="single"/>
+              <w:bottom w:color="c4c7c5" w:space="0" w:sz="6" w:val="single"/>
+              <w:right w:color="c4c7c5" w:space="0" w:sz="6" w:val="single"/>
+            </w:tcBorders>
+            <w:tcMar>
+              <w:top w:w="120.0" w:type="dxa"/>
+              <w:left w:w="180.0" w:type="dxa"/>
+              <w:bottom w:w="120.0" w:type="dxa"/>
+              <w:right w:w="180.0" w:type="dxa"/>
+            </w:tcMar>
+            <w:vAlign w:val="top"/>
+          </w:tcPr>
+          <w:p>
+            <w:pPr>
+              <w:spacing w:after="480" w:lineRule="auto"/>
+              <w:jc w:val="both"/>
+              <w:rPr>
+                <w:rFonts w:ascii="Arial" w:cs="Arial" w:eastAsia="Arial" w:hAnsi="Arial"/>
+                <w:color w:val="00000a"/>
+              </w:rPr>
+            </w:pPr>
+            <w:r>
+              <w:rPr>
+                <w:rFonts w:ascii="Arial" w:cs="Arial" w:eastAsia="Arial" w:hAnsi="Arial"/>
+                <w:b w:val="1"/>
+                <w:bCs w:val="1"/>
+                <w:color w:val="00000a"/>
+                <w:rtl w:val="0"/>
+              </w:rPr>
               <w:t xml:space="preserve">Diseño Responsivo (RWD):</w:t>
             </w:r>
             <w:r>
@@ -4489,42 +6549,42 @@
           </w:tcPr>
           <w:p>
             <w:pPr>
-              <w:spacing w:after="480" w:line="276" w:lineRule="auto"/>
-              <w:jc w:val="both"/>
-              <w:rPr>
-                <w:rFonts w:ascii="Arial" w:cs="Arial" w:eastAsia="Arial" w:hAnsi="Arial"/>
-                <w:color w:val="00000a"/>
-              </w:rPr>
-            </w:pPr>
-            <w:r>
-              <w:rPr>
-                <w:rFonts w:ascii="Arial" w:cs="Arial" w:eastAsia="Arial" w:hAnsi="Arial"/>
-                <w:color w:val="00000a"/>
-                <w:rtl w:val="0"/>
-              </w:rPr>
-              <w:t xml:space="preserve">Tailwind CSS v3.3, score Google Lighthouse Usability $\ge 90/100$.</w:t>
-            </w:r>
-          </w:p>
-        </w:tc>
-        <w:tc>
-          <w:tcPr>
-            <w:tcBorders>
-              <w:top w:color="c4c7c5" w:space="0" w:sz="6" w:val="single"/>
-              <w:left w:color="c4c7c5" w:space="0" w:sz="6" w:val="single"/>
-              <w:bottom w:color="c4c7c5" w:space="0" w:sz="6" w:val="single"/>
-              <w:right w:color="c4c7c5" w:space="0" w:sz="6" w:val="single"/>
-            </w:tcBorders>
-            <w:tcMar>
-              <w:top w:w="120.0" w:type="dxa"/>
-              <w:left w:w="180.0" w:type="dxa"/>
-              <w:bottom w:w="120.0" w:type="dxa"/>
-              <w:right w:w="180.0" w:type="dxa"/>
-            </w:tcMar>
-            <w:vAlign w:val="top"/>
-          </w:tcPr>
-          <w:p>
-            <w:pPr>
-              <w:spacing w:after="480" w:line="276" w:lineRule="auto"/>
+              <w:spacing w:after="480" w:lineRule="auto"/>
+              <w:jc w:val="both"/>
+              <w:rPr>
+                <w:rFonts w:ascii="Arial" w:cs="Arial" w:eastAsia="Arial" w:hAnsi="Arial"/>
+                <w:color w:val="00000a"/>
+              </w:rPr>
+            </w:pPr>
+            <w:r>
+              <w:rPr>
+                <w:rFonts w:ascii="Arial" w:cs="Arial" w:eastAsia="Arial" w:hAnsi="Arial"/>
+                <w:color w:val="00000a"/>
+                <w:rtl w:val="0"/>
+              </w:rPr>
+              <w:t xml:space="preserve">Tailwind CSS v3.3, score Google  Responsivo al 99%</w:t>
+            </w:r>
+          </w:p>
+        </w:tc>
+        <w:tc>
+          <w:tcPr>
+            <w:tcBorders>
+              <w:top w:color="c4c7c5" w:space="0" w:sz="6" w:val="single"/>
+              <w:left w:color="c4c7c5" w:space="0" w:sz="6" w:val="single"/>
+              <w:bottom w:color="c4c7c5" w:space="0" w:sz="6" w:val="single"/>
+              <w:right w:color="c4c7c5" w:space="0" w:sz="6" w:val="single"/>
+            </w:tcBorders>
+            <w:tcMar>
+              <w:top w:w="120.0" w:type="dxa"/>
+              <w:left w:w="180.0" w:type="dxa"/>
+              <w:bottom w:w="120.0" w:type="dxa"/>
+              <w:right w:w="180.0" w:type="dxa"/>
+            </w:tcMar>
+            <w:vAlign w:val="top"/>
+          </w:tcPr>
+          <w:p>
+            <w:pPr>
+              <w:spacing w:after="480" w:lineRule="auto"/>
               <w:jc w:val="both"/>
               <w:rPr>
                 <w:rFonts w:ascii="Arial" w:cs="Arial" w:eastAsia="Arial" w:hAnsi="Arial"/>
@@ -4570,49 +6630,9 @@
               <w:jc w:val="both"/>
               <w:rPr>
                 <w:rFonts w:ascii="Arial" w:cs="Arial" w:eastAsia="Arial" w:hAnsi="Arial"/>
-                <w:color w:val="00000a"/>
-              </w:rPr>
-            </w:pPr>
-            <w:r>
-              <w:rPr>
-                <w:rFonts w:ascii="Arial" w:cs="Arial" w:eastAsia="Arial" w:hAnsi="Arial"/>
                 <w:b w:val="1"/>
                 <w:bCs w:val="1"/>
                 <w:color w:val="00000a"/>
-                <w:rtl w:val="0"/>
-              </w:rPr>
-              <w:t xml:space="preserve">RNF03</w:t>
-            </w:r>
-            <w:r>
-              <w:rPr>
-                <w:rtl w:val="0"/>
-              </w:rPr>
-            </w:r>
-          </w:p>
-        </w:tc>
-        <w:tc>
-          <w:tcPr>
-            <w:tcBorders>
-              <w:top w:color="c4c7c5" w:space="0" w:sz="6" w:val="single"/>
-              <w:left w:color="c4c7c5" w:space="0" w:sz="6" w:val="single"/>
-              <w:bottom w:color="c4c7c5" w:space="0" w:sz="6" w:val="single"/>
-              <w:right w:color="c4c7c5" w:space="0" w:sz="6" w:val="single"/>
-            </w:tcBorders>
-            <w:tcMar>
-              <w:top w:w="120.0" w:type="dxa"/>
-              <w:left w:w="180.0" w:type="dxa"/>
-              <w:bottom w:w="120.0" w:type="dxa"/>
-              <w:right w:w="180.0" w:type="dxa"/>
-            </w:tcMar>
-            <w:vAlign w:val="top"/>
-          </w:tcPr>
-          <w:p>
-            <w:pPr>
-              <w:spacing w:after="480" w:line="276" w:lineRule="auto"/>
-              <w:jc w:val="both"/>
-              <w:rPr>
-                <w:rFonts w:ascii="Arial" w:cs="Arial" w:eastAsia="Arial" w:hAnsi="Arial"/>
-                <w:color w:val="00000a"/>
               </w:rPr>
             </w:pPr>
             <w:r>
@@ -4623,15 +6643,7 @@
                 <w:color w:val="00000a"/>
                 <w:rtl w:val="0"/>
               </w:rPr>
-              <w:t xml:space="preserve">Seguridad y Enmascaramiento:</w:t>
-            </w:r>
-            <w:r>
-              <w:rPr>
-                <w:rFonts w:ascii="Arial" w:cs="Arial" w:eastAsia="Arial" w:hAnsi="Arial"/>
-                <w:color w:val="00000a"/>
-                <w:rtl w:val="0"/>
-              </w:rPr>
-              <w:t xml:space="preserve"> Cifrado de datos sensibles en tránsito y reposo.</w:t>
+              <w:t xml:space="preserve">RNF05</w:t>
             </w:r>
           </w:p>
         </w:tc>
@@ -4663,10 +6675,73 @@
             <w:r>
               <w:rPr>
                 <w:rFonts w:ascii="Arial" w:cs="Arial" w:eastAsia="Arial" w:hAnsi="Arial"/>
-                <w:color w:val="00000a"/>
-                <w:rtl w:val="0"/>
-              </w:rPr>
-              <w:t xml:space="preserve">Cifrado bcrypt (costo 10), HTTPS obligatorio (TLS/SSL).</w:t>
+                <w:b w:val="1"/>
+                <w:bCs w:val="1"/>
+                <w:color w:val="00000a"/>
+                <w:rtl w:val="0"/>
+              </w:rPr>
+              <w:t xml:space="preserve">Integridad Transaccional y Concurrencia:  </w:t>
+            </w:r>
+            <w:r>
+              <w:rPr>
+                <w:rFonts w:ascii="Arial" w:cs="Arial" w:eastAsia="Arial" w:hAnsi="Arial"/>
+                <w:color w:val="00000a"/>
+                <w:rtl w:val="0"/>
+              </w:rPr>
+              <w:t xml:space="preserve">La base de datos PostgreSQL debe mantener aislamiento ACID para evitar sobreventa cuando múltiples usuarios compren la misma talla en paralelo.</w:t>
+            </w:r>
+          </w:p>
+        </w:tc>
+        <w:tc>
+          <w:tcPr>
+            <w:tcBorders>
+              <w:top w:color="c4c7c5" w:space="0" w:sz="6" w:val="single"/>
+              <w:left w:color="c4c7c5" w:space="0" w:sz="6" w:val="single"/>
+              <w:bottom w:color="c4c7c5" w:space="0" w:sz="6" w:val="single"/>
+              <w:right w:color="c4c7c5" w:space="0" w:sz="6" w:val="single"/>
+            </w:tcBorders>
+            <w:tcMar>
+              <w:top w:w="120.0" w:type="dxa"/>
+              <w:left w:w="180.0" w:type="dxa"/>
+              <w:bottom w:w="120.0" w:type="dxa"/>
+              <w:right w:w="180.0" w:type="dxa"/>
+            </w:tcMar>
+            <w:vAlign w:val="top"/>
+          </w:tcPr>
+          <w:p>
+            <w:pPr>
+              <w:spacing w:after="480" w:line="276" w:lineRule="auto"/>
+              <w:jc w:val="both"/>
+              <w:rPr>
+                <w:rFonts w:ascii="Arial" w:cs="Arial" w:eastAsia="Arial" w:hAnsi="Arial"/>
+                <w:color w:val="00000a"/>
+              </w:rPr>
+            </w:pPr>
+            <w:r>
+              <w:rPr>
+                <w:rFonts w:ascii="Arial" w:cs="Arial" w:eastAsia="Arial" w:hAnsi="Arial"/>
+                <w:color w:val="00000a"/>
+                <w:rtl w:val="0"/>
+              </w:rPr>
+              <w:t xml:space="preserve">Aislamiento ACID</w:t>
+            </w:r>
+          </w:p>
+          <w:p>
+            <w:pPr>
+              <w:spacing w:after="480" w:line="276" w:lineRule="auto"/>
+              <w:jc w:val="both"/>
+              <w:rPr>
+                <w:rFonts w:ascii="Arial" w:cs="Arial" w:eastAsia="Arial" w:hAnsi="Arial"/>
+                <w:color w:val="00000a"/>
+              </w:rPr>
+            </w:pPr>
+            <w:r>
+              <w:rPr>
+                <w:rFonts w:ascii="Arial" w:cs="Arial" w:eastAsia="Arial" w:hAnsi="Arial"/>
+                <w:color w:val="00000a"/>
+                <w:rtl w:val="0"/>
+              </w:rPr>
+              <w:t xml:space="preserve">Evitar sobreventa al 95%</w:t>
             </w:r>
           </w:p>
         </w:tc>
@@ -4745,7 +6820,7 @@
                 <w:color w:val="00000a"/>
                 <w:rtl w:val="0"/>
               </w:rPr>
-              <w:t xml:space="preserve">RNF04</w:t>
+              <w:t xml:space="preserve">RNF06</w:t>
             </w:r>
             <w:r>
               <w:rPr>
@@ -4787,15 +6862,15 @@
                 <w:color w:val="00000a"/>
                 <w:rtl w:val="0"/>
               </w:rPr>
-              <w:t xml:space="preserve">Validación de Formularios:</w:t>
-            </w:r>
-            <w:r>
-              <w:rPr>
-                <w:rFonts w:ascii="Arial" w:cs="Arial" w:eastAsia="Arial" w:hAnsi="Arial"/>
-                <w:color w:val="00000a"/>
-                <w:rtl w:val="0"/>
-              </w:rPr>
-              <w:t xml:space="preserve"> Sanitización en cliente y servidor para evitar inyección de código.</w:t>
+              <w:t xml:space="preserve">Escalabilidad Modular de la Arquitectura: </w:t>
+            </w:r>
+            <w:r>
+              <w:rPr>
+                <w:rFonts w:ascii="Arial" w:cs="Arial" w:eastAsia="Arial" w:hAnsi="Arial"/>
+                <w:color w:val="00000a"/>
+                <w:rtl w:val="0"/>
+              </w:rPr>
+              <w:t xml:space="preserve">Desacoplamiento entre Frontend (React), Backend REST (Node.js) y Engine de ML (Python) para permitir mantenimiento independiente.</w:t>
             </w:r>
           </w:p>
         </w:tc>
@@ -4830,7 +6905,26 @@
                 <w:color w:val="00000a"/>
                 <w:rtl w:val="0"/>
               </w:rPr>
-              <w:t xml:space="preserve">React Hook Form + Zod (Front) / Express Validator (Back).</w:t>
+              <w:t xml:space="preserve">React, </w:t>
+            </w:r>
+            <w:hyperlink r:id="rId7">
+              <w:r>
+                <w:rPr>
+                  <w:rFonts w:ascii="Arial" w:cs="Arial" w:eastAsia="Arial" w:hAnsi="Arial"/>
+                  <w:color w:val="1155cc"/>
+                  <w:u w:val="single"/>
+                  <w:rtl w:val="0"/>
+                </w:rPr>
+                <w:t xml:space="preserve">Node.js</w:t>
+              </w:r>
+            </w:hyperlink>
+            <w:r>
+              <w:rPr>
+                <w:rFonts w:ascii="Arial" w:cs="Arial" w:eastAsia="Arial" w:hAnsi="Arial"/>
+                <w:color w:val="00000a"/>
+                <w:rtl w:val="0"/>
+              </w:rPr>
+              <w:t xml:space="preserve">, Python</w:t>
             </w:r>
           </w:p>
         </w:tc>
@@ -4871,6 +6965,16 @@
         </w:tc>
       </w:tr>
     </w:tbl>
+    <w:p>
+      <w:pPr>
+        <w:rPr/>
+      </w:pPr>
+      <w:r>
+        <w:rPr>
+          <w:rtl w:val="0"/>
+        </w:rPr>
+      </w:r>
+    </w:p>
     <w:p>
       <w:pPr>
         <w:pStyle w:val="Heading3"/>
@@ -4885,206 +6989,8 @@
           <w:szCs w:val="26"/>
         </w:rPr>
       </w:pPr>
-      <w:bookmarkStart w:colFirst="0" w:colLast="0" w:name="_heading=h.46zo9njwl54q" w:id="23"/>
-      <w:bookmarkEnd w:id="23"/>
-      <w:r>
-        <w:rPr>
-          <w:rtl w:val="0"/>
-        </w:rPr>
-      </w:r>
-    </w:p>
-    <w:p>
-      <w:pPr>
-        <w:pStyle w:val="Heading3"/>
-        <w:keepNext w:val="0"/>
-        <w:keepLines w:val="0"/>
-        <w:spacing w:before="0" w:line="276" w:lineRule="auto"/>
-        <w:jc w:val="both"/>
-        <w:rPr>
-          <w:rFonts w:ascii="Arial" w:cs="Arial" w:eastAsia="Arial" w:hAnsi="Arial"/>
-          <w:color w:val="00000a"/>
-          <w:sz w:val="26"/>
-          <w:szCs w:val="26"/>
-        </w:rPr>
-      </w:pPr>
-      <w:bookmarkStart w:colFirst="0" w:colLast="0" w:name="_heading=h.19bcf7o02tmn" w:id="24"/>
-      <w:bookmarkEnd w:id="24"/>
-      <w:r>
-        <w:rPr>
-          <w:rtl w:val="0"/>
-        </w:rPr>
-      </w:r>
-    </w:p>
-    <w:p>
-      <w:pPr>
-        <w:pStyle w:val="Heading3"/>
-        <w:keepNext w:val="0"/>
-        <w:keepLines w:val="0"/>
-        <w:spacing w:before="0" w:line="276" w:lineRule="auto"/>
-        <w:jc w:val="both"/>
-        <w:rPr>
-          <w:rFonts w:ascii="Arial" w:cs="Arial" w:eastAsia="Arial" w:hAnsi="Arial"/>
-          <w:color w:val="00000a"/>
-          <w:sz w:val="26"/>
-          <w:szCs w:val="26"/>
-        </w:rPr>
-      </w:pPr>
-      <w:bookmarkStart w:colFirst="0" w:colLast="0" w:name="_heading=h.7i8awc1da81o" w:id="25"/>
-      <w:bookmarkEnd w:id="25"/>
-      <w:r>
-        <w:rPr>
-          <w:rtl w:val="0"/>
-        </w:rPr>
-      </w:r>
-    </w:p>
-    <w:p>
-      <w:pPr>
-        <w:pStyle w:val="Heading3"/>
-        <w:keepNext w:val="0"/>
-        <w:keepLines w:val="0"/>
-        <w:spacing w:before="0" w:line="276" w:lineRule="auto"/>
-        <w:jc w:val="both"/>
-        <w:rPr>
-          <w:rFonts w:ascii="Arial" w:cs="Arial" w:eastAsia="Arial" w:hAnsi="Arial"/>
-          <w:color w:val="00000a"/>
-          <w:sz w:val="26"/>
-          <w:szCs w:val="26"/>
-        </w:rPr>
-      </w:pPr>
-      <w:bookmarkStart w:colFirst="0" w:colLast="0" w:name="_heading=h.xkc3fu1a2x4n" w:id="26"/>
-      <w:bookmarkEnd w:id="26"/>
-      <w:r>
-        <w:rPr>
-          <w:rtl w:val="0"/>
-        </w:rPr>
-      </w:r>
-    </w:p>
-    <w:p>
-      <w:pPr>
-        <w:pStyle w:val="Heading3"/>
-        <w:keepNext w:val="0"/>
-        <w:keepLines w:val="0"/>
-        <w:spacing w:before="0" w:line="276" w:lineRule="auto"/>
-        <w:jc w:val="both"/>
-        <w:rPr>
-          <w:rFonts w:ascii="Arial" w:cs="Arial" w:eastAsia="Arial" w:hAnsi="Arial"/>
-          <w:color w:val="00000a"/>
-          <w:sz w:val="26"/>
-          <w:szCs w:val="26"/>
-        </w:rPr>
-      </w:pPr>
-      <w:bookmarkStart w:colFirst="0" w:colLast="0" w:name="_heading=h.e5mh752odi0m" w:id="27"/>
-      <w:bookmarkEnd w:id="27"/>
-      <w:r>
-        <w:rPr>
-          <w:rtl w:val="0"/>
-        </w:rPr>
-      </w:r>
-    </w:p>
-    <w:p>
-      <w:pPr>
-        <w:pStyle w:val="Heading3"/>
-        <w:keepNext w:val="0"/>
-        <w:keepLines w:val="0"/>
-        <w:spacing w:before="0" w:line="276" w:lineRule="auto"/>
-        <w:jc w:val="both"/>
-        <w:rPr>
-          <w:rFonts w:ascii="Arial" w:cs="Arial" w:eastAsia="Arial" w:hAnsi="Arial"/>
-          <w:color w:val="00000a"/>
-          <w:sz w:val="26"/>
-          <w:szCs w:val="26"/>
-        </w:rPr>
-      </w:pPr>
-      <w:bookmarkStart w:colFirst="0" w:colLast="0" w:name="_heading=h.wbc8fgjnn4r5" w:id="28"/>
-      <w:bookmarkEnd w:id="28"/>
-      <w:r>
-        <w:rPr>
-          <w:rtl w:val="0"/>
-        </w:rPr>
-      </w:r>
-    </w:p>
-    <w:p>
-      <w:pPr>
-        <w:pStyle w:val="Heading3"/>
-        <w:keepNext w:val="0"/>
-        <w:keepLines w:val="0"/>
-        <w:spacing w:before="0" w:line="276" w:lineRule="auto"/>
-        <w:jc w:val="both"/>
-        <w:rPr>
-          <w:rFonts w:ascii="Arial" w:cs="Arial" w:eastAsia="Arial" w:hAnsi="Arial"/>
-          <w:color w:val="00000a"/>
-          <w:sz w:val="26"/>
-          <w:szCs w:val="26"/>
-        </w:rPr>
-      </w:pPr>
-      <w:bookmarkStart w:colFirst="0" w:colLast="0" w:name="_heading=h.5plmi25sxmkf" w:id="29"/>
-      <w:bookmarkEnd w:id="29"/>
-      <w:r>
-        <w:rPr>
-          <w:rtl w:val="0"/>
-        </w:rPr>
-      </w:r>
-    </w:p>
-    <w:p>
-      <w:pPr>
-        <w:pStyle w:val="Heading3"/>
-        <w:keepNext w:val="0"/>
-        <w:keepLines w:val="0"/>
-        <w:spacing w:before="0" w:line="276" w:lineRule="auto"/>
-        <w:jc w:val="both"/>
-        <w:rPr>
-          <w:rFonts w:ascii="Arial" w:cs="Arial" w:eastAsia="Arial" w:hAnsi="Arial"/>
-          <w:color w:val="00000a"/>
-          <w:sz w:val="26"/>
-          <w:szCs w:val="26"/>
-        </w:rPr>
-      </w:pPr>
-      <w:bookmarkStart w:colFirst="0" w:colLast="0" w:name="_heading=h.yf0aw7jyxlqr" w:id="30"/>
-      <w:bookmarkEnd w:id="30"/>
-      <w:r>
-        <w:rPr>
-          <w:rtl w:val="0"/>
-        </w:rPr>
-      </w:r>
-    </w:p>
-    <w:p>
-      <w:pPr>
-        <w:pStyle w:val="Heading3"/>
-        <w:keepNext w:val="0"/>
-        <w:keepLines w:val="0"/>
-        <w:spacing w:before="0" w:line="276" w:lineRule="auto"/>
-        <w:jc w:val="both"/>
-        <w:rPr>
-          <w:rFonts w:ascii="Arial" w:cs="Arial" w:eastAsia="Arial" w:hAnsi="Arial"/>
-          <w:color w:val="00000a"/>
-          <w:sz w:val="26"/>
-          <w:szCs w:val="26"/>
-        </w:rPr>
-      </w:pPr>
-      <w:bookmarkStart w:colFirst="0" w:colLast="0" w:name="_heading=h.lryp6j2kwrzb" w:id="31"/>
-      <w:bookmarkEnd w:id="31"/>
-      <w:r>
-        <w:rPr>
-          <w:rtl w:val="0"/>
-        </w:rPr>
-      </w:r>
-    </w:p>
-    <w:p>
-      <w:pPr>
-        <w:pStyle w:val="Heading3"/>
-        <w:keepNext w:val="0"/>
-        <w:keepLines w:val="0"/>
-        <w:spacing w:before="0" w:line="276" w:lineRule="auto"/>
-        <w:jc w:val="both"/>
-        <w:rPr>
-          <w:rFonts w:ascii="Arial" w:cs="Arial" w:eastAsia="Arial" w:hAnsi="Arial"/>
-          <w:color w:val="00000a"/>
-          <w:sz w:val="26"/>
-          <w:szCs w:val="26"/>
-        </w:rPr>
-      </w:pPr>
-      <w:bookmarkStart w:colFirst="0" w:colLast="0" w:name="_heading=h.l3f4atxrswmn" w:id="32"/>
-      <w:bookmarkEnd w:id="32"/>
+      <w:bookmarkStart w:colFirst="0" w:colLast="0" w:name="_heading=h.l3f4atxrswmn" w:id="42"/>
+      <w:bookmarkEnd w:id="42"/>
       <w:r>
         <w:rPr>
           <w:rFonts w:ascii="Arial" w:cs="Arial" w:eastAsia="Arial" w:hAnsi="Arial"/>
@@ -7473,8 +9379,8 @@
       </w:r>
     </w:p>
     <w:sectPr>
-      <w:headerReference r:id="rId7" w:type="default"/>
-      <w:footerReference r:id="rId8" w:type="default"/>
+      <w:headerReference r:id="rId8" w:type="default"/>
+      <w:footerReference r:id="rId9" w:type="default"/>
       <w:pgSz w:h="15842" w:w="12242" w:orient="portrait"/>
       <w:pgMar w:bottom="1134" w:top="1418" w:left="1134" w:right="1134" w:header="709" w:footer="132"/>
       <w:pgNumType w:start="1"/>
@@ -7489,7 +9395,6 @@
     <w:pPr>
       <w:keepNext w:val="0"/>
       <w:keepLines w:val="0"/>
-      <w:pageBreakBefore w:val="0"/>
       <w:widowControl w:val="1"/>
       <w:pBdr>
         <w:top w:space="0" w:sz="0" w:val="nil"/>
@@ -7553,7 +9458,6 @@
     <w:pPr>
       <w:keepNext w:val="0"/>
       <w:keepLines w:val="0"/>
-      <w:pageBreakBefore w:val="0"/>
       <w:widowControl w:val="1"/>
       <w:pBdr>
         <w:top w:space="0" w:sz="0" w:val="nil"/>
@@ -7611,7 +9515,6 @@
     <w:pPr>
       <w:keepNext w:val="0"/>
       <w:keepLines w:val="0"/>
-      <w:pageBreakBefore w:val="0"/>
       <w:widowControl w:val="0"/>
       <w:pBdr>
         <w:top w:space="0" w:sz="0" w:val="nil"/>
@@ -7671,7 +9574,6 @@
           <w:pPr>
             <w:keepNext w:val="0"/>
             <w:keepLines w:val="0"/>
-            <w:pageBreakBefore w:val="0"/>
             <w:widowControl w:val="1"/>
             <w:pBdr>
               <w:top w:space="0" w:sz="0" w:val="nil"/>
@@ -7717,7 +9619,6 @@
           <w:pPr>
             <w:keepNext w:val="0"/>
             <w:keepLines w:val="0"/>
-            <w:pageBreakBefore w:val="0"/>
             <w:widowControl w:val="1"/>
             <w:pBdr>
               <w:top w:space="0" w:sz="0" w:val="nil"/>
@@ -7770,7 +9671,7 @@
               <wp:inline distB="0" distT="0" distL="0" distR="0">
                 <wp:extent cx="999254" cy="288847"/>
                 <wp:effectExtent b="0" l="0" r="0" t="0"/>
-                <wp:docPr id="2" name="image1.png"/>
+                <wp:docPr id="3" name="image1.png"/>
                 <a:graphic>
                   <a:graphicData uri="http://schemas.openxmlformats.org/drawingml/2006/picture">
                     <pic:pic>
@@ -7826,7 +9727,6 @@
     <w:pPr>
       <w:keepNext w:val="0"/>
       <w:keepLines w:val="0"/>
-      <w:pageBreakBefore w:val="0"/>
       <w:widowControl w:val="1"/>
       <w:pBdr>
         <w:top w:space="0" w:sz="0" w:val="nil"/>
@@ -8206,8 +10106,8 @@
   <w:abstractNum w:abstractNumId="4">
     <w:lvl w:ilvl="0">
       <w:start w:val="1"/>
-      <w:numFmt w:val="decimal"/>
-      <w:lvlText w:val="%1."/>
+      <w:numFmt w:val="bullet"/>
+      <w:lvlText w:val="●"/>
       <w:lvlJc w:val="left"/>
       <w:pPr>
         <w:ind w:left="720" w:hanging="360"/>
@@ -8219,20 +10119,21 @@
     </w:lvl>
     <w:lvl w:ilvl="1">
       <w:start w:val="1"/>
-      <w:numFmt w:val="lowerLetter"/>
-      <w:lvlText w:val="%2."/>
+      <w:numFmt w:val="bullet"/>
+      <w:lvlText w:val="○"/>
       <w:lvlJc w:val="left"/>
       <w:pPr>
         <w:ind w:left="1440" w:hanging="360"/>
       </w:pPr>
       <w:rPr>
+        <w:rFonts w:ascii="Arial" w:cs="Arial" w:eastAsia="Arial" w:hAnsi="Arial"/>
         <w:u w:val="none"/>
       </w:rPr>
     </w:lvl>
     <w:lvl w:ilvl="2">
       <w:start w:val="1"/>
-      <w:numFmt w:val="lowerRoman"/>
-      <w:lvlText w:val="%3."/>
+      <w:numFmt w:val="bullet"/>
+      <w:lvlText w:val="■"/>
       <w:lvlJc w:val="left"/>
       <w:pPr>
         <w:ind w:left="2160" w:hanging="360"/>
@@ -8243,8 +10144,8 @@
     </w:lvl>
     <w:lvl w:ilvl="3">
       <w:start w:val="1"/>
-      <w:numFmt w:val="decimal"/>
-      <w:lvlText w:val="%4."/>
+      <w:numFmt w:val="bullet"/>
+      <w:lvlText w:val="●"/>
       <w:lvlJc w:val="left"/>
       <w:pPr>
         <w:ind w:left="2880" w:hanging="360"/>
@@ -8255,8 +10156,8 @@
     </w:lvl>
     <w:lvl w:ilvl="4">
       <w:start w:val="1"/>
-      <w:numFmt w:val="lowerLetter"/>
-      <w:lvlText w:val="%5."/>
+      <w:numFmt w:val="bullet"/>
+      <w:lvlText w:val="○"/>
       <w:lvlJc w:val="left"/>
       <w:pPr>
         <w:ind w:left="3600" w:hanging="360"/>
@@ -8267,8 +10168,8 @@
     </w:lvl>
     <w:lvl w:ilvl="5">
       <w:start w:val="1"/>
-      <w:numFmt w:val="lowerRoman"/>
-      <w:lvlText w:val="%6."/>
+      <w:numFmt w:val="bullet"/>
+      <w:lvlText w:val="■"/>
       <w:lvlJc w:val="left"/>
       <w:pPr>
         <w:ind w:left="4320" w:hanging="360"/>
@@ -8279,8 +10180,8 @@
     </w:lvl>
     <w:lvl w:ilvl="6">
       <w:start w:val="1"/>
-      <w:numFmt w:val="decimal"/>
-      <w:lvlText w:val="%7."/>
+      <w:numFmt w:val="bullet"/>
+      <w:lvlText w:val="●"/>
       <w:lvlJc w:val="left"/>
       <w:pPr>
         <w:ind w:left="5040" w:hanging="360"/>
@@ -8291,8 +10192,8 @@
     </w:lvl>
     <w:lvl w:ilvl="7">
       <w:start w:val="1"/>
-      <w:numFmt w:val="lowerLetter"/>
-      <w:lvlText w:val="%8."/>
+      <w:numFmt w:val="bullet"/>
+      <w:lvlText w:val="○"/>
       <w:lvlJc w:val="left"/>
       <w:pPr>
         <w:ind w:left="5760" w:hanging="360"/>
@@ -8303,8 +10204,8 @@
     </w:lvl>
     <w:lvl w:ilvl="8">
       <w:start w:val="1"/>
-      <w:numFmt w:val="lowerRoman"/>
-      <w:lvlText w:val="%9."/>
+      <w:numFmt w:val="bullet"/>
+      <w:lvlText w:val="■"/>
       <w:lvlJc w:val="left"/>
       <w:pPr>
         <w:ind w:left="6480" w:hanging="360"/>
@@ -8428,8 +10329,8 @@
   <w:abstractNum w:abstractNumId="6">
     <w:lvl w:ilvl="0">
       <w:start w:val="1"/>
-      <w:numFmt w:val="decimal"/>
-      <w:lvlText w:val="%1."/>
+      <w:numFmt w:val="bullet"/>
+      <w:lvlText w:val="●"/>
       <w:lvlJc w:val="left"/>
       <w:pPr>
         <w:ind w:left="720" w:hanging="360"/>
@@ -8441,8 +10342,8 @@
     </w:lvl>
     <w:lvl w:ilvl="1">
       <w:start w:val="1"/>
-      <w:numFmt w:val="lowerLetter"/>
-      <w:lvlText w:val="%2."/>
+      <w:numFmt w:val="bullet"/>
+      <w:lvlText w:val="○"/>
       <w:lvlJc w:val="left"/>
       <w:pPr>
         <w:ind w:left="1440" w:hanging="360"/>
@@ -8453,8 +10354,8 @@
     </w:lvl>
     <w:lvl w:ilvl="2">
       <w:start w:val="1"/>
-      <w:numFmt w:val="lowerRoman"/>
-      <w:lvlText w:val="%3."/>
+      <w:numFmt w:val="bullet"/>
+      <w:lvlText w:val="■"/>
       <w:lvlJc w:val="left"/>
       <w:pPr>
         <w:ind w:left="2160" w:hanging="360"/>
@@ -8465,8 +10366,8 @@
     </w:lvl>
     <w:lvl w:ilvl="3">
       <w:start w:val="1"/>
-      <w:numFmt w:val="decimal"/>
-      <w:lvlText w:val="%4."/>
+      <w:numFmt w:val="bullet"/>
+      <w:lvlText w:val="●"/>
       <w:lvlJc w:val="left"/>
       <w:pPr>
         <w:ind w:left="2880" w:hanging="360"/>
@@ -8477,8 +10378,8 @@
     </w:lvl>
     <w:lvl w:ilvl="4">
       <w:start w:val="1"/>
-      <w:numFmt w:val="lowerLetter"/>
-      <w:lvlText w:val="%5."/>
+      <w:numFmt w:val="bullet"/>
+      <w:lvlText w:val="○"/>
       <w:lvlJc w:val="left"/>
       <w:pPr>
         <w:ind w:left="3600" w:hanging="360"/>
@@ -8489,8 +10390,8 @@
     </w:lvl>
     <w:lvl w:ilvl="5">
       <w:start w:val="1"/>
-      <w:numFmt w:val="lowerRoman"/>
-      <w:lvlText w:val="%6."/>
+      <w:numFmt w:val="bullet"/>
+      <w:lvlText w:val="■"/>
       <w:lvlJc w:val="left"/>
       <w:pPr>
         <w:ind w:left="4320" w:hanging="360"/>
@@ -8501,8 +10402,8 @@
     </w:lvl>
     <w:lvl w:ilvl="6">
       <w:start w:val="1"/>
-      <w:numFmt w:val="decimal"/>
-      <w:lvlText w:val="%7."/>
+      <w:numFmt w:val="bullet"/>
+      <w:lvlText w:val="●"/>
       <w:lvlJc w:val="left"/>
       <w:pPr>
         <w:ind w:left="5040" w:hanging="360"/>
@@ -8513,8 +10414,8 @@
     </w:lvl>
     <w:lvl w:ilvl="7">
       <w:start w:val="1"/>
-      <w:numFmt w:val="lowerLetter"/>
-      <w:lvlText w:val="%8."/>
+      <w:numFmt w:val="bullet"/>
+      <w:lvlText w:val="○"/>
       <w:lvlJc w:val="left"/>
       <w:pPr>
         <w:ind w:left="5760" w:hanging="360"/>
@@ -8525,8 +10426,8 @@
     </w:lvl>
     <w:lvl w:ilvl="8">
       <w:start w:val="1"/>
-      <w:numFmt w:val="lowerRoman"/>
-      <w:lvlText w:val="%9."/>
+      <w:numFmt w:val="bullet"/>
+      <w:lvlText w:val="■"/>
       <w:lvlJc w:val="left"/>
       <w:pPr>
         <w:ind w:left="6480" w:hanging="360"/>
@@ -8650,8 +10551,8 @@
   <w:abstractNum w:abstractNumId="8">
     <w:lvl w:ilvl="0">
       <w:start w:val="1"/>
-      <w:numFmt w:val="bullet"/>
-      <w:lvlText w:val="●"/>
+      <w:numFmt w:val="decimal"/>
+      <w:lvlText w:val="%1."/>
       <w:lvlJc w:val="left"/>
       <w:pPr>
         <w:ind w:left="720" w:hanging="360"/>
@@ -8663,8 +10564,8 @@
     </w:lvl>
     <w:lvl w:ilvl="1">
       <w:start w:val="1"/>
-      <w:numFmt w:val="bullet"/>
-      <w:lvlText w:val="○"/>
+      <w:numFmt w:val="lowerLetter"/>
+      <w:lvlText w:val="%2."/>
       <w:lvlJc w:val="left"/>
       <w:pPr>
         <w:ind w:left="1440" w:hanging="360"/>
@@ -8675,8 +10576,8 @@
     </w:lvl>
     <w:lvl w:ilvl="2">
       <w:start w:val="1"/>
-      <w:numFmt w:val="bullet"/>
-      <w:lvlText w:val="■"/>
+      <w:numFmt w:val="lowerRoman"/>
+      <w:lvlText w:val="%3."/>
       <w:lvlJc w:val="left"/>
       <w:pPr>
         <w:ind w:left="2160" w:hanging="360"/>
@@ -8687,8 +10588,8 @@
     </w:lvl>
     <w:lvl w:ilvl="3">
       <w:start w:val="1"/>
-      <w:numFmt w:val="bullet"/>
-      <w:lvlText w:val="●"/>
+      <w:numFmt w:val="decimal"/>
+      <w:lvlText w:val="%4."/>
       <w:lvlJc w:val="left"/>
       <w:pPr>
         <w:ind w:left="2880" w:hanging="360"/>
@@ -8699,8 +10600,8 @@
     </w:lvl>
     <w:lvl w:ilvl="4">
       <w:start w:val="1"/>
-      <w:numFmt w:val="bullet"/>
-      <w:lvlText w:val="○"/>
+      <w:numFmt w:val="lowerLetter"/>
+      <w:lvlText w:val="%5."/>
       <w:lvlJc w:val="left"/>
       <w:pPr>
         <w:ind w:left="3600" w:hanging="360"/>
@@ -8711,8 +10612,8 @@
     </w:lvl>
     <w:lvl w:ilvl="5">
       <w:start w:val="1"/>
-      <w:numFmt w:val="bullet"/>
-      <w:lvlText w:val="■"/>
+      <w:numFmt w:val="lowerRoman"/>
+      <w:lvlText w:val="%6."/>
       <w:lvlJc w:val="left"/>
       <w:pPr>
         <w:ind w:left="4320" w:hanging="360"/>
@@ -8723,8 +10624,8 @@
     </w:lvl>
     <w:lvl w:ilvl="6">
       <w:start w:val="1"/>
-      <w:numFmt w:val="bullet"/>
-      <w:lvlText w:val="●"/>
+      <w:numFmt w:val="decimal"/>
+      <w:lvlText w:val="%7."/>
       <w:lvlJc w:val="left"/>
       <w:pPr>
         <w:ind w:left="5040" w:hanging="360"/>
@@ -8735,8 +10636,8 @@
     </w:lvl>
     <w:lvl w:ilvl="7">
       <w:start w:val="1"/>
-      <w:numFmt w:val="bullet"/>
-      <w:lvlText w:val="○"/>
+      <w:numFmt w:val="lowerLetter"/>
+      <w:lvlText w:val="%8."/>
       <w:lvlJc w:val="left"/>
       <w:pPr>
         <w:ind w:left="5760" w:hanging="360"/>
@@ -8747,8 +10648,8 @@
     </w:lvl>
     <w:lvl w:ilvl="8">
       <w:start w:val="1"/>
-      <w:numFmt w:val="bullet"/>
-      <w:lvlText w:val="■"/>
+      <w:numFmt w:val="lowerRoman"/>
+      <w:lvlText w:val="%9."/>
       <w:lvlJc w:val="left"/>
       <w:pPr>
         <w:ind w:left="6480" w:hanging="360"/>
@@ -8872,8 +10773,8 @@
   <w:abstractNum w:abstractNumId="10">
     <w:lvl w:ilvl="0">
       <w:start w:val="1"/>
-      <w:numFmt w:val="bullet"/>
-      <w:lvlText w:val="●"/>
+      <w:numFmt w:val="decimal"/>
+      <w:lvlText w:val="%1."/>
       <w:lvlJc w:val="left"/>
       <w:pPr>
         <w:ind w:left="720" w:hanging="360"/>
@@ -8885,8 +10786,8 @@
     </w:lvl>
     <w:lvl w:ilvl="1">
       <w:start w:val="1"/>
-      <w:numFmt w:val="bullet"/>
-      <w:lvlText w:val="○"/>
+      <w:numFmt w:val="lowerLetter"/>
+      <w:lvlText w:val="%2."/>
       <w:lvlJc w:val="left"/>
       <w:pPr>
         <w:ind w:left="1440" w:hanging="360"/>
@@ -8897,8 +10798,8 @@
     </w:lvl>
     <w:lvl w:ilvl="2">
       <w:start w:val="1"/>
-      <w:numFmt w:val="bullet"/>
-      <w:lvlText w:val="■"/>
+      <w:numFmt w:val="lowerRoman"/>
+      <w:lvlText w:val="%3."/>
       <w:lvlJc w:val="left"/>
       <w:pPr>
         <w:ind w:left="2160" w:hanging="360"/>
@@ -8909,8 +10810,8 @@
     </w:lvl>
     <w:lvl w:ilvl="3">
       <w:start w:val="1"/>
-      <w:numFmt w:val="bullet"/>
-      <w:lvlText w:val="●"/>
+      <w:numFmt w:val="decimal"/>
+      <w:lvlText w:val="%4."/>
       <w:lvlJc w:val="left"/>
       <w:pPr>
         <w:ind w:left="2880" w:hanging="360"/>
@@ -8921,8 +10822,8 @@
     </w:lvl>
     <w:lvl w:ilvl="4">
       <w:start w:val="1"/>
-      <w:numFmt w:val="bullet"/>
-      <w:lvlText w:val="○"/>
+      <w:numFmt w:val="lowerLetter"/>
+      <w:lvlText w:val="%5."/>
       <w:lvlJc w:val="left"/>
       <w:pPr>
         <w:ind w:left="3600" w:hanging="360"/>
@@ -8933,8 +10834,8 @@
     </w:lvl>
     <w:lvl w:ilvl="5">
       <w:start w:val="1"/>
-      <w:numFmt w:val="bullet"/>
-      <w:lvlText w:val="■"/>
+      <w:numFmt w:val="lowerRoman"/>
+      <w:lvlText w:val="%6."/>
       <w:lvlJc w:val="left"/>
       <w:pPr>
         <w:ind w:left="4320" w:hanging="360"/>
@@ -8945,8 +10846,8 @@
     </w:lvl>
     <w:lvl w:ilvl="6">
       <w:start w:val="1"/>
-      <w:numFmt w:val="bullet"/>
-      <w:lvlText w:val="●"/>
+      <w:numFmt w:val="decimal"/>
+      <w:lvlText w:val="%7."/>
       <w:lvlJc w:val="left"/>
       <w:pPr>
         <w:ind w:left="5040" w:hanging="360"/>
@@ -8957,8 +10858,8 @@
     </w:lvl>
     <w:lvl w:ilvl="7">
       <w:start w:val="1"/>
-      <w:numFmt w:val="bullet"/>
-      <w:lvlText w:val="○"/>
+      <w:numFmt w:val="lowerLetter"/>
+      <w:lvlText w:val="%8."/>
       <w:lvlJc w:val="left"/>
       <w:pPr>
         <w:ind w:left="5760" w:hanging="360"/>
@@ -8969,8 +10870,8 @@
     </w:lvl>
     <w:lvl w:ilvl="8">
       <w:start w:val="1"/>
-      <w:numFmt w:val="bullet"/>
-      <w:lvlText w:val="■"/>
+      <w:numFmt w:val="lowerRoman"/>
+      <w:lvlText w:val="%9."/>
       <w:lvlJc w:val="left"/>
       <w:pPr>
         <w:ind w:left="6480" w:hanging="360"/>
@@ -9114,7 +11015,6 @@
         <w:ind w:left="1440" w:hanging="360"/>
       </w:pPr>
       <w:rPr>
-        <w:rFonts w:ascii="Arial" w:cs="Arial" w:eastAsia="Arial" w:hAnsi="Arial"/>
         <w:u w:val="none"/>
       </w:rPr>
     </w:lvl>
@@ -9506,6 +11406,20 @@
       <w:sz w:val="52"/>
       <w:szCs w:val="52"/>
     </w:rPr>
+  </w:style>
+  <w:style w:type="table" w:styleId="TableNormal" w:default="1">
+    <w:name w:val="TableNormal"/>
+    <w:tblPr>
+      <w:tblCellMar>
+        <w:top w:w="100.0" w:type="dxa"/>
+        <w:left w:w="100.0" w:type="dxa"/>
+        <w:bottom w:w="100.0" w:type="dxa"/>
+        <w:right w:w="100.0" w:type="dxa"/>
+      </w:tblCellMar>
+    </w:tblPr>
+  </w:style>
+  <w:style w:type="paragraph" w:styleId="Normal" w:default="1">
+    <w:name w:val="normal"/>
   </w:style>
   <w:style w:type="character" w:styleId="Fuentedeprrafopredeter" w:default="1">
     <w:name w:val="Default Paragraph Font"/>
@@ -9706,6 +11620,46 @@
       <w:lang w:eastAsia="es-ES_tradnl" w:val="es-CL"/>
     </w:rPr>
   </w:style>
+  <w:style w:type="table" w:styleId="Table1">
+    <w:basedOn w:val="TableNormal"/>
+    <w:tblPr>
+      <w:tblStyleRowBandSize w:val="1"/>
+      <w:tblStyleColBandSize w:val="1"/>
+      <w:tblCellMar/>
+    </w:tblPr>
+  </w:style>
+  <w:style w:type="table" w:styleId="Table2">
+    <w:basedOn w:val="TableNormal"/>
+    <w:tblPr>
+      <w:tblStyleRowBandSize w:val="1"/>
+      <w:tblStyleColBandSize w:val="1"/>
+      <w:tblCellMar/>
+    </w:tblPr>
+  </w:style>
+  <w:style w:type="table" w:styleId="Table3">
+    <w:basedOn w:val="TableNormal"/>
+    <w:tblPr>
+      <w:tblStyleRowBandSize w:val="1"/>
+      <w:tblStyleColBandSize w:val="1"/>
+      <w:tblCellMar/>
+    </w:tblPr>
+  </w:style>
+  <w:style w:type="table" w:styleId="Table4">
+    <w:basedOn w:val="TableNormal"/>
+    <w:pPr>
+      <w:spacing w:after="0" w:line="240" w:lineRule="auto"/>
+    </w:pPr>
+    <w:tblPr>
+      <w:tblStyleRowBandSize w:val="1"/>
+      <w:tblStyleColBandSize w:val="1"/>
+      <w:tblCellMar>
+        <w:top w:w="0.0" w:type="dxa"/>
+        <w:left w:w="108.0" w:type="dxa"/>
+        <w:bottom w:w="0.0" w:type="dxa"/>
+        <w:right w:w="108.0" w:type="dxa"/>
+      </w:tblCellMar>
+    </w:tblPr>
+  </w:style>
   <w:style w:type="paragraph" w:styleId="Subtitle">
     <w:name w:val="Subtitle"/>
     <w:basedOn w:val="Normal"/>
@@ -9730,7 +11684,12 @@
     <w:tblPr>
       <w:tblStyleRowBandSize w:val="1"/>
       <w:tblStyleColBandSize w:val="1"/>
-      <w:tblCellMar/>
+      <w:tblCellMar>
+        <w:top w:w="100.0" w:type="dxa"/>
+        <w:left w:w="100.0" w:type="dxa"/>
+        <w:bottom w:w="100.0" w:type="dxa"/>
+        <w:right w:w="100.0" w:type="dxa"/>
+      </w:tblCellMar>
     </w:tblPr>
   </w:style>
   <w:style w:type="table" w:styleId="Table2">
@@ -9738,7 +11697,12 @@
     <w:tblPr>
       <w:tblStyleRowBandSize w:val="1"/>
       <w:tblStyleColBandSize w:val="1"/>
-      <w:tblCellMar/>
+      <w:tblCellMar>
+        <w:top w:w="100.0" w:type="dxa"/>
+        <w:left w:w="100.0" w:type="dxa"/>
+        <w:bottom w:w="100.0" w:type="dxa"/>
+        <w:right w:w="100.0" w:type="dxa"/>
+      </w:tblCellMar>
     </w:tblPr>
   </w:style>
   <w:style w:type="table" w:styleId="Table3">
@@ -9746,7 +11710,12 @@
     <w:tblPr>
       <w:tblStyleRowBandSize w:val="1"/>
       <w:tblStyleColBandSize w:val="1"/>
-      <w:tblCellMar/>
+      <w:tblCellMar>
+        <w:top w:w="100.0" w:type="dxa"/>
+        <w:left w:w="100.0" w:type="dxa"/>
+        <w:bottom w:w="100.0" w:type="dxa"/>
+        <w:right w:w="100.0" w:type="dxa"/>
+      </w:tblCellMar>
     </w:tblPr>
   </w:style>
   <w:style w:type="table" w:styleId="Table4">
@@ -10055,7 +12024,7 @@
 
 <file path=customXML/item1.xml><?xml version="1.0" encoding="utf-8"?>
 <go:gDocsCustomXmlDataStorage xmlns:go="http://customooxmlschemas.google.com/" xmlns:r="http://schemas.openxmlformats.org/officeDocument/2006/relationships" uri="GoogleDocsCustomDataVersion2">
-  <go:docsCustomData xmlns:go="http://customooxmlschemas.google.com/" roundtripDataSignature="AMtx7mhgmbvHgmk5pdOl9hw/GfQ3WVd31w==">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</go:docsCustomData>
+  <go:docsCustomData xmlns:go="http://customooxmlschemas.google.com/" roundtripDataSignature="AMtx7mhjhaWSu88Mr+jKNdKN4vL54xWMHQ==">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</go:docsCustomData>
 </go:gDocsCustomXmlDataStorage>
 </file>
 
